--- a/docs/evaluator_reference.docx
+++ b/docs/evaluator_reference.docx
@@ -4,7 +4,7 @@
   <w:body>
     <w:p>
       <w:pPr>
-        <w:pStyle w:val="Title"/>
+        <w:pStyle w:val="Heading1"/>
       </w:pPr>
       <w:r>
         <w:t>Evaluator Reference — PlayReady QA Automation</w:t>
@@ -27,8 +27,6 @@
       <w:r>
         <w:rPr>
           <w:rFonts w:ascii="Consolas" w:hAnsi="Consolas"/>
-          <w:color w:val="C7254E"/>
-          <w:sz w:val="19"/>
         </w:rPr>
         <w:t>deepeval</w:t>
       </w:r>
@@ -57,8 +55,6 @@
       <w:r>
         <w:rPr>
           <w:rFonts w:ascii="Consolas" w:hAnsi="Consolas"/>
-          <w:color w:val="C7254E"/>
-          <w:sz w:val="19"/>
         </w:rPr>
         <w:t>FW_META</w:t>
       </w:r>
@@ -68,8 +64,6 @@
       <w:r>
         <w:rPr>
           <w:rFonts w:ascii="Consolas" w:hAnsi="Consolas"/>
-          <w:color w:val="C7254E"/>
-          <w:sz w:val="19"/>
         </w:rPr>
         <w:t>dashboard.html</w:t>
       </w:r>
@@ -150,7 +144,7 @@
           </w:tcPr>
           <w:p>
             <w:r>
-              <w:t>---</w:t>
+              <w:t>RAGAS</w:t>
             </w:r>
           </w:p>
         </w:tc>
@@ -160,7 +154,13 @@
           </w:tcPr>
           <w:p>
             <w:r>
-              <w:t>---</w:t>
+              <w:rPr>
+                <w:rFonts w:ascii="Consolas" w:hAnsi="Consolas"/>
+              </w:rPr>
+              <w:t>#6366F1</w:t>
+            </w:r>
+            <w:r>
+              <w:t xml:space="preserve"> indigo</w:t>
             </w:r>
           </w:p>
         </w:tc>
@@ -170,7 +170,10 @@
           </w:tcPr>
           <w:p>
             <w:r>
-              <w:t>---</w:t>
+              <w:rPr>
+                <w:rFonts w:ascii="Consolas" w:hAnsi="Consolas"/>
+              </w:rPr>
+              <w:t>ragas_layer/ragas_runner.py</w:t>
             </w:r>
           </w:p>
         </w:tc>
@@ -180,7 +183,7 @@
           </w:tcPr>
           <w:p>
             <w:r>
-              <w:t>---</w:t>
+              <w:t>Primary RAG-quality scorer (LLM + embeddings)</w:t>
             </w:r>
           </w:p>
         </w:tc>
@@ -192,7 +195,7 @@
           </w:tcPr>
           <w:p>
             <w:r>
-              <w:t>RAGAS</w:t>
+              <w:t>Azure Foundry</w:t>
             </w:r>
           </w:p>
         </w:tc>
@@ -204,13 +207,11 @@
             <w:r>
               <w:rPr>
                 <w:rFonts w:ascii="Consolas" w:hAnsi="Consolas"/>
-                <w:color w:val="C7254E"/>
-                <w:sz w:val="19"/>
               </w:rPr>
-              <w:t>#6366F1</w:t>
-            </w:r>
-            <w:r>
-              <w:t xml:space="preserve"> indigo</w:t>
+              <w:t>#10B981</w:t>
+            </w:r>
+            <w:r>
+              <w:t xml:space="preserve"> teal</w:t>
             </w:r>
           </w:p>
         </w:tc>
@@ -222,10 +223,8 @@
             <w:r>
               <w:rPr>
                 <w:rFonts w:ascii="Consolas" w:hAnsi="Consolas"/>
-                <w:color w:val="C7254E"/>
-                <w:sz w:val="19"/>
               </w:rPr>
-              <w:t>ragas_layer/ragas_runner.py</w:t>
+              <w:t>foundry_layer/foundry_evaluator.py</w:t>
             </w:r>
           </w:p>
         </w:tc>
@@ -235,7 +234,7 @@
           </w:tcPr>
           <w:p>
             <w:r>
-              <w:t>Primary RAG-quality scorer (LLM + embeddings)</w:t>
+              <w:t>Foundry-hosted quality / NLP-overlap / content-safety scorer</w:t>
             </w:r>
           </w:p>
         </w:tc>
@@ -247,7 +246,7 @@
           </w:tcPr>
           <w:p>
             <w:r>
-              <w:t>Azure Foundry</w:t>
+              <w:t>DSPy</w:t>
             </w:r>
           </w:p>
         </w:tc>
@@ -259,13 +258,11 @@
             <w:r>
               <w:rPr>
                 <w:rFonts w:ascii="Consolas" w:hAnsi="Consolas"/>
-                <w:color w:val="C7254E"/>
-                <w:sz w:val="19"/>
               </w:rPr>
-              <w:t>#10B981</w:t>
-            </w:r>
-            <w:r>
-              <w:t xml:space="preserve"> teal</w:t>
+              <w:t>#F59E0B</w:t>
+            </w:r>
+            <w:r>
+              <w:t xml:space="preserve"> amber</w:t>
             </w:r>
           </w:p>
         </w:tc>
@@ -277,10 +274,17 @@
             <w:r>
               <w:rPr>
                 <w:rFonts w:ascii="Consolas" w:hAnsi="Consolas"/>
-                <w:color w:val="C7254E"/>
-                <w:sz w:val="19"/>
               </w:rPr>
-              <w:t>foundry_layer/foundry_evaluator.py</w:t>
+              <w:t>dspy_layer/ui_to_dspy.py</w:t>
+            </w:r>
+            <w:r>
+              <w:t xml:space="preserve">, </w:t>
+            </w:r>
+            <w:r>
+              <w:rPr>
+                <w:rFonts w:ascii="Consolas" w:hAnsi="Consolas"/>
+              </w:rPr>
+              <w:t>ragas_layer/dspy_to_ragas.py</w:t>
             </w:r>
           </w:p>
         </w:tc>
@@ -290,7 +294,7 @@
           </w:tcPr>
           <w:p>
             <w:r>
-              <w:t>Foundry-hosted quality / NLP-overlap / content-safety scorer</w:t>
+              <w:t>Adapter &amp; document-grounding bridge → feeds RAGAS</w:t>
             </w:r>
           </w:p>
         </w:tc>
@@ -302,7 +306,7 @@
           </w:tcPr>
           <w:p>
             <w:r>
-              <w:t>DSPy</w:t>
+              <w:t>DeepEval</w:t>
             </w:r>
           </w:p>
         </w:tc>
@@ -314,13 +318,11 @@
             <w:r>
               <w:rPr>
                 <w:rFonts w:ascii="Consolas" w:hAnsi="Consolas"/>
-                <w:color w:val="C7254E"/>
-                <w:sz w:val="19"/>
               </w:rPr>
-              <w:t>#F59E0B</w:t>
-            </w:r>
-            <w:r>
-              <w:t xml:space="preserve"> amber</w:t>
+              <w:t>#A78BFA</w:t>
+            </w:r>
+            <w:r>
+              <w:t xml:space="preserve"> purple</w:t>
             </w:r>
           </w:p>
         </w:tc>
@@ -332,74 +334,6 @@
             <w:r>
               <w:rPr>
                 <w:rFonts w:ascii="Consolas" w:hAnsi="Consolas"/>
-                <w:color w:val="C7254E"/>
-                <w:sz w:val="19"/>
-              </w:rPr>
-              <w:t>dspy_layer/ui_to_dspy.py</w:t>
-            </w:r>
-            <w:r>
-              <w:t xml:space="preserve">, </w:t>
-            </w:r>
-            <w:r>
-              <w:rPr>
-                <w:rFonts w:ascii="Consolas" w:hAnsi="Consolas"/>
-                <w:color w:val="C7254E"/>
-                <w:sz w:val="19"/>
-              </w:rPr>
-              <w:t>ragas_layer/dspy_to_ragas.py</w:t>
-            </w:r>
-          </w:p>
-        </w:tc>
-        <w:tc>
-          <w:tcPr>
-            <w:tcW w:type="dxa" w:w="2160"/>
-          </w:tcPr>
-          <w:p>
-            <w:r>
-              <w:t>Adapter &amp; document-grounding bridge → feeds RAGAS</w:t>
-            </w:r>
-          </w:p>
-        </w:tc>
-      </w:tr>
-      <w:tr>
-        <w:tc>
-          <w:tcPr>
-            <w:tcW w:type="dxa" w:w="2160"/>
-          </w:tcPr>
-          <w:p>
-            <w:r>
-              <w:t>DeepEval</w:t>
-            </w:r>
-          </w:p>
-        </w:tc>
-        <w:tc>
-          <w:tcPr>
-            <w:tcW w:type="dxa" w:w="2160"/>
-          </w:tcPr>
-          <w:p>
-            <w:r>
-              <w:rPr>
-                <w:rFonts w:ascii="Consolas" w:hAnsi="Consolas"/>
-                <w:color w:val="C7254E"/>
-                <w:sz w:val="19"/>
-              </w:rPr>
-              <w:t>#A78BFA</w:t>
-            </w:r>
-            <w:r>
-              <w:t xml:space="preserve"> purple</w:t>
-            </w:r>
-          </w:p>
-        </w:tc>
-        <w:tc>
-          <w:tcPr>
-            <w:tcW w:type="dxa" w:w="2160"/>
-          </w:tcPr>
-          <w:p>
-            <w:r>
-              <w:rPr>
-                <w:rFonts w:ascii="Consolas" w:hAnsi="Consolas"/>
-                <w:color w:val="C7254E"/>
-                <w:sz w:val="19"/>
               </w:rPr>
               <w:t>deepeval_layer/deepeval_evaluator.py</w:t>
             </w:r>
@@ -432,8 +366,6 @@
       <w:r>
         <w:rPr>
           <w:rFonts w:ascii="Consolas" w:hAnsi="Consolas"/>
-          <w:color w:val="C7254E"/>
-          <w:sz w:val="19"/>
         </w:rPr>
         <w:t>ragas_layer/ragas_runner.py</w:t>
       </w:r>
@@ -448,8 +380,6 @@
       <w:r>
         <w:rPr>
           <w:rFonts w:ascii="Consolas" w:hAnsi="Consolas"/>
-          <w:color w:val="C7254E"/>
-          <w:sz w:val="19"/>
         </w:rPr>
         <w:t>RAGAS_FAITHFULNESS_THRESHOLD=0.70</w:t>
       </w:r>
@@ -538,7 +468,10 @@
           </w:tcPr>
           <w:p>
             <w:r>
-              <w:t>---</w:t>
+              <w:rPr>
+                <w:rFonts w:ascii="Consolas" w:hAnsi="Consolas"/>
+              </w:rPr>
+              <w:t>answer_relevancy</w:t>
             </w:r>
           </w:p>
         </w:tc>
@@ -548,7 +481,10 @@
           </w:tcPr>
           <w:p>
             <w:r>
-              <w:t>---</w:t>
+              <w:rPr>
+                <w:rFonts w:ascii="Consolas" w:hAnsi="Consolas"/>
+              </w:rPr>
+              <w:t>ResponseRelevancy</w:t>
             </w:r>
           </w:p>
         </w:tc>
@@ -558,7 +494,7 @@
           </w:tcPr>
           <w:p>
             <w:r>
-              <w:t>---</w:t>
+              <w:t>Does the answer actually address the question (vs. going off-topic)?</w:t>
             </w:r>
           </w:p>
         </w:tc>
@@ -568,7 +504,7 @@
           </w:tcPr>
           <w:p>
             <w:r>
-              <w:t>---</w:t>
+              <w:t>Catches the bot drifting away from the PlayReady question asked</w:t>
             </w:r>
           </w:p>
         </w:tc>
@@ -582,10 +518,8 @@
             <w:r>
               <w:rPr>
                 <w:rFonts w:ascii="Consolas" w:hAnsi="Consolas"/>
-                <w:color w:val="C7254E"/>
-                <w:sz w:val="19"/>
               </w:rPr>
-              <w:t>answer_relevancy</w:t>
+              <w:t>answer_accuracy</w:t>
             </w:r>
           </w:p>
         </w:tc>
@@ -597,10 +531,8 @@
             <w:r>
               <w:rPr>
                 <w:rFonts w:ascii="Consolas" w:hAnsi="Consolas"/>
-                <w:color w:val="C7254E"/>
-                <w:sz w:val="19"/>
               </w:rPr>
-              <w:t>ResponseRelevancy</w:t>
+              <w:t>FactualCorrectness</w:t>
             </w:r>
           </w:p>
         </w:tc>
@@ -610,7 +542,7 @@
           </w:tcPr>
           <w:p>
             <w:r>
-              <w:t>Does the answer actually address the question (vs. going off-topic)?</w:t>
+              <w:t>Are the facts in the answer correct vs. ground truth?</w:t>
             </w:r>
           </w:p>
         </w:tc>
@@ -620,7 +552,7 @@
           </w:tcPr>
           <w:p>
             <w:r>
-              <w:t>Catches the bot drifting away from the PlayReady question asked</w:t>
+              <w:t>Core correctness check for DRM/licensing facts (CDMi, PSSH, license servers, etc.)</w:t>
             </w:r>
           </w:p>
         </w:tc>
@@ -634,10 +566,8 @@
             <w:r>
               <w:rPr>
                 <w:rFonts w:ascii="Consolas" w:hAnsi="Consolas"/>
-                <w:color w:val="C7254E"/>
-                <w:sz w:val="19"/>
               </w:rPr>
-              <w:t>answer_accuracy</w:t>
+              <w:t>faithfulness</w:t>
             </w:r>
           </w:p>
         </w:tc>
@@ -649,10 +579,8 @@
             <w:r>
               <w:rPr>
                 <w:rFonts w:ascii="Consolas" w:hAnsi="Consolas"/>
-                <w:color w:val="C7254E"/>
-                <w:sz w:val="19"/>
               </w:rPr>
-              <w:t>FactualCorrectness</w:t>
+              <w:t>Faithfulness</w:t>
             </w:r>
           </w:p>
         </w:tc>
@@ -662,7 +590,7 @@
           </w:tcPr>
           <w:p>
             <w:r>
-              <w:t>Are the facts in the answer correct vs. ground truth?</w:t>
+              <w:t>Is every claim in the answer supported by the retrieved context?</w:t>
             </w:r>
           </w:p>
         </w:tc>
@@ -672,7 +600,7 @@
           </w:tcPr>
           <w:p>
             <w:r>
-              <w:t>Core correctness check for DRM/licensing facts (CDMi, PSSH, license servers, etc.)</w:t>
+              <w:t>Prevents the bot inventing PlayReady behavior not in the docs</w:t>
             </w:r>
           </w:p>
         </w:tc>
@@ -686,10 +614,8 @@
             <w:r>
               <w:rPr>
                 <w:rFonts w:ascii="Consolas" w:hAnsi="Consolas"/>
-                <w:color w:val="C7254E"/>
-                <w:sz w:val="19"/>
               </w:rPr>
-              <w:t>faithfulness</w:t>
+              <w:t>response_correctness</w:t>
             </w:r>
           </w:p>
         </w:tc>
@@ -701,10 +627,8 @@
             <w:r>
               <w:rPr>
                 <w:rFonts w:ascii="Consolas" w:hAnsi="Consolas"/>
-                <w:color w:val="C7254E"/>
-                <w:sz w:val="19"/>
               </w:rPr>
-              <w:t>Faithfulness</w:t>
+              <w:t>AnswerCorrectness</w:t>
             </w:r>
           </w:p>
         </w:tc>
@@ -714,7 +638,7 @@
           </w:tcPr>
           <w:p>
             <w:r>
-              <w:t>Is every claim in the answer supported by the retrieved context?</w:t>
+              <w:t>Combined factual + semantic similarity to ground truth</w:t>
             </w:r>
           </w:p>
         </w:tc>
@@ -724,7 +648,7 @@
           </w:tcPr>
           <w:p>
             <w:r>
-              <w:t>Prevents the bot inventing PlayReady behavior not in the docs</w:t>
+              <w:t>Holistic "is this answer right" score</w:t>
             </w:r>
           </w:p>
         </w:tc>
@@ -738,10 +662,8 @@
             <w:r>
               <w:rPr>
                 <w:rFonts w:ascii="Consolas" w:hAnsi="Consolas"/>
-                <w:color w:val="C7254E"/>
-                <w:sz w:val="19"/>
               </w:rPr>
-              <w:t>response_correctness</w:t>
+              <w:t>answer_completeness</w:t>
             </w:r>
           </w:p>
         </w:tc>
@@ -753,60 +675,6 @@
             <w:r>
               <w:rPr>
                 <w:rFonts w:ascii="Consolas" w:hAnsi="Consolas"/>
-                <w:color w:val="C7254E"/>
-                <w:sz w:val="19"/>
-              </w:rPr>
-              <w:t>AnswerCorrectness</w:t>
-            </w:r>
-          </w:p>
-        </w:tc>
-        <w:tc>
-          <w:tcPr>
-            <w:tcW w:type="dxa" w:w="2160"/>
-          </w:tcPr>
-          <w:p>
-            <w:r>
-              <w:t>Combined factual + semantic similarity to ground truth</w:t>
-            </w:r>
-          </w:p>
-        </w:tc>
-        <w:tc>
-          <w:tcPr>
-            <w:tcW w:type="dxa" w:w="2160"/>
-          </w:tcPr>
-          <w:p>
-            <w:r>
-              <w:t>Holistic "is this answer right" score</w:t>
-            </w:r>
-          </w:p>
-        </w:tc>
-      </w:tr>
-      <w:tr>
-        <w:tc>
-          <w:tcPr>
-            <w:tcW w:type="dxa" w:w="2160"/>
-          </w:tcPr>
-          <w:p>
-            <w:r>
-              <w:rPr>
-                <w:rFonts w:ascii="Consolas" w:hAnsi="Consolas"/>
-                <w:color w:val="C7254E"/>
-                <w:sz w:val="19"/>
-              </w:rPr>
-              <w:t>answer_completeness</w:t>
-            </w:r>
-          </w:p>
-        </w:tc>
-        <w:tc>
-          <w:tcPr>
-            <w:tcW w:type="dxa" w:w="2160"/>
-          </w:tcPr>
-          <w:p>
-            <w:r>
-              <w:rPr>
-                <w:rFonts w:ascii="Consolas" w:hAnsi="Consolas"/>
-                <w:color w:val="C7254E"/>
-                <w:sz w:val="19"/>
               </w:rPr>
               <w:t>SimpleCriteriaScore</w:t>
             </w:r>
@@ -918,7 +786,10 @@
           </w:tcPr>
           <w:p>
             <w:r>
-              <w:t>---</w:t>
+              <w:rPr>
+                <w:rFonts w:ascii="Consolas" w:hAnsi="Consolas"/>
+              </w:rPr>
+              <w:t>context_precision</w:t>
             </w:r>
           </w:p>
         </w:tc>
@@ -928,7 +799,10 @@
           </w:tcPr>
           <w:p>
             <w:r>
-              <w:t>---</w:t>
+              <w:rPr>
+                <w:rFonts w:ascii="Consolas" w:hAnsi="Consolas"/>
+              </w:rPr>
+              <w:t>LLMContextPrecisionWithReference</w:t>
             </w:r>
           </w:p>
         </w:tc>
@@ -938,7 +812,7 @@
           </w:tcPr>
           <w:p>
             <w:r>
-              <w:t>---</w:t>
+              <w:t>Are the retrieved chunks actually relevant (signal-to-noise of retrieval)?</w:t>
             </w:r>
           </w:p>
         </w:tc>
@@ -948,7 +822,7 @@
           </w:tcPr>
           <w:p>
             <w:r>
-              <w:t>---</w:t>
+              <w:t>Tells us if the retriever is pulling in irrelevant PDF sections</w:t>
             </w:r>
           </w:p>
         </w:tc>
@@ -962,13 +836,148 @@
             <w:r>
               <w:rPr>
                 <w:rFonts w:ascii="Consolas" w:hAnsi="Consolas"/>
-                <w:color w:val="C7254E"/>
-                <w:sz w:val="19"/>
+              </w:rPr>
+              <w:t>context_utilization</w:t>
+            </w:r>
+          </w:p>
+        </w:tc>
+        <w:tc>
+          <w:tcPr>
+            <w:tcW w:type="dxa" w:w="2160"/>
+          </w:tcPr>
+          <w:p>
+            <w:r>
+              <w:rPr>
+                <w:rFonts w:ascii="Consolas" w:hAnsi="Consolas"/>
+              </w:rPr>
+              <w:t>ContextUtilization</w:t>
+            </w:r>
+          </w:p>
+        </w:tc>
+        <w:tc>
+          <w:tcPr>
+            <w:tcW w:type="dxa" w:w="2160"/>
+          </w:tcPr>
+          <w:p>
+            <w:r>
+              <w:t>Does the answer actually *use* the retrieved context it was given?</w:t>
+            </w:r>
+          </w:p>
+        </w:tc>
+        <w:tc>
+          <w:tcPr>
+            <w:tcW w:type="dxa" w:w="2160"/>
+          </w:tcPr>
+          <w:p>
+            <w:r>
+              <w:t>Flags cases where good context was retrieved but ignored</w:t>
+            </w:r>
+          </w:p>
+        </w:tc>
+      </w:tr>
+      <w:tr>
+        <w:tc>
+          <w:tcPr>
+            <w:tcW w:type="dxa" w:w="2160"/>
+          </w:tcPr>
+          <w:p>
+            <w:r>
+              <w:rPr>
+                <w:rFonts w:ascii="Consolas" w:hAnsi="Consolas"/>
+              </w:rPr>
+              <w:t>context_recall</w:t>
+            </w:r>
+          </w:p>
+        </w:tc>
+        <w:tc>
+          <w:tcPr>
+            <w:tcW w:type="dxa" w:w="2160"/>
+          </w:tcPr>
+          <w:p>
+            <w:r>
+              <w:rPr>
+                <w:rFonts w:ascii="Consolas" w:hAnsi="Consolas"/>
+              </w:rPr>
+              <w:t>LLMContextRecall</w:t>
+            </w:r>
+          </w:p>
+        </w:tc>
+        <w:tc>
+          <w:tcPr>
+            <w:tcW w:type="dxa" w:w="2160"/>
+          </w:tcPr>
+          <w:p>
+            <w:r>
+              <w:t>Did retrieval surface everything needed to answer fully?</w:t>
+            </w:r>
+          </w:p>
+        </w:tc>
+        <w:tc>
+          <w:tcPr>
+            <w:tcW w:type="dxa" w:w="2160"/>
+          </w:tcPr>
+          <w:p>
+            <w:r>
+              <w:t>Identifies knowledge-base / chunking gaps</w:t>
+            </w:r>
+          </w:p>
+        </w:tc>
+      </w:tr>
+      <w:tr>
+        <w:tc>
+          <w:tcPr>
+            <w:tcW w:type="dxa" w:w="2160"/>
+          </w:tcPr>
+          <w:p>
+            <w:r>
+              <w:rPr>
+                <w:rFonts w:ascii="Consolas" w:hAnsi="Consolas"/>
+              </w:rPr>
+              <w:t>context_relevance</w:t>
+            </w:r>
+          </w:p>
+        </w:tc>
+        <w:tc>
+          <w:tcPr>
+            <w:tcW w:type="dxa" w:w="2160"/>
+          </w:tcPr>
+          <w:p>
+            <w:r>
+              <w:rPr>
+                <w:rFonts w:ascii="Consolas" w:hAnsi="Consolas"/>
+              </w:rPr>
+              <w:t>ContextRelevance</w:t>
+            </w:r>
+          </w:p>
+        </w:tc>
+        <w:tc>
+          <w:tcPr>
+            <w:tcW w:type="dxa" w:w="2160"/>
+          </w:tcPr>
+          <w:p>
+            <w:r>
+              <w:t>Direct relevance score of context to the query</w:t>
+            </w:r>
+          </w:p>
+        </w:tc>
+        <w:tc>
+          <w:tcPr>
+            <w:tcW w:type="dxa" w:w="2160"/>
+          </w:tcPr>
+          <w:p>
+            <w:r>
+              <w:t xml:space="preserve">Lighter-weight companion to </w:t>
+            </w:r>
+            <w:r>
+              <w:rPr>
+                <w:rFonts w:ascii="Consolas" w:hAnsi="Consolas"/>
               </w:rPr>
               <w:t>context_precision</w:t>
             </w:r>
           </w:p>
         </w:tc>
+      </w:tr>
+      <w:tr>
         <w:tc>
           <w:tcPr>
             <w:tcW w:type="dxa" w:w="2160"/>
@@ -977,10 +986,8 @@
             <w:r>
               <w:rPr>
                 <w:rFonts w:ascii="Consolas" w:hAnsi="Consolas"/>
-                <w:color w:val="C7254E"/>
-                <w:sz w:val="19"/>
               </w:rPr>
-              <w:t>LLMContextPrecisionWithReference</w:t>
+              <w:t>context_entity_recall</w:t>
             </w:r>
           </w:p>
         </w:tc>
@@ -990,7 +997,10 @@
           </w:tcPr>
           <w:p>
             <w:r>
-              <w:t>Are the retrieved chunks actually relevant (signal-to-noise of retrieval)?</w:t>
+              <w:rPr>
+                <w:rFonts w:ascii="Consolas" w:hAnsi="Consolas"/>
+              </w:rPr>
+              <w:t>ContextEntityRecall</w:t>
             </w:r>
           </w:p>
         </w:tc>
@@ -1000,7 +1010,17 @@
           </w:tcPr>
           <w:p>
             <w:r>
-              <w:t>Tells us if the retriever is pulling in irrelevant PDF sections</w:t>
+              <w:t>Are key named entities (APIs, products, error codes) present in retrieved context?</w:t>
+            </w:r>
+          </w:p>
+        </w:tc>
+        <w:tc>
+          <w:tcPr>
+            <w:tcW w:type="dxa" w:w="2160"/>
+          </w:tcPr>
+          <w:p>
+            <w:r>
+              <w:t>Crucial for technical DRM terminology — missing entities = missing the point</w:t>
             </w:r>
           </w:p>
         </w:tc>
@@ -1014,10 +1034,8 @@
             <w:r>
               <w:rPr>
                 <w:rFonts w:ascii="Consolas" w:hAnsi="Consolas"/>
-                <w:color w:val="C7254E"/>
-                <w:sz w:val="19"/>
               </w:rPr>
-              <w:t>context_utilization</w:t>
+              <w:t>response_groundedness</w:t>
             </w:r>
           </w:p>
         </w:tc>
@@ -1029,224 +1047,6 @@
             <w:r>
               <w:rPr>
                 <w:rFonts w:ascii="Consolas" w:hAnsi="Consolas"/>
-                <w:color w:val="C7254E"/>
-                <w:sz w:val="19"/>
-              </w:rPr>
-              <w:t>ContextUtilization</w:t>
-            </w:r>
-          </w:p>
-        </w:tc>
-        <w:tc>
-          <w:tcPr>
-            <w:tcW w:type="dxa" w:w="2160"/>
-          </w:tcPr>
-          <w:p>
-            <w:r>
-              <w:t>Does the answer actually *use* the retrieved context it was given?</w:t>
-            </w:r>
-          </w:p>
-        </w:tc>
-        <w:tc>
-          <w:tcPr>
-            <w:tcW w:type="dxa" w:w="2160"/>
-          </w:tcPr>
-          <w:p>
-            <w:r>
-              <w:t>Flags cases where good context was retrieved but ignored</w:t>
-            </w:r>
-          </w:p>
-        </w:tc>
-      </w:tr>
-      <w:tr>
-        <w:tc>
-          <w:tcPr>
-            <w:tcW w:type="dxa" w:w="2160"/>
-          </w:tcPr>
-          <w:p>
-            <w:r>
-              <w:rPr>
-                <w:rFonts w:ascii="Consolas" w:hAnsi="Consolas"/>
-                <w:color w:val="C7254E"/>
-                <w:sz w:val="19"/>
-              </w:rPr>
-              <w:t>context_recall</w:t>
-            </w:r>
-          </w:p>
-        </w:tc>
-        <w:tc>
-          <w:tcPr>
-            <w:tcW w:type="dxa" w:w="2160"/>
-          </w:tcPr>
-          <w:p>
-            <w:r>
-              <w:rPr>
-                <w:rFonts w:ascii="Consolas" w:hAnsi="Consolas"/>
-                <w:color w:val="C7254E"/>
-                <w:sz w:val="19"/>
-              </w:rPr>
-              <w:t>LLMContextRecall</w:t>
-            </w:r>
-          </w:p>
-        </w:tc>
-        <w:tc>
-          <w:tcPr>
-            <w:tcW w:type="dxa" w:w="2160"/>
-          </w:tcPr>
-          <w:p>
-            <w:r>
-              <w:t>Did retrieval surface everything needed to answer fully?</w:t>
-            </w:r>
-          </w:p>
-        </w:tc>
-        <w:tc>
-          <w:tcPr>
-            <w:tcW w:type="dxa" w:w="2160"/>
-          </w:tcPr>
-          <w:p>
-            <w:r>
-              <w:t>Identifies knowledge-base / chunking gaps</w:t>
-            </w:r>
-          </w:p>
-        </w:tc>
-      </w:tr>
-      <w:tr>
-        <w:tc>
-          <w:tcPr>
-            <w:tcW w:type="dxa" w:w="2160"/>
-          </w:tcPr>
-          <w:p>
-            <w:r>
-              <w:rPr>
-                <w:rFonts w:ascii="Consolas" w:hAnsi="Consolas"/>
-                <w:color w:val="C7254E"/>
-                <w:sz w:val="19"/>
-              </w:rPr>
-              <w:t>context_relevance</w:t>
-            </w:r>
-          </w:p>
-        </w:tc>
-        <w:tc>
-          <w:tcPr>
-            <w:tcW w:type="dxa" w:w="2160"/>
-          </w:tcPr>
-          <w:p>
-            <w:r>
-              <w:rPr>
-                <w:rFonts w:ascii="Consolas" w:hAnsi="Consolas"/>
-                <w:color w:val="C7254E"/>
-                <w:sz w:val="19"/>
-              </w:rPr>
-              <w:t>ContextRelevance</w:t>
-            </w:r>
-          </w:p>
-        </w:tc>
-        <w:tc>
-          <w:tcPr>
-            <w:tcW w:type="dxa" w:w="2160"/>
-          </w:tcPr>
-          <w:p>
-            <w:r>
-              <w:t>Direct relevance score of context to the query</w:t>
-            </w:r>
-          </w:p>
-        </w:tc>
-        <w:tc>
-          <w:tcPr>
-            <w:tcW w:type="dxa" w:w="2160"/>
-          </w:tcPr>
-          <w:p>
-            <w:r>
-              <w:t xml:space="preserve">Lighter-weight companion to </w:t>
-            </w:r>
-            <w:r>
-              <w:rPr>
-                <w:rFonts w:ascii="Consolas" w:hAnsi="Consolas"/>
-                <w:color w:val="C7254E"/>
-                <w:sz w:val="19"/>
-              </w:rPr>
-              <w:t>context_precision</w:t>
-            </w:r>
-          </w:p>
-        </w:tc>
-      </w:tr>
-      <w:tr>
-        <w:tc>
-          <w:tcPr>
-            <w:tcW w:type="dxa" w:w="2160"/>
-          </w:tcPr>
-          <w:p>
-            <w:r>
-              <w:rPr>
-                <w:rFonts w:ascii="Consolas" w:hAnsi="Consolas"/>
-                <w:color w:val="C7254E"/>
-                <w:sz w:val="19"/>
-              </w:rPr>
-              <w:t>context_entity_recall</w:t>
-            </w:r>
-          </w:p>
-        </w:tc>
-        <w:tc>
-          <w:tcPr>
-            <w:tcW w:type="dxa" w:w="2160"/>
-          </w:tcPr>
-          <w:p>
-            <w:r>
-              <w:rPr>
-                <w:rFonts w:ascii="Consolas" w:hAnsi="Consolas"/>
-                <w:color w:val="C7254E"/>
-                <w:sz w:val="19"/>
-              </w:rPr>
-              <w:t>ContextEntityRecall</w:t>
-            </w:r>
-          </w:p>
-        </w:tc>
-        <w:tc>
-          <w:tcPr>
-            <w:tcW w:type="dxa" w:w="2160"/>
-          </w:tcPr>
-          <w:p>
-            <w:r>
-              <w:t>Are key named entities (APIs, products, error codes) present in retrieved context?</w:t>
-            </w:r>
-          </w:p>
-        </w:tc>
-        <w:tc>
-          <w:tcPr>
-            <w:tcW w:type="dxa" w:w="2160"/>
-          </w:tcPr>
-          <w:p>
-            <w:r>
-              <w:t>Crucial for technical DRM terminology — missing entities = missing the point</w:t>
-            </w:r>
-          </w:p>
-        </w:tc>
-      </w:tr>
-      <w:tr>
-        <w:tc>
-          <w:tcPr>
-            <w:tcW w:type="dxa" w:w="2160"/>
-          </w:tcPr>
-          <w:p>
-            <w:r>
-              <w:rPr>
-                <w:rFonts w:ascii="Consolas" w:hAnsi="Consolas"/>
-                <w:color w:val="C7254E"/>
-                <w:sz w:val="19"/>
-              </w:rPr>
-              <w:t>response_groundedness</w:t>
-            </w:r>
-          </w:p>
-        </w:tc>
-        <w:tc>
-          <w:tcPr>
-            <w:tcW w:type="dxa" w:w="2160"/>
-          </w:tcPr>
-          <w:p>
-            <w:r>
-              <w:rPr>
-                <w:rFonts w:ascii="Consolas" w:hAnsi="Consolas"/>
-                <w:color w:val="C7254E"/>
-                <w:sz w:val="19"/>
               </w:rPr>
               <w:t>ResponseGroundedness</w:t>
             </w:r>
@@ -1355,7 +1155,10 @@
           </w:tcPr>
           <w:p>
             <w:r>
-              <w:t>---</w:t>
+              <w:rPr>
+                <w:rFonts w:ascii="Consolas" w:hAnsi="Consolas"/>
+              </w:rPr>
+              <w:t>noise_sensitivity_relevant</w:t>
             </w:r>
           </w:p>
         </w:tc>
@@ -1365,7 +1168,10 @@
           </w:tcPr>
           <w:p>
             <w:r>
-              <w:t>---</w:t>
+              <w:rPr>
+                <w:rFonts w:ascii="Consolas" w:hAnsi="Consolas"/>
+              </w:rPr>
+              <w:t>NoiseSensitivity(mode="relevant")</w:t>
             </w:r>
           </w:p>
         </w:tc>
@@ -1375,7 +1181,7 @@
           </w:tcPr>
           <w:p>
             <w:r>
-              <w:t>---</w:t>
+              <w:t>Does the bot stay correct when given relevant-but-imperfect context?</w:t>
             </w:r>
           </w:p>
         </w:tc>
@@ -1385,7 +1191,7 @@
           </w:tcPr>
           <w:p>
             <w:r>
-              <w:t>---</w:t>
+              <w:t>Simulates real retrieval noise from large PDFs</w:t>
             </w:r>
           </w:p>
         </w:tc>
@@ -1399,10 +1205,8 @@
             <w:r>
               <w:rPr>
                 <w:rFonts w:ascii="Consolas" w:hAnsi="Consolas"/>
-                <w:color w:val="C7254E"/>
-                <w:sz w:val="19"/>
               </w:rPr>
-              <w:t>noise_sensitivity_relevant</w:t>
+              <w:t>noise_sensitivity_irrelevant</w:t>
             </w:r>
           </w:p>
         </w:tc>
@@ -1414,60 +1218,6 @@
             <w:r>
               <w:rPr>
                 <w:rFonts w:ascii="Consolas" w:hAnsi="Consolas"/>
-                <w:color w:val="C7254E"/>
-                <w:sz w:val="19"/>
-              </w:rPr>
-              <w:t>NoiseSensitivity(mode="relevant")</w:t>
-            </w:r>
-          </w:p>
-        </w:tc>
-        <w:tc>
-          <w:tcPr>
-            <w:tcW w:type="dxa" w:w="2160"/>
-          </w:tcPr>
-          <w:p>
-            <w:r>
-              <w:t>Does the bot stay correct when given relevant-but-imperfect context?</w:t>
-            </w:r>
-          </w:p>
-        </w:tc>
-        <w:tc>
-          <w:tcPr>
-            <w:tcW w:type="dxa" w:w="2160"/>
-          </w:tcPr>
-          <w:p>
-            <w:r>
-              <w:t>Simulates real retrieval noise from large PDFs</w:t>
-            </w:r>
-          </w:p>
-        </w:tc>
-      </w:tr>
-      <w:tr>
-        <w:tc>
-          <w:tcPr>
-            <w:tcW w:type="dxa" w:w="2160"/>
-          </w:tcPr>
-          <w:p>
-            <w:r>
-              <w:rPr>
-                <w:rFonts w:ascii="Consolas" w:hAnsi="Consolas"/>
-                <w:color w:val="C7254E"/>
-                <w:sz w:val="19"/>
-              </w:rPr>
-              <w:t>noise_sensitivity_irrelevant</w:t>
-            </w:r>
-          </w:p>
-        </w:tc>
-        <w:tc>
-          <w:tcPr>
-            <w:tcW w:type="dxa" w:w="2160"/>
-          </w:tcPr>
-          <w:p>
-            <w:r>
-              <w:rPr>
-                <w:rFonts w:ascii="Consolas" w:hAnsi="Consolas"/>
-                <w:color w:val="C7254E"/>
-                <w:sz w:val="19"/>
               </w:rPr>
               <w:t>NoiseSensitivity(mode="irrelevant")</w:t>
             </w:r>
@@ -1519,8 +1269,6 @@
       <w:r>
         <w:rPr>
           <w:rFonts w:ascii="Consolas" w:hAnsi="Consolas"/>
-          <w:color w:val="C7254E"/>
-          <w:sz w:val="19"/>
         </w:rPr>
         <w:t>_build_document_grounding_audit</w:t>
       </w:r>
@@ -1532,8 +1280,6 @@
       <w:r>
         <w:rPr>
           <w:rFonts w:ascii="Consolas" w:hAnsi="Consolas"/>
-          <w:color w:val="C7254E"/>
-          <w:sz w:val="19"/>
         </w:rPr>
         <w:t>strict_grounding</w:t>
       </w:r>
@@ -1543,8 +1289,6 @@
       <w:r>
         <w:rPr>
           <w:rFonts w:ascii="Consolas" w:hAnsi="Consolas"/>
-          <w:color w:val="C7254E"/>
-          <w:sz w:val="19"/>
         </w:rPr>
         <w:t>expected_pdfs</w:t>
       </w:r>
@@ -1554,8 +1298,6 @@
       <w:r>
         <w:rPr>
           <w:rFonts w:ascii="Consolas" w:hAnsi="Consolas"/>
-          <w:color w:val="C7254E"/>
-          <w:sz w:val="19"/>
         </w:rPr>
         <w:t>matched_pdfs</w:t>
       </w:r>
@@ -1567,8 +1309,6 @@
       <w:r>
         <w:rPr>
           <w:rFonts w:ascii="Consolas" w:hAnsi="Consolas"/>
-          <w:color w:val="C7254E"/>
-          <w:sz w:val="19"/>
         </w:rPr>
         <w:t>wrong_document_cases</w:t>
       </w:r>
@@ -1578,8 +1318,6 @@
       <w:r>
         <w:rPr>
           <w:rFonts w:ascii="Consolas" w:hAnsi="Consolas"/>
-          <w:color w:val="C7254E"/>
-          <w:sz w:val="19"/>
         </w:rPr>
         <w:t>unverifiable_cases</w:t>
       </w:r>
@@ -1626,8 +1364,6 @@
       <w:r>
         <w:rPr>
           <w:rFonts w:ascii="Consolas" w:hAnsi="Consolas"/>
-          <w:color w:val="C7254E"/>
-          <w:sz w:val="19"/>
         </w:rPr>
         <w:t>foundry_layer/foundry_evaluator.py</w:t>
       </w:r>
@@ -1637,8 +1373,6 @@
       <w:r>
         <w:rPr>
           <w:rFonts w:ascii="Consolas" w:hAnsi="Consolas"/>
-          <w:color w:val="C7254E"/>
-          <w:sz w:val="19"/>
         </w:rPr>
         <w:t>FOUNDRY_METRIC_METADATA</w:t>
       </w:r>
@@ -1658,8 +1392,6 @@
       <w:r>
         <w:rPr>
           <w:rFonts w:ascii="Consolas" w:hAnsi="Consolas"/>
-          <w:color w:val="C7254E"/>
-          <w:sz w:val="19"/>
         </w:rPr>
         <w:t>deepeval</w:t>
       </w:r>
@@ -1669,8 +1401,6 @@
       <w:r>
         <w:rPr>
           <w:rFonts w:ascii="Consolas" w:hAnsi="Consolas"/>
-          <w:color w:val="C7254E"/>
-          <w:sz w:val="19"/>
         </w:rPr>
         <w:t>azure_model.py</w:t>
       </w:r>
@@ -1682,8 +1412,6 @@
       <w:r>
         <w:rPr>
           <w:rFonts w:ascii="Consolas" w:hAnsi="Consolas"/>
-          <w:color w:val="C7254E"/>
-          <w:sz w:val="19"/>
         </w:rPr>
         <w:t>azure_embedding_model.py</w:t>
       </w:r>
@@ -1758,7 +1486,10 @@
           </w:tcPr>
           <w:p>
             <w:r>
-              <w:t>---</w:t>
+              <w:rPr>
+                <w:rFonts w:ascii="Consolas" w:hAnsi="Consolas"/>
+              </w:rPr>
+              <w:t>coherence</w:t>
             </w:r>
           </w:p>
         </w:tc>
@@ -1768,7 +1499,7 @@
           </w:tcPr>
           <w:p>
             <w:r>
-              <w:t>---</w:t>
+              <w:t>Is the response logically structured?</w:t>
             </w:r>
           </w:p>
         </w:tc>
@@ -1778,7 +1509,7 @@
           </w:tcPr>
           <w:p>
             <w:r>
-              <w:t>---</w:t>
+              <w:t>Technical DRM answers need to read as a coherent explanation, not a fact dump</w:t>
             </w:r>
           </w:p>
         </w:tc>
@@ -1792,10 +1523,8 @@
             <w:r>
               <w:rPr>
                 <w:rFonts w:ascii="Consolas" w:hAnsi="Consolas"/>
-                <w:color w:val="C7254E"/>
-                <w:sz w:val="19"/>
               </w:rPr>
-              <w:t>coherence</w:t>
+              <w:t>fluency</w:t>
             </w:r>
           </w:p>
         </w:tc>
@@ -1805,7 +1534,7 @@
           </w:tcPr>
           <w:p>
             <w:r>
-              <w:t>Is the response logically structured?</w:t>
+              <w:t>Is the response grammatically natural?</w:t>
             </w:r>
           </w:p>
         </w:tc>
@@ -1815,7 +1544,7 @@
           </w:tcPr>
           <w:p>
             <w:r>
-              <w:t>Technical DRM answers need to read as a coherent explanation, not a fact dump</w:t>
+              <w:t>Baseline writing-quality check</w:t>
             </w:r>
           </w:p>
         </w:tc>
@@ -1829,10 +1558,8 @@
             <w:r>
               <w:rPr>
                 <w:rFonts w:ascii="Consolas" w:hAnsi="Consolas"/>
-                <w:color w:val="C7254E"/>
-                <w:sz w:val="19"/>
               </w:rPr>
-              <w:t>fluency</w:t>
+              <w:t>relevance</w:t>
             </w:r>
           </w:p>
         </w:tc>
@@ -1842,7 +1569,7 @@
           </w:tcPr>
           <w:p>
             <w:r>
-              <w:t>Is the response grammatically natural?</w:t>
+              <w:t>Is the response relevant to the query?</w:t>
             </w:r>
           </w:p>
         </w:tc>
@@ -1852,7 +1579,16 @@
           </w:tcPr>
           <w:p>
             <w:r>
-              <w:t>Baseline writing-quality check</w:t>
+              <w:t xml:space="preserve">Cross-validates RAGAS's </w:t>
+            </w:r>
+            <w:r>
+              <w:rPr>
+                <w:rFonts w:ascii="Consolas" w:hAnsi="Consolas"/>
+              </w:rPr>
+              <w:t>answer_relevancy</w:t>
+            </w:r>
+            <w:r>
+              <w:t xml:space="preserve"> from a different model/provider</w:t>
             </w:r>
           </w:p>
         </w:tc>
@@ -1866,10 +1602,8 @@
             <w:r>
               <w:rPr>
                 <w:rFonts w:ascii="Consolas" w:hAnsi="Consolas"/>
-                <w:color w:val="C7254E"/>
-                <w:sz w:val="19"/>
               </w:rPr>
-              <w:t>relevance</w:t>
+              <w:t>groundedness</w:t>
             </w:r>
           </w:p>
         </w:tc>
@@ -1879,7 +1613,7 @@
           </w:tcPr>
           <w:p>
             <w:r>
-              <w:t>Is the response relevant to the query?</w:t>
+              <w:t>Is the response grounded in provided context?</w:t>
             </w:r>
           </w:p>
         </w:tc>
@@ -1894,13 +1628,11 @@
             <w:r>
               <w:rPr>
                 <w:rFonts w:ascii="Consolas" w:hAnsi="Consolas"/>
-                <w:color w:val="C7254E"/>
-                <w:sz w:val="19"/>
               </w:rPr>
-              <w:t>answer_relevancy</w:t>
-            </w:r>
-            <w:r>
-              <w:t xml:space="preserve"> from a different model/provider</w:t>
+              <w:t>faithfulness</w:t>
+            </w:r>
+            <w:r>
+              <w:t xml:space="preserve"> — a second opinion from a different evaluation engine</w:t>
             </w:r>
           </w:p>
         </w:tc>
@@ -1914,56 +1646,6 @@
             <w:r>
               <w:rPr>
                 <w:rFonts w:ascii="Consolas" w:hAnsi="Consolas"/>
-                <w:color w:val="C7254E"/>
-                <w:sz w:val="19"/>
-              </w:rPr>
-              <w:t>groundedness</w:t>
-            </w:r>
-          </w:p>
-        </w:tc>
-        <w:tc>
-          <w:tcPr>
-            <w:tcW w:type="dxa" w:w="2880"/>
-          </w:tcPr>
-          <w:p>
-            <w:r>
-              <w:t>Is the response grounded in provided context?</w:t>
-            </w:r>
-          </w:p>
-        </w:tc>
-        <w:tc>
-          <w:tcPr>
-            <w:tcW w:type="dxa" w:w="2880"/>
-          </w:tcPr>
-          <w:p>
-            <w:r>
-              <w:t xml:space="preserve">Cross-validates RAGAS's </w:t>
-            </w:r>
-            <w:r>
-              <w:rPr>
-                <w:rFonts w:ascii="Consolas" w:hAnsi="Consolas"/>
-                <w:color w:val="C7254E"/>
-                <w:sz w:val="19"/>
-              </w:rPr>
-              <w:t>faithfulness</w:t>
-            </w:r>
-            <w:r>
-              <w:t xml:space="preserve"> — a second opinion from a different evaluation engine</w:t>
-            </w:r>
-          </w:p>
-        </w:tc>
-      </w:tr>
-      <w:tr>
-        <w:tc>
-          <w:tcPr>
-            <w:tcW w:type="dxa" w:w="2880"/>
-          </w:tcPr>
-          <w:p>
-            <w:r>
-              <w:rPr>
-                <w:rFonts w:ascii="Consolas" w:hAnsi="Consolas"/>
-                <w:color w:val="C7254E"/>
-                <w:sz w:val="19"/>
               </w:rPr>
               <w:t>similarity</w:t>
             </w:r>
@@ -2058,7 +1740,10 @@
           </w:tcPr>
           <w:p>
             <w:r>
-              <w:t>---</w:t>
+              <w:rPr>
+                <w:rFonts w:ascii="Consolas" w:hAnsi="Consolas"/>
+              </w:rPr>
+              <w:t>f1_score</w:t>
             </w:r>
           </w:p>
         </w:tc>
@@ -2068,7 +1753,7 @@
           </w:tcPr>
           <w:p>
             <w:r>
-              <w:t>---</w:t>
+              <w:t>Token-level precision+recall vs. ground truth</w:t>
             </w:r>
           </w:p>
         </w:tc>
@@ -2078,7 +1763,7 @@
           </w:tcPr>
           <w:p>
             <w:r>
-              <w:t>---</w:t>
+              <w:t>Cheap, deterministic sanity check that doesn't depend on an LLM judge</w:t>
             </w:r>
           </w:p>
         </w:tc>
@@ -2092,10 +1777,8 @@
             <w:r>
               <w:rPr>
                 <w:rFonts w:ascii="Consolas" w:hAnsi="Consolas"/>
-                <w:color w:val="C7254E"/>
-                <w:sz w:val="19"/>
               </w:rPr>
-              <w:t>f1_score</w:t>
+              <w:t>rouge_score</w:t>
             </w:r>
           </w:p>
         </w:tc>
@@ -2105,7 +1788,7 @@
           </w:tcPr>
           <w:p>
             <w:r>
-              <w:t>Token-level precision+recall vs. ground truth</w:t>
+              <w:t>Recall-oriented n-gram overlap</w:t>
             </w:r>
           </w:p>
         </w:tc>
@@ -2115,7 +1798,7 @@
           </w:tcPr>
           <w:p>
             <w:r>
-              <w:t>Cheap, deterministic sanity check that doesn't depend on an LLM judge</w:t>
+              <w:t>Useful for catching answers that omit key terms even if "relevant"</w:t>
             </w:r>
           </w:p>
         </w:tc>
@@ -2129,10 +1812,8 @@
             <w:r>
               <w:rPr>
                 <w:rFonts w:ascii="Consolas" w:hAnsi="Consolas"/>
-                <w:color w:val="C7254E"/>
-                <w:sz w:val="19"/>
               </w:rPr>
-              <w:t>rouge_score</w:t>
+              <w:t>bleu_score</w:t>
             </w:r>
           </w:p>
         </w:tc>
@@ -2142,7 +1823,7 @@
           </w:tcPr>
           <w:p>
             <w:r>
-              <w:t>Recall-oriented n-gram overlap</w:t>
+              <w:t>Precision-oriented n-gram overlap</w:t>
             </w:r>
           </w:p>
         </w:tc>
@@ -2152,7 +1833,7 @@
           </w:tcPr>
           <w:p>
             <w:r>
-              <w:t>Useful for catching answers that omit key terms even if "relevant"</w:t>
+              <w:t>Classic MT-style overlap metric, complements ROUGE</w:t>
             </w:r>
           </w:p>
         </w:tc>
@@ -2166,45 +1847,6 @@
             <w:r>
               <w:rPr>
                 <w:rFonts w:ascii="Consolas" w:hAnsi="Consolas"/>
-                <w:color w:val="C7254E"/>
-                <w:sz w:val="19"/>
-              </w:rPr>
-              <w:t>bleu_score</w:t>
-            </w:r>
-          </w:p>
-        </w:tc>
-        <w:tc>
-          <w:tcPr>
-            <w:tcW w:type="dxa" w:w="2880"/>
-          </w:tcPr>
-          <w:p>
-            <w:r>
-              <w:t>Precision-oriented n-gram overlap</w:t>
-            </w:r>
-          </w:p>
-        </w:tc>
-        <w:tc>
-          <w:tcPr>
-            <w:tcW w:type="dxa" w:w="2880"/>
-          </w:tcPr>
-          <w:p>
-            <w:r>
-              <w:t>Classic MT-style overlap metric, complements ROUGE</w:t>
-            </w:r>
-          </w:p>
-        </w:tc>
-      </w:tr>
-      <w:tr>
-        <w:tc>
-          <w:tcPr>
-            <w:tcW w:type="dxa" w:w="2880"/>
-          </w:tcPr>
-          <w:p>
-            <w:r>
-              <w:rPr>
-                <w:rFonts w:ascii="Consolas" w:hAnsi="Consolas"/>
-                <w:color w:val="C7254E"/>
-                <w:sz w:val="19"/>
               </w:rPr>
               <w:t>meteor_score</w:t>
             </w:r>
@@ -2299,7 +1941,10 @@
           </w:tcPr>
           <w:p>
             <w:r>
-              <w:t>---</w:t>
+              <w:rPr>
+                <w:rFonts w:ascii="Consolas" w:hAnsi="Consolas"/>
+              </w:rPr>
+              <w:t>violence</w:t>
             </w:r>
           </w:p>
         </w:tc>
@@ -2309,7 +1954,7 @@
           </w:tcPr>
           <w:p>
             <w:r>
-              <w:t>---</w:t>
+              <w:t>Violent content in the response</w:t>
             </w:r>
           </w:p>
         </w:tc>
@@ -2319,7 +1964,7 @@
           </w:tcPr>
           <w:p>
             <w:r>
-              <w:t>---</w:t>
+              <w:t>Standard responsible-AI guardrail</w:t>
             </w:r>
           </w:p>
         </w:tc>
@@ -2333,10 +1978,8 @@
             <w:r>
               <w:rPr>
                 <w:rFonts w:ascii="Consolas" w:hAnsi="Consolas"/>
-                <w:color w:val="C7254E"/>
-                <w:sz w:val="19"/>
               </w:rPr>
-              <w:t>violence</w:t>
+              <w:t>sexual</w:t>
             </w:r>
           </w:p>
         </w:tc>
@@ -2346,7 +1989,7 @@
           </w:tcPr>
           <w:p>
             <w:r>
-              <w:t>Violent content in the response</w:t>
+              <w:t>Sexually explicit content</w:t>
             </w:r>
           </w:p>
         </w:tc>
@@ -2370,10 +2013,8 @@
             <w:r>
               <w:rPr>
                 <w:rFonts w:ascii="Consolas" w:hAnsi="Consolas"/>
-                <w:color w:val="C7254E"/>
-                <w:sz w:val="19"/>
               </w:rPr>
-              <w:t>sexual</w:t>
+              <w:t>self_harm</w:t>
             </w:r>
           </w:p>
         </w:tc>
@@ -2383,7 +2024,7 @@
           </w:tcPr>
           <w:p>
             <w:r>
-              <w:t>Sexually explicit content</w:t>
+              <w:t>Self-harm-related content</w:t>
             </w:r>
           </w:p>
         </w:tc>
@@ -2407,45 +2048,6 @@
             <w:r>
               <w:rPr>
                 <w:rFonts w:ascii="Consolas" w:hAnsi="Consolas"/>
-                <w:color w:val="C7254E"/>
-                <w:sz w:val="19"/>
-              </w:rPr>
-              <w:t>self_harm</w:t>
-            </w:r>
-          </w:p>
-        </w:tc>
-        <w:tc>
-          <w:tcPr>
-            <w:tcW w:type="dxa" w:w="2880"/>
-          </w:tcPr>
-          <w:p>
-            <w:r>
-              <w:t>Self-harm-related content</w:t>
-            </w:r>
-          </w:p>
-        </w:tc>
-        <w:tc>
-          <w:tcPr>
-            <w:tcW w:type="dxa" w:w="2880"/>
-          </w:tcPr>
-          <w:p>
-            <w:r>
-              <w:t>Standard responsible-AI guardrail</w:t>
-            </w:r>
-          </w:p>
-        </w:tc>
-      </w:tr>
-      <w:tr>
-        <w:tc>
-          <w:tcPr>
-            <w:tcW w:type="dxa" w:w="2880"/>
-          </w:tcPr>
-          <w:p>
-            <w:r>
-              <w:rPr>
-                <w:rFonts w:ascii="Consolas" w:hAnsi="Consolas"/>
-                <w:color w:val="C7254E"/>
-                <w:sz w:val="19"/>
               </w:rPr>
               <w:t>hate_unfairness</w:t>
             </w:r>
@@ -2475,7 +2077,13 @@
     </w:tbl>
     <w:p>
       <w:r>
-        <w:t>**Why we run Foundry *and* RAGAS in parallel:** they overlap deliberately on</w:t>
+        <w:rPr>
+          <w:b/>
+        </w:rPr>
+        <w:t>Why we run Foundry *and* RAGAS in parallel:</w:t>
+      </w:r>
+      <w:r>
+        <w:t xml:space="preserve"> they overlap deliberately on</w:t>
       </w:r>
     </w:p>
     <w:p>
@@ -2492,8 +2100,6 @@
       <w:r>
         <w:rPr>
           <w:rFonts w:ascii="Consolas" w:hAnsi="Consolas"/>
-          <w:color w:val="C7254E"/>
-          <w:sz w:val="19"/>
         </w:rPr>
         <w:t>groundedness</w:t>
       </w:r>
@@ -2541,8 +2147,6 @@
       <w:r>
         <w:rPr>
           <w:rFonts w:ascii="Consolas" w:hAnsi="Consolas"/>
-          <w:color w:val="C7254E"/>
-          <w:sz w:val="19"/>
         </w:rPr>
         <w:t>dspy_layer/ui_to_dspy.py</w:t>
       </w:r>
@@ -2552,8 +2156,6 @@
       <w:r>
         <w:rPr>
           <w:rFonts w:ascii="Consolas" w:hAnsi="Consolas"/>
-          <w:color w:val="C7254E"/>
-          <w:sz w:val="19"/>
         </w:rPr>
         <w:t>ragas_layer/dspy_to_ragas.py</w:t>
       </w:r>
@@ -2636,7 +2238,22 @@
           </w:tcPr>
           <w:p>
             <w:r>
-              <w:t>---</w:t>
+              <w:rPr>
+                <w:rFonts w:ascii="Consolas" w:hAnsi="Consolas"/>
+              </w:rPr>
+              <w:t>UIArtifactAdapter</w:t>
+            </w:r>
+            <w:r>
+              <w:t xml:space="preserve"> (</w:t>
+            </w:r>
+            <w:r>
+              <w:rPr>
+                <w:rFonts w:ascii="Consolas" w:hAnsi="Consolas"/>
+              </w:rPr>
+              <w:t>dspy.Module</w:t>
+            </w:r>
+            <w:r>
+              <w:t>)</w:t>
             </w:r>
           </w:p>
         </w:tc>
@@ -2646,7 +2263,7 @@
           </w:tcPr>
           <w:p>
             <w:r>
-              <w:t>---</w:t>
+              <w:t>Normalizes raw UI-captured chatbot artifacts (whitespace, casing) into a consistent schema</w:t>
             </w:r>
           </w:p>
         </w:tc>
@@ -2656,7 +2273,7 @@
           </w:tcPr>
           <w:p>
             <w:r>
-              <w:t>---</w:t>
+              <w:t>Raw UI exports are messy; RAGAS/DeepEval need clean, consistent fields</w:t>
             </w:r>
           </w:p>
         </w:tc>
@@ -2670,44 +2287,46 @@
             <w:r>
               <w:rPr>
                 <w:rFonts w:ascii="Consolas" w:hAnsi="Consolas"/>
-                <w:color w:val="C7254E"/>
-                <w:sz w:val="19"/>
               </w:rPr>
-              <w:t>UIArtifactAdapter</w:t>
-            </w:r>
-            <w:r>
-              <w:t xml:space="preserve"> (</w:t>
+              <w:t>detected_fallback</w:t>
+            </w:r>
+          </w:p>
+        </w:tc>
+        <w:tc>
+          <w:tcPr>
+            <w:tcW w:type="dxa" w:w="2880"/>
+          </w:tcPr>
+          <w:p>
+            <w:r>
+              <w:t>Flags canned non-answers ("I don't know", "outside my scope", "please contact support", etc.)</w:t>
+            </w:r>
+          </w:p>
+        </w:tc>
+        <w:tc>
+          <w:tcPr>
+            <w:tcW w:type="dxa" w:w="2880"/>
+          </w:tcPr>
+          <w:p>
+            <w:r>
+              <w:t xml:space="preserve">Lets us exclude fallback responses from </w:t>
             </w:r>
             <w:r>
               <w:rPr>
                 <w:rFonts w:ascii="Consolas" w:hAnsi="Consolas"/>
-                <w:color w:val="C7254E"/>
-                <w:sz w:val="19"/>
               </w:rPr>
-              <w:t>dspy.Module</w:t>
-            </w:r>
-            <w:r>
-              <w:t>)</w:t>
-            </w:r>
-          </w:p>
-        </w:tc>
-        <w:tc>
-          <w:tcPr>
-            <w:tcW w:type="dxa" w:w="2880"/>
-          </w:tcPr>
-          <w:p>
-            <w:r>
-              <w:t>Normalizes raw UI-captured chatbot artifacts (whitespace, casing) into a consistent schema</w:t>
-            </w:r>
-          </w:p>
-        </w:tc>
-        <w:tc>
-          <w:tcPr>
-            <w:tcW w:type="dxa" w:w="2880"/>
-          </w:tcPr>
-          <w:p>
-            <w:r>
-              <w:t>Raw UI exports are messy; RAGAS/DeepEval need clean, consistent fields</w:t>
+              <w:t>answer_relevancy</w:t>
+            </w:r>
+            <w:r>
+              <w:t xml:space="preserve"> scoring (a fallback isn't "irrelevant", it's a different failure mode — see </w:t>
+            </w:r>
+            <w:r>
+              <w:rPr>
+                <w:rFonts w:ascii="Consolas" w:hAnsi="Consolas"/>
+              </w:rPr>
+              <w:t>answer_relevancy_scope: non_fallback_only</w:t>
+            </w:r>
+            <w:r>
+              <w:t xml:space="preserve"> in the RAGAS thresholds config)</w:t>
             </w:r>
           </w:p>
         </w:tc>
@@ -2721,52 +2340,76 @@
             <w:r>
               <w:rPr>
                 <w:rFonts w:ascii="Consolas" w:hAnsi="Consolas"/>
-                <w:color w:val="C7254E"/>
-                <w:sz w:val="19"/>
               </w:rPr>
-              <w:t>detected_fallback</w:t>
-            </w:r>
-          </w:p>
-        </w:tc>
-        <w:tc>
-          <w:tcPr>
-            <w:tcW w:type="dxa" w:w="2880"/>
-          </w:tcPr>
-          <w:p>
-            <w:r>
-              <w:t>Flags canned non-answers ("I don't know", "outside my scope", "please contact support", etc.)</w:t>
-            </w:r>
-          </w:p>
-        </w:tc>
-        <w:tc>
-          <w:tcPr>
-            <w:tcW w:type="dxa" w:w="2880"/>
-          </w:tcPr>
-          <w:p>
-            <w:r>
-              <w:t xml:space="preserve">Lets us exclude fallback responses from </w:t>
+              <w:t>matched_pdfs</w:t>
+            </w:r>
+            <w:r>
+              <w:t xml:space="preserve"> (via </w:t>
             </w:r>
             <w:r>
               <w:rPr>
                 <w:rFonts w:ascii="Consolas" w:hAnsi="Consolas"/>
-                <w:color w:val="C7254E"/>
-                <w:sz w:val="19"/>
               </w:rPr>
-              <w:t>answer_relevancy</w:t>
-            </w:r>
-            <w:r>
-              <w:t xml:space="preserve"> scoring (a fallback isn't "irrelevant", it's a different failure mode — see </w:t>
+              <w:t>match_pdfs_from_texts</w:t>
+            </w:r>
+            <w:r>
+              <w:t>)</w:t>
+            </w:r>
+          </w:p>
+        </w:tc>
+        <w:tc>
+          <w:tcPr>
+            <w:tcW w:type="dxa" w:w="2880"/>
+          </w:tcPr>
+          <w:p>
+            <w:r>
+              <w:t xml:space="preserve">Matches the answer + retrieved context against </w:t>
             </w:r>
             <w:r>
               <w:rPr>
                 <w:rFonts w:ascii="Consolas" w:hAnsi="Consolas"/>
-                <w:color w:val="C7254E"/>
-                <w:sz w:val="19"/>
               </w:rPr>
-              <w:t>answer_relevancy_scope: non_fallback_only</w:t>
-            </w:r>
-            <w:r>
-              <w:t xml:space="preserve"> in the RAGAS thresholds config)</w:t>
+              <w:t>data/pdf_registry.json</w:t>
+            </w:r>
+            <w:r>
+              <w:t xml:space="preserve"> using strong-token (id/name/topic) or ≥2-keyword-hit evidence, filtering out generic terms (</w:t>
+            </w:r>
+            <w:r>
+              <w:rPr>
+                <w:rFonts w:ascii="Consolas" w:hAnsi="Consolas"/>
+              </w:rPr>
+              <w:t>playready</w:t>
+            </w:r>
+            <w:r>
+              <w:t xml:space="preserve">, </w:t>
+            </w:r>
+            <w:r>
+              <w:rPr>
+                <w:rFonts w:ascii="Consolas" w:hAnsi="Consolas"/>
+              </w:rPr>
+              <w:t>license</w:t>
+            </w:r>
+            <w:r>
+              <w:t xml:space="preserve">, </w:t>
+            </w:r>
+            <w:r>
+              <w:rPr>
+                <w:rFonts w:ascii="Consolas" w:hAnsi="Consolas"/>
+              </w:rPr>
+              <w:t>compliance</w:t>
+            </w:r>
+            <w:r>
+              <w:t>, …)</w:t>
+            </w:r>
+          </w:p>
+        </w:tc>
+        <w:tc>
+          <w:tcPr>
+            <w:tcW w:type="dxa" w:w="2880"/>
+          </w:tcPr>
+          <w:p>
+            <w:r>
+              <w:t>This is the data feed for the document-grounding audit described above — without DSPy's matching step, RAGAS would have no way to know *which* source PDF an answer is supposedly grounded in</w:t>
             </w:r>
           </w:p>
         </w:tc>
@@ -2780,143 +2423,40 @@
             <w:r>
               <w:rPr>
                 <w:rFonts w:ascii="Consolas" w:hAnsi="Consolas"/>
-                <w:color w:val="C7254E"/>
-                <w:sz w:val="19"/>
               </w:rPr>
-              <w:t>matched_pdfs</w:t>
-            </w:r>
-            <w:r>
-              <w:t xml:space="preserve"> (via </w:t>
+              <w:t>convert_dspy_predictions_to_ragas_dataset</w:t>
+            </w:r>
+          </w:p>
+        </w:tc>
+        <w:tc>
+          <w:tcPr>
+            <w:tcW w:type="dxa" w:w="2880"/>
+          </w:tcPr>
+          <w:p>
+            <w:r>
+              <w:t xml:space="preserve">Converts adapted predictions into a RAGAS-ready </w:t>
             </w:r>
             <w:r>
               <w:rPr>
                 <w:rFonts w:ascii="Consolas" w:hAnsi="Consolas"/>
-                <w:color w:val="C7254E"/>
-                <w:sz w:val="19"/>
               </w:rPr>
-              <w:t>match_pdfs_from_texts</w:t>
-            </w:r>
-            <w:r>
-              <w:t>)</w:t>
-            </w:r>
-          </w:p>
-        </w:tc>
-        <w:tc>
-          <w:tcPr>
-            <w:tcW w:type="dxa" w:w="2880"/>
-          </w:tcPr>
-          <w:p>
-            <w:r>
-              <w:t xml:space="preserve">Matches the answer + retrieved context against </w:t>
+              <w:t>Dataset</w:t>
+            </w:r>
+            <w:r>
+              <w:t xml:space="preserve">, carrying </w:t>
             </w:r>
             <w:r>
               <w:rPr>
                 <w:rFonts w:ascii="Consolas" w:hAnsi="Consolas"/>
-                <w:color w:val="C7254E"/>
-                <w:sz w:val="19"/>
               </w:rPr>
-              <w:t>data/pdf_registry.json</w:t>
-            </w:r>
-            <w:r>
-              <w:t xml:space="preserve"> using strong-token (id/name/topic) or ≥2-keyword-hit evidence, filtering out generic terms (</w:t>
+              <w:t>expect_fallback</w:t>
+            </w:r>
+            <w:r>
+              <w:t xml:space="preserve"> / </w:t>
             </w:r>
             <w:r>
               <w:rPr>
                 <w:rFonts w:ascii="Consolas" w:hAnsi="Consolas"/>
-                <w:color w:val="C7254E"/>
-                <w:sz w:val="19"/>
-              </w:rPr>
-              <w:t>playready</w:t>
-            </w:r>
-            <w:r>
-              <w:t xml:space="preserve">, </w:t>
-            </w:r>
-            <w:r>
-              <w:rPr>
-                <w:rFonts w:ascii="Consolas" w:hAnsi="Consolas"/>
-                <w:color w:val="C7254E"/>
-                <w:sz w:val="19"/>
-              </w:rPr>
-              <w:t>license</w:t>
-            </w:r>
-            <w:r>
-              <w:t xml:space="preserve">, </w:t>
-            </w:r>
-            <w:r>
-              <w:rPr>
-                <w:rFonts w:ascii="Consolas" w:hAnsi="Consolas"/>
-                <w:color w:val="C7254E"/>
-                <w:sz w:val="19"/>
-              </w:rPr>
-              <w:t>compliance</w:t>
-            </w:r>
-            <w:r>
-              <w:t>, …)</w:t>
-            </w:r>
-          </w:p>
-        </w:tc>
-        <w:tc>
-          <w:tcPr>
-            <w:tcW w:type="dxa" w:w="2880"/>
-          </w:tcPr>
-          <w:p>
-            <w:r>
-              <w:t>This is the data feed for the document-grounding audit described above — without DSPy's matching step, RAGAS would have no way to know *which* source PDF an answer is supposedly grounded in</w:t>
-            </w:r>
-          </w:p>
-        </w:tc>
-      </w:tr>
-      <w:tr>
-        <w:tc>
-          <w:tcPr>
-            <w:tcW w:type="dxa" w:w="2880"/>
-          </w:tcPr>
-          <w:p>
-            <w:r>
-              <w:rPr>
-                <w:rFonts w:ascii="Consolas" w:hAnsi="Consolas"/>
-                <w:color w:val="C7254E"/>
-                <w:sz w:val="19"/>
-              </w:rPr>
-              <w:t>convert_dspy_predictions_to_ragas_dataset</w:t>
-            </w:r>
-          </w:p>
-        </w:tc>
-        <w:tc>
-          <w:tcPr>
-            <w:tcW w:type="dxa" w:w="2880"/>
-          </w:tcPr>
-          <w:p>
-            <w:r>
-              <w:t xml:space="preserve">Converts adapted predictions into a RAGAS-ready </w:t>
-            </w:r>
-            <w:r>
-              <w:rPr>
-                <w:rFonts w:ascii="Consolas" w:hAnsi="Consolas"/>
-                <w:color w:val="C7254E"/>
-                <w:sz w:val="19"/>
-              </w:rPr>
-              <w:t>Dataset</w:t>
-            </w:r>
-            <w:r>
-              <w:t xml:space="preserve">, carrying </w:t>
-            </w:r>
-            <w:r>
-              <w:rPr>
-                <w:rFonts w:ascii="Consolas" w:hAnsi="Consolas"/>
-                <w:color w:val="C7254E"/>
-                <w:sz w:val="19"/>
-              </w:rPr>
-              <w:t>expect_fallback</w:t>
-            </w:r>
-            <w:r>
-              <w:t xml:space="preserve"> / </w:t>
-            </w:r>
-            <w:r>
-              <w:rPr>
-                <w:rFonts w:ascii="Consolas" w:hAnsi="Consolas"/>
-                <w:color w:val="C7254E"/>
-                <w:sz w:val="19"/>
               </w:rPr>
               <w:t>strict_grounding</w:t>
             </w:r>
@@ -2950,8 +2490,6 @@
       <w:r>
         <w:rPr>
           <w:rFonts w:ascii="Consolas" w:hAnsi="Consolas"/>
-          <w:color w:val="C7254E"/>
-          <w:sz w:val="19"/>
         </w:rPr>
         <w:t>matched_pdfs</w:t>
       </w:r>
@@ -2984,8 +2522,6 @@
       <w:r>
         <w:rPr>
           <w:rFonts w:ascii="Consolas" w:hAnsi="Consolas"/>
-          <w:color w:val="C7254E"/>
-          <w:sz w:val="19"/>
         </w:rPr>
         <w:t>deepeval_layer/deepeval_evaluator.py</w:t>
       </w:r>
@@ -3074,7 +2610,10 @@
           </w:tcPr>
           <w:p>
             <w:r>
-              <w:t>---</w:t>
+              <w:rPr>
+                <w:rFonts w:ascii="Consolas" w:hAnsi="Consolas"/>
+              </w:rPr>
+              <w:t>PlayReadyRelevance</w:t>
             </w:r>
           </w:p>
         </w:tc>
@@ -3084,7 +2623,7 @@
           </w:tcPr>
           <w:p>
             <w:r>
-              <w:t>---</w:t>
+              <w:t>0.7 / 1.0</w:t>
             </w:r>
           </w:p>
         </w:tc>
@@ -3094,7 +2633,7 @@
           </w:tcPr>
           <w:p>
             <w:r>
-              <w:t>---</w:t>
+              <w:t>Does the answer directly address the PlayReady question without drifting into unrelated DRM/media topics?</w:t>
             </w:r>
           </w:p>
         </w:tc>
@@ -3104,7 +2643,7 @@
           </w:tcPr>
           <w:p>
             <w:r>
-              <w:t>---</w:t>
+              <w:t>Generic "relevance" metrics don't know that "PlayReady" ≠ "Widevine" ≠ "FairPlay" — this rubric is written specifically to penalize cross-DRM topic drift</w:t>
             </w:r>
           </w:p>
         </w:tc>
@@ -3118,10 +2657,8 @@
             <w:r>
               <w:rPr>
                 <w:rFonts w:ascii="Consolas" w:hAnsi="Consolas"/>
-                <w:color w:val="C7254E"/>
-                <w:sz w:val="19"/>
               </w:rPr>
-              <w:t>PlayReadyRelevance</w:t>
+              <w:t>PlayReadyFaithfulness</w:t>
             </w:r>
           </w:p>
         </w:tc>
@@ -3141,7 +2678,7 @@
           </w:tcPr>
           <w:p>
             <w:r>
-              <w:t>Does the answer directly address the PlayReady question without drifting into unrelated DRM/media topics?</w:t>
+              <w:t>Score = faithful_claims / total_claims, every factual claim checked against retrieval context</w:t>
             </w:r>
           </w:p>
         </w:tc>
@@ -3151,7 +2688,7 @@
           </w:tcPr>
           <w:p>
             <w:r>
-              <w:t>Generic "relevance" metrics don't know that "PlayReady" ≠ "Widevine" ≠ "FairPlay" — this rubric is written specifically to penalize cross-DRM topic drift</w:t>
+              <w:t>A PlayReady-flavored faithfulness check that mirrors RAGAS's but with criteria worded for our domain and graded by a different LLM judge — another cross-check layer</w:t>
             </w:r>
           </w:p>
         </w:tc>
@@ -3165,55 +2702,6 @@
             <w:r>
               <w:rPr>
                 <w:rFonts w:ascii="Consolas" w:hAnsi="Consolas"/>
-                <w:color w:val="C7254E"/>
-                <w:sz w:val="19"/>
-              </w:rPr>
-              <w:t>PlayReadyFaithfulness</w:t>
-            </w:r>
-          </w:p>
-        </w:tc>
-        <w:tc>
-          <w:tcPr>
-            <w:tcW w:type="dxa" w:w="2160"/>
-          </w:tcPr>
-          <w:p>
-            <w:r>
-              <w:t>0.7 / 1.0</w:t>
-            </w:r>
-          </w:p>
-        </w:tc>
-        <w:tc>
-          <w:tcPr>
-            <w:tcW w:type="dxa" w:w="2160"/>
-          </w:tcPr>
-          <w:p>
-            <w:r>
-              <w:t>Score = faithful_claims / total_claims, every factual claim checked against retrieval context</w:t>
-            </w:r>
-          </w:p>
-        </w:tc>
-        <w:tc>
-          <w:tcPr>
-            <w:tcW w:type="dxa" w:w="2160"/>
-          </w:tcPr>
-          <w:p>
-            <w:r>
-              <w:t>A PlayReady-flavored faithfulness check that mirrors RAGAS's but with criteria worded for our domain and graded by a different LLM judge — another cross-check layer</w:t>
-            </w:r>
-          </w:p>
-        </w:tc>
-      </w:tr>
-      <w:tr>
-        <w:tc>
-          <w:tcPr>
-            <w:tcW w:type="dxa" w:w="2160"/>
-          </w:tcPr>
-          <w:p>
-            <w:r>
-              <w:rPr>
-                <w:rFonts w:ascii="Consolas" w:hAnsi="Consolas"/>
-                <w:color w:val="C7254E"/>
-                <w:sz w:val="19"/>
               </w:rPr>
               <w:t>PlayReadyClarity</w:t>
             </w:r>
@@ -3332,7 +2820,10 @@
           </w:tcPr>
           <w:p>
             <w:r>
-              <w:t>---</w:t>
+              <w:rPr>
+                <w:rFonts w:ascii="Consolas" w:hAnsi="Consolas"/>
+              </w:rPr>
+              <w:t>AnswerRelevancyMetric</w:t>
             </w:r>
           </w:p>
         </w:tc>
@@ -3342,7 +2833,7 @@
           </w:tcPr>
           <w:p>
             <w:r>
-              <w:t>---</w:t>
+              <w:t>0.7</w:t>
             </w:r>
           </w:p>
         </w:tc>
@@ -3352,7 +2843,7 @@
           </w:tcPr>
           <w:p>
             <w:r>
-              <w:t>---</w:t>
+              <w:t>Generic answer-to-question relevance</w:t>
             </w:r>
           </w:p>
         </w:tc>
@@ -3362,7 +2853,7 @@
           </w:tcPr>
           <w:p>
             <w:r>
-              <w:t>---</w:t>
+              <w:t>Third independent relevance signal (alongside RAGAS and Foundry)</w:t>
             </w:r>
           </w:p>
         </w:tc>
@@ -3376,10 +2867,8 @@
             <w:r>
               <w:rPr>
                 <w:rFonts w:ascii="Consolas" w:hAnsi="Consolas"/>
-                <w:color w:val="C7254E"/>
-                <w:sz w:val="19"/>
               </w:rPr>
-              <w:t>AnswerRelevancyMetric</w:t>
+              <w:t>FaithfulnessMetric</w:t>
             </w:r>
           </w:p>
         </w:tc>
@@ -3399,7 +2888,7 @@
           </w:tcPr>
           <w:p>
             <w:r>
-              <w:t>Generic answer-to-question relevance</w:t>
+              <w:t>Generic claim-vs-context faithfulness</w:t>
             </w:r>
           </w:p>
         </w:tc>
@@ -3409,7 +2898,7 @@
           </w:tcPr>
           <w:p>
             <w:r>
-              <w:t>Third independent relevance signal (alongside RAGAS and Foundry)</w:t>
+              <w:t>Third independent faithfulness signal</w:t>
             </w:r>
           </w:p>
         </w:tc>
@@ -3423,55 +2912,6 @@
             <w:r>
               <w:rPr>
                 <w:rFonts w:ascii="Consolas" w:hAnsi="Consolas"/>
-                <w:color w:val="C7254E"/>
-                <w:sz w:val="19"/>
-              </w:rPr>
-              <w:t>FaithfulnessMetric</w:t>
-            </w:r>
-          </w:p>
-        </w:tc>
-        <w:tc>
-          <w:tcPr>
-            <w:tcW w:type="dxa" w:w="2160"/>
-          </w:tcPr>
-          <w:p>
-            <w:r>
-              <w:t>0.7</w:t>
-            </w:r>
-          </w:p>
-        </w:tc>
-        <w:tc>
-          <w:tcPr>
-            <w:tcW w:type="dxa" w:w="2160"/>
-          </w:tcPr>
-          <w:p>
-            <w:r>
-              <w:t>Generic claim-vs-context faithfulness</w:t>
-            </w:r>
-          </w:p>
-        </w:tc>
-        <w:tc>
-          <w:tcPr>
-            <w:tcW w:type="dxa" w:w="2160"/>
-          </w:tcPr>
-          <w:p>
-            <w:r>
-              <w:t>Third independent faithfulness signal</w:t>
-            </w:r>
-          </w:p>
-        </w:tc>
-      </w:tr>
-      <w:tr>
-        <w:tc>
-          <w:tcPr>
-            <w:tcW w:type="dxa" w:w="2160"/>
-          </w:tcPr>
-          <w:p>
-            <w:r>
-              <w:rPr>
-                <w:rFonts w:ascii="Consolas" w:hAnsi="Consolas"/>
-                <w:color w:val="C7254E"/>
-                <w:sz w:val="19"/>
               </w:rPr>
               <w:t>HallucinationMetric</w:t>
             </w:r>
@@ -3529,8 +2969,6 @@
       <w:r>
         <w:rPr>
           <w:rFonts w:ascii="Consolas" w:hAnsi="Consolas"/>
-          <w:color w:val="C7254E"/>
-          <w:sz w:val="19"/>
         </w:rPr>
         <w:t>C:\Users\SushrutNistane\Downloads\Deepeval-playready-foundry</w:t>
       </w:r>
@@ -3545,8 +2983,6 @@
       <w:r>
         <w:rPr>
           <w:rFonts w:ascii="Consolas" w:hAnsi="Consolas"/>
-          <w:color w:val="C7254E"/>
-          <w:sz w:val="19"/>
         </w:rPr>
         <w:t>confident-ai/deepeval</w:t>
       </w:r>
@@ -3566,8 +3002,6 @@
       <w:r>
         <w:rPr>
           <w:rFonts w:ascii="Consolas" w:hAnsi="Consolas"/>
-          <w:color w:val="C7254E"/>
-          <w:sz w:val="19"/>
         </w:rPr>
         <w:t>AnswerRelevancyMetric</w:t>
       </w:r>
@@ -3577,8 +3011,6 @@
       <w:r>
         <w:rPr>
           <w:rFonts w:ascii="Consolas" w:hAnsi="Consolas"/>
-          <w:color w:val="C7254E"/>
-          <w:sz w:val="19"/>
         </w:rPr>
         <w:t>FaithfulnessMetric</w:t>
       </w:r>
@@ -3588,8 +3020,6 @@
       <w:r>
         <w:rPr>
           <w:rFonts w:ascii="Consolas" w:hAnsi="Consolas"/>
-          <w:color w:val="C7254E"/>
-          <w:sz w:val="19"/>
         </w:rPr>
         <w:t>HallucinationMetric</w:t>
       </w:r>
@@ -3599,8 +3029,6 @@
       <w:r>
         <w:rPr>
           <w:rFonts w:ascii="Consolas" w:hAnsi="Consolas"/>
-          <w:color w:val="C7254E"/>
-          <w:sz w:val="19"/>
         </w:rPr>
         <w:t>GEval</w:t>
       </w:r>
@@ -3632,8 +3060,6 @@
       <w:r>
         <w:rPr>
           <w:rFonts w:ascii="Consolas" w:hAnsi="Consolas"/>
-          <w:color w:val="C7254E"/>
-          <w:sz w:val="19"/>
         </w:rPr>
         <w:t>deepeval_evaluator.py:143</w:t>
       </w:r>
@@ -3648,8 +3074,6 @@
       <w:r>
         <w:rPr>
           <w:rFonts w:ascii="Consolas" w:hAnsi="Consolas"/>
-          <w:color w:val="C7254E"/>
-          <w:sz w:val="19"/>
         </w:rPr>
         <w:t>AnswerRelevancy</w:t>
       </w:r>
@@ -3659,8 +3083,6 @@
       <w:r>
         <w:rPr>
           <w:rFonts w:ascii="Consolas" w:hAnsi="Consolas"/>
-          <w:color w:val="C7254E"/>
-          <w:sz w:val="19"/>
         </w:rPr>
         <w:t>Faithfulness</w:t>
       </w:r>
@@ -3670,8 +3092,6 @@
       <w:r>
         <w:rPr>
           <w:rFonts w:ascii="Consolas" w:hAnsi="Consolas"/>
-          <w:color w:val="C7254E"/>
-          <w:sz w:val="19"/>
         </w:rPr>
         <w:t>Hallucination</w:t>
       </w:r>
@@ -3690,8 +3110,6 @@
       <w:r>
         <w:rPr>
           <w:rFonts w:ascii="Consolas" w:hAnsi="Consolas"/>
-          <w:color w:val="C7254E"/>
-          <w:sz w:val="19"/>
         </w:rPr>
         <w:t>context_relevance</w:t>
       </w:r>
@@ -3720,8 +3138,6 @@
       <w:r>
         <w:rPr>
           <w:rFonts w:ascii="Consolas" w:hAnsi="Consolas"/>
-          <w:color w:val="C7254E"/>
-          <w:sz w:val="19"/>
         </w:rPr>
         <w:t>BiasMetric</w:t>
       </w:r>
@@ -3731,8 +3147,6 @@
       <w:r>
         <w:rPr>
           <w:rFonts w:ascii="Consolas" w:hAnsi="Consolas"/>
-          <w:color w:val="C7254E"/>
-          <w:sz w:val="19"/>
         </w:rPr>
         <w:t>ToxicityMetric</w:t>
       </w:r>
@@ -3742,8 +3156,6 @@
       <w:r>
         <w:rPr>
           <w:rFonts w:ascii="Consolas" w:hAnsi="Consolas"/>
-          <w:color w:val="C7254E"/>
-          <w:sz w:val="19"/>
         </w:rPr>
         <w:t>PIILeakageMetric</w:t>
       </w:r>
@@ -3755,8 +3167,6 @@
       <w:r>
         <w:rPr>
           <w:rFonts w:ascii="Consolas" w:hAnsi="Consolas"/>
-          <w:color w:val="C7254E"/>
-          <w:sz w:val="19"/>
         </w:rPr>
         <w:t>NonAdviceMetric</w:t>
       </w:r>
@@ -3766,8 +3176,6 @@
       <w:r>
         <w:rPr>
           <w:rFonts w:ascii="Consolas" w:hAnsi="Consolas"/>
-          <w:color w:val="C7254E"/>
-          <w:sz w:val="19"/>
         </w:rPr>
         <w:t>MisuseMetric</w:t>
       </w:r>
@@ -3777,50 +3185,54 @@
       <w:r>
         <w:rPr>
           <w:rFonts w:ascii="Consolas" w:hAnsi="Consolas"/>
-          <w:color w:val="C7254E"/>
-          <w:sz w:val="19"/>
         </w:rPr>
         <w:t>RoleViolationMetric</w:t>
       </w:r>
     </w:p>
     <w:p>
       <w:pPr>
-        <w:ind w:left="360"/>
+        <w:pStyle w:val="IntenseQuote"/>
       </w:pPr>
       <w:r>
-        <w:rPr>
-          <w:i/>
-        </w:rPr>
-        <w:t xml:space="preserve">*Relevance:* Foundry already covers violence/sexual/self-harm/hate. Bias, PII leakage, and "misuse" detection would be the most plausible additions if compliance scope grows — a DRM support bot shouldn't leak licensing keys/credentials or give bypass instructions, which </w:t>
-      </w:r>
+        <w:t>*Relevance:* Foundry already covers violence/sexual/self-harm/hate. Bias, PII leakage, and</w:t>
+      </w:r>
+    </w:p>
+    <w:p>
+      <w:pPr>
+        <w:pStyle w:val="IntenseQuote"/>
+      </w:pPr>
+      <w:r>
+        <w:t>"misuse" detection would be the most plausible additions if compliance scope grows — a DRM</w:t>
+      </w:r>
+    </w:p>
+    <w:p>
+      <w:pPr>
+        <w:pStyle w:val="IntenseQuote"/>
+      </w:pPr>
+      <w:r>
+        <w:t>support bot shouldn't leak licensing keys/credentials or give bypass instructions, which</w:t>
+      </w:r>
+    </w:p>
+    <w:p>
+      <w:pPr>
+        <w:pStyle w:val="IntenseQuote"/>
+      </w:pPr>
       <w:r>
         <w:rPr>
           <w:rFonts w:ascii="Consolas" w:hAnsi="Consolas"/>
-          <w:i/>
-          <w:color w:val="C7254E"/>
-          <w:sz w:val="19"/>
         </w:rPr>
         <w:t>MisuseMetric</w:t>
       </w:r>
       <w:r>
-        <w:rPr>
-          <w:i/>
-        </w:rPr>
         <w:t>/</w:t>
       </w:r>
       <w:r>
         <w:rPr>
           <w:rFonts w:ascii="Consolas" w:hAnsi="Consolas"/>
-          <w:i/>
-          <w:color w:val="C7254E"/>
-          <w:sz w:val="19"/>
         </w:rPr>
         <w:t>PIILeakageMetric</w:t>
       </w:r>
       <w:r>
-        <w:rPr>
-          <w:i/>
-        </w:rPr>
         <w:t xml:space="preserve"> are designed to catch.</w:t>
       </w:r>
     </w:p>
@@ -3837,8 +3249,6 @@
       <w:r>
         <w:rPr>
           <w:rFonts w:ascii="Consolas" w:hAnsi="Consolas"/>
-          <w:color w:val="C7254E"/>
-          <w:sz w:val="19"/>
         </w:rPr>
         <w:t>ContextualRecallMetric</w:t>
       </w:r>
@@ -3848,80 +3258,67 @@
       <w:r>
         <w:rPr>
           <w:rFonts w:ascii="Consolas" w:hAnsi="Consolas"/>
-          <w:color w:val="C7254E"/>
-          <w:sz w:val="19"/>
         </w:rPr>
         <w:t>ContextualPrecisionMetric</w:t>
       </w:r>
     </w:p>
     <w:p>
       <w:pPr>
-        <w:ind w:left="360"/>
+        <w:pStyle w:val="IntenseQuote"/>
       </w:pPr>
       <w:r>
-        <w:rPr>
-          <w:i/>
-        </w:rPr>
-        <w:t xml:space="preserve">*Relevance:* Would round out the contextual-relevancy metric we already have pending, giving DeepEval its own full RAG triad — though RAGAS already covers this ground (and more) with </w:t>
+        <w:t>*Relevance:* Would round out the contextual-relevancy metric we already have pending,</w:t>
+      </w:r>
+    </w:p>
+    <w:p>
+      <w:pPr>
+        <w:pStyle w:val="IntenseQuote"/>
+      </w:pPr>
+      <w:r>
+        <w:t>giving DeepEval its own full RAG triad — though RAGAS already covers this ground (and more)</w:t>
+      </w:r>
+    </w:p>
+    <w:p>
+      <w:pPr>
+        <w:pStyle w:val="IntenseQuote"/>
+      </w:pPr>
+      <w:r>
+        <w:t xml:space="preserve">with </w:t>
       </w:r>
       <w:r>
         <w:rPr>
           <w:rFonts w:ascii="Consolas" w:hAnsi="Consolas"/>
-          <w:i/>
-          <w:color w:val="C7254E"/>
-          <w:sz w:val="19"/>
         </w:rPr>
         <w:t>context_precision</w:t>
       </w:r>
       <w:r>
-        <w:rPr>
-          <w:i/>
-        </w:rPr>
         <w:t>/</w:t>
       </w:r>
       <w:r>
         <w:rPr>
           <w:rFonts w:ascii="Consolas" w:hAnsi="Consolas"/>
-          <w:i/>
-          <w:color w:val="C7254E"/>
-          <w:sz w:val="19"/>
         </w:rPr>
         <w:t>context_recall</w:t>
       </w:r>
       <w:r>
-        <w:rPr>
-          <w:i/>
-        </w:rPr>
         <w:t>/</w:t>
       </w:r>
       <w:r>
         <w:rPr>
           <w:rFonts w:ascii="Consolas" w:hAnsi="Consolas"/>
-          <w:i/>
-          <w:color w:val="C7254E"/>
-          <w:sz w:val="19"/>
         </w:rPr>
         <w:t>context_relevance</w:t>
       </w:r>
       <w:r>
-        <w:rPr>
-          <w:i/>
-        </w:rPr>
         <w:t>/</w:t>
       </w:r>
       <w:r>
         <w:rPr>
           <w:rFonts w:ascii="Consolas" w:hAnsi="Consolas"/>
-          <w:i/>
-          <w:color w:val="C7254E"/>
-          <w:sz w:val="19"/>
         </w:rPr>
         <w:t>context_entity_recall</w:t>
       </w:r>
       <w:r>
-        <w:rPr>
-          <w:i/>
-        </w:rPr>
         <w:t>.</w:t>
       </w:r>
     </w:p>
@@ -3938,8 +3335,6 @@
       <w:r>
         <w:rPr>
           <w:rFonts w:ascii="Consolas" w:hAnsi="Consolas"/>
-          <w:color w:val="C7254E"/>
-          <w:sz w:val="19"/>
         </w:rPr>
         <w:t>ExactMatchMetric</w:t>
       </w:r>
@@ -3949,8 +3344,6 @@
       <w:r>
         <w:rPr>
           <w:rFonts w:ascii="Consolas" w:hAnsi="Consolas"/>
-          <w:color w:val="C7254E"/>
-          <w:sz w:val="19"/>
         </w:rPr>
         <w:t>PatternMatchMetric</w:t>
       </w:r>
@@ -3962,8 +3355,6 @@
       <w:r>
         <w:rPr>
           <w:rFonts w:ascii="Consolas" w:hAnsi="Consolas"/>
-          <w:color w:val="C7254E"/>
-          <w:sz w:val="19"/>
         </w:rPr>
         <w:t>JsonCorrectnessMetric</w:t>
       </w:r>
@@ -3973,21 +3364,24 @@
       <w:r>
         <w:rPr>
           <w:rFonts w:ascii="Consolas" w:hAnsi="Consolas"/>
-          <w:color w:val="C7254E"/>
-          <w:sz w:val="19"/>
         </w:rPr>
         <w:t>DAGMetric</w:t>
       </w:r>
     </w:p>
     <w:p>
       <w:pPr>
-        <w:ind w:left="360"/>
+        <w:pStyle w:val="IntenseQuote"/>
       </w:pPr>
       <w:r>
-        <w:rPr>
-          <w:i/>
-        </w:rPr>
-        <w:t>*Relevance:* Useful only if the bot ever needs to produce structured output (JSON configs, exact error codes) — not applicable to today's free-text Q&amp;A use case.</w:t>
+        <w:t>*Relevance:* Useful only if the bot ever needs to produce structured output (JSON configs,</w:t>
+      </w:r>
+    </w:p>
+    <w:p>
+      <w:pPr>
+        <w:pStyle w:val="IntenseQuote"/>
+      </w:pPr>
+      <w:r>
+        <w:t>exact error codes) — not applicable to today's free-text Q&amp;A use case.</w:t>
       </w:r>
     </w:p>
     <w:p>
@@ -4003,8 +3397,6 @@
       <w:r>
         <w:rPr>
           <w:rFonts w:ascii="Consolas" w:hAnsi="Consolas"/>
-          <w:color w:val="C7254E"/>
-          <w:sz w:val="19"/>
         </w:rPr>
         <w:t>KnowledgeRetentionMetric</w:t>
       </w:r>
@@ -4014,8 +3406,6 @@
       <w:r>
         <w:rPr>
           <w:rFonts w:ascii="Consolas" w:hAnsi="Consolas"/>
-          <w:color w:val="C7254E"/>
-          <w:sz w:val="19"/>
         </w:rPr>
         <w:t>RoleAdherenceMetric</w:t>
       </w:r>
@@ -4027,8 +3417,6 @@
       <w:r>
         <w:rPr>
           <w:rFonts w:ascii="Consolas" w:hAnsi="Consolas"/>
-          <w:color w:val="C7254E"/>
-          <w:sz w:val="19"/>
         </w:rPr>
         <w:t>ConversationCompletenessMetric</w:t>
       </w:r>
@@ -4038,8 +3426,6 @@
       <w:r>
         <w:rPr>
           <w:rFonts w:ascii="Consolas" w:hAnsi="Consolas"/>
-          <w:color w:val="C7254E"/>
-          <w:sz w:val="19"/>
         </w:rPr>
         <w:t>ConversationalGEval</w:t>
       </w:r>
@@ -4049,8 +3435,6 @@
       <w:r>
         <w:rPr>
           <w:rFonts w:ascii="Consolas" w:hAnsi="Consolas"/>
-          <w:color w:val="C7254E"/>
-          <w:sz w:val="19"/>
         </w:rPr>
         <w:t>ConversationalDAGMetric</w:t>
       </w:r>
@@ -4062,8 +3446,6 @@
       <w:r>
         <w:rPr>
           <w:rFonts w:ascii="Consolas" w:hAnsi="Consolas"/>
-          <w:color w:val="C7254E"/>
-          <w:sz w:val="19"/>
         </w:rPr>
         <w:t>TurnRelevancyMetric</w:t>
       </w:r>
@@ -4073,8 +3455,6 @@
       <w:r>
         <w:rPr>
           <w:rFonts w:ascii="Consolas" w:hAnsi="Consolas"/>
-          <w:color w:val="C7254E"/>
-          <w:sz w:val="19"/>
         </w:rPr>
         <w:t>TurnFaithfulnessMetric</w:t>
       </w:r>
@@ -4084,8 +3464,6 @@
       <w:r>
         <w:rPr>
           <w:rFonts w:ascii="Consolas" w:hAnsi="Consolas"/>
-          <w:color w:val="C7254E"/>
-          <w:sz w:val="19"/>
         </w:rPr>
         <w:t>TurnContextualPrecisionMetric</w:t>
       </w:r>
@@ -4097,8 +3475,6 @@
       <w:r>
         <w:rPr>
           <w:rFonts w:ascii="Consolas" w:hAnsi="Consolas"/>
-          <w:color w:val="C7254E"/>
-          <w:sz w:val="19"/>
         </w:rPr>
         <w:t>TurnContextualRecallMetric</w:t>
       </w:r>
@@ -4108,143 +3484,139 @@
       <w:r>
         <w:rPr>
           <w:rFonts w:ascii="Consolas" w:hAnsi="Consolas"/>
-          <w:color w:val="C7254E"/>
-          <w:sz w:val="19"/>
         </w:rPr>
         <w:t>TurnContextualRelevancyMetric</w:t>
       </w:r>
     </w:p>
     <w:p>
       <w:pPr>
-        <w:ind w:left="360"/>
+        <w:pStyle w:val="IntenseQuote"/>
       </w:pPr>
       <w:r>
         <w:rPr>
           <w:b/>
-          <w:i/>
         </w:rPr>
         <w:t>Correction (was previously marked "not applicable"):</w:t>
       </w:r>
       <w:r>
-        <w:rPr>
-          <w:i/>
-        </w:rPr>
-        <w:t xml:space="preserve"> our *evaluation pipeline* currently only scores single-turn Q&amp;A artifacts, but the live bots are conversational and — per </w:t>
-      </w:r>
+        <w:t xml:space="preserve"> our *evaluation pipeline* currently</w:t>
+      </w:r>
+    </w:p>
+    <w:p>
+      <w:pPr>
+        <w:pStyle w:val="IntenseQuote"/>
+      </w:pPr>
+      <w:r>
+        <w:t>only scores single-turn Q&amp;A artifacts, but the live bots are conversational and — per</w:t>
+      </w:r>
+    </w:p>
+    <w:p>
+      <w:pPr>
+        <w:pStyle w:val="IntenseQuote"/>
+      </w:pPr>
       <w:r>
         <w:rPr>
           <w:rFonts w:ascii="Consolas" w:hAnsi="Consolas"/>
-          <w:i/>
-          <w:color w:val="C7254E"/>
-          <w:sz w:val="19"/>
         </w:rPr>
         <w:t>docs/multi_bot_strategy.md</w:t>
       </w:r>
       <w:r>
-        <w:rPr>
-          <w:i/>
-        </w:rPr>
-        <w:t xml:space="preserve"> — span Public/Customer/Private personas with different session lengths and KB-boundary risks across turns. </w:t>
+        <w:t xml:space="preserve"> — span Public/Customer/Private personas with different</w:t>
+      </w:r>
+    </w:p>
+    <w:p>
+      <w:pPr>
+        <w:pStyle w:val="IntenseQuote"/>
+      </w:pPr>
+      <w:r>
+        <w:t xml:space="preserve">session lengths and KB-boundary risks across turns. </w:t>
       </w:r>
       <w:r>
         <w:rPr>
           <w:rFonts w:ascii="Consolas" w:hAnsi="Consolas"/>
-          <w:i/>
-          <w:color w:val="C7254E"/>
-          <w:sz w:val="19"/>
         </w:rPr>
         <w:t>KnowledgeRetentionMetric</w:t>
       </w:r>
       <w:r>
-        <w:rPr>
-          <w:i/>
-        </w:rPr>
-        <w:t xml:space="preserve">, </w:t>
-      </w:r>
+        <w:t>,</w:t>
+      </w:r>
+    </w:p>
+    <w:p>
+      <w:pPr>
+        <w:pStyle w:val="IntenseQuote"/>
+      </w:pPr>
       <w:r>
         <w:rPr>
           <w:rFonts w:ascii="Consolas" w:hAnsi="Consolas"/>
-          <w:i/>
-          <w:color w:val="C7254E"/>
-          <w:sz w:val="19"/>
         </w:rPr>
         <w:t>RoleAdherenceMetric</w:t>
       </w:r>
       <w:r>
-        <w:rPr>
-          <w:i/>
-        </w:rPr>
         <w:t xml:space="preserve">, and </w:t>
       </w:r>
       <w:r>
         <w:rPr>
           <w:rFonts w:ascii="Consolas" w:hAnsi="Consolas"/>
-          <w:i/>
-          <w:color w:val="C7254E"/>
-          <w:sz w:val="19"/>
         </w:rPr>
         <w:t>ConversationCompletenessMetric</w:t>
       </w:r>
       <w:r>
+        <w:t xml:space="preserve"> are flagged there as **P2</w:t>
+      </w:r>
+    </w:p>
+    <w:p>
+      <w:pPr>
+        <w:pStyle w:val="IntenseQuote"/>
+      </w:pPr>
+      <w:r>
+        <w:t>gaps** (does the bot remember context, stay in role, and resolve the user's full intent</w:t>
+      </w:r>
+    </w:p>
+    <w:p>
+      <w:pPr>
+        <w:pStyle w:val="IntenseQuote"/>
+      </w:pPr>
+      <w:r>
+        <w:t xml:space="preserve">across a session?). The </w:t>
+      </w:r>
+      <w:r>
         <w:rPr>
-          <w:i/>
+          <w:rFonts w:ascii="Consolas" w:hAnsi="Consolas"/>
         </w:rPr>
-        <w:t xml:space="preserve"> are flagged there as </w:t>
+        <w:t>Turn*</w:t>
+      </w:r>
+      <w:r>
+        <w:t xml:space="preserve"> metrics remain </w:t>
       </w:r>
       <w:r>
         <w:rPr>
           <w:b/>
-          <w:i/>
         </w:rPr>
-        <w:t>P2 gaps</w:t>
-      </w:r>
-      <w:r>
-        <w:rPr>
-          <w:i/>
-        </w:rPr>
-        <w:t xml:space="preserve"> (does the bot remember context, stay in role, and resolve the user's full intent across a session?). The </w:t>
-      </w:r>
+        <w:t>P3</w:t>
+      </w:r>
+      <w:r>
+        <w:t xml:space="preserve"> ("full multi-turn evaluation") —</w:t>
+      </w:r>
+    </w:p>
+    <w:p>
+      <w:pPr>
+        <w:pStyle w:val="IntenseQuote"/>
+      </w:pPr>
+      <w:r>
+        <w:t>lower priority but not "not applicable". See the prioritised gap table in</w:t>
+      </w:r>
+    </w:p>
+    <w:p>
+      <w:pPr>
+        <w:pStyle w:val="IntenseQuote"/>
+      </w:pPr>
       <w:r>
         <w:rPr>
           <w:rFonts w:ascii="Consolas" w:hAnsi="Consolas"/>
-          <w:i/>
-          <w:color w:val="C7254E"/>
-          <w:sz w:val="19"/>
-        </w:rPr>
-        <w:t>Turn*</w:t>
-      </w:r>
-      <w:r>
-        <w:rPr>
-          <w:i/>
-        </w:rPr>
-        <w:t xml:space="preserve"> metrics remain </w:t>
-      </w:r>
-      <w:r>
-        <w:rPr>
-          <w:b/>
-          <w:i/>
-        </w:rPr>
-        <w:t>P3</w:t>
-      </w:r>
-      <w:r>
-        <w:rPr>
-          <w:i/>
-        </w:rPr>
-        <w:t xml:space="preserve"> ("full multi-turn evaluation") — lower priority but not "not applicable". See the prioritised gap table in </w:t>
-      </w:r>
-      <w:r>
-        <w:rPr>
-          <w:rFonts w:ascii="Consolas" w:hAnsi="Consolas"/>
-          <w:i/>
-          <w:color w:val="C7254E"/>
-          <w:sz w:val="19"/>
         </w:rPr>
         <w:t>multi_bot_strategy.md</w:t>
       </w:r>
       <w:r>
-        <w:rPr>
-          <w:i/>
-        </w:rPr>
         <w:t xml:space="preserve"> for the full reasoning.</w:t>
       </w:r>
     </w:p>
@@ -4261,8 +3633,6 @@
       <w:r>
         <w:rPr>
           <w:rFonts w:ascii="Consolas" w:hAnsi="Consolas"/>
-          <w:color w:val="C7254E"/>
-          <w:sz w:val="19"/>
         </w:rPr>
         <w:t>TaskCompletionMetric</w:t>
       </w:r>
@@ -4272,8 +3642,6 @@
       <w:r>
         <w:rPr>
           <w:rFonts w:ascii="Consolas" w:hAnsi="Consolas"/>
-          <w:color w:val="C7254E"/>
-          <w:sz w:val="19"/>
         </w:rPr>
         <w:t>ToolCorrectnessMetric</w:t>
       </w:r>
@@ -4283,8 +3651,6 @@
       <w:r>
         <w:rPr>
           <w:rFonts w:ascii="Consolas" w:hAnsi="Consolas"/>
-          <w:color w:val="C7254E"/>
-          <w:sz w:val="19"/>
         </w:rPr>
         <w:t>ToolUseMetric</w:t>
       </w:r>
@@ -4296,8 +3662,6 @@
       <w:r>
         <w:rPr>
           <w:rFonts w:ascii="Consolas" w:hAnsi="Consolas"/>
-          <w:color w:val="C7254E"/>
-          <w:sz w:val="19"/>
         </w:rPr>
         <w:t>TopicAdherenceMetric</w:t>
       </w:r>
@@ -4307,8 +3671,6 @@
       <w:r>
         <w:rPr>
           <w:rFonts w:ascii="Consolas" w:hAnsi="Consolas"/>
-          <w:color w:val="C7254E"/>
-          <w:sz w:val="19"/>
         </w:rPr>
         <w:t>StepEfficiencyMetric</w:t>
       </w:r>
@@ -4318,8 +3680,6 @@
       <w:r>
         <w:rPr>
           <w:rFonts w:ascii="Consolas" w:hAnsi="Consolas"/>
-          <w:color w:val="C7254E"/>
-          <w:sz w:val="19"/>
         </w:rPr>
         <w:t>PlanAdherenceMetric</w:t>
       </w:r>
@@ -4329,8 +3689,6 @@
       <w:r>
         <w:rPr>
           <w:rFonts w:ascii="Consolas" w:hAnsi="Consolas"/>
-          <w:color w:val="C7254E"/>
-          <w:sz w:val="19"/>
         </w:rPr>
         <w:t>PlanQualityMetric</w:t>
       </w:r>
@@ -4342,8 +3700,6 @@
       <w:r>
         <w:rPr>
           <w:rFonts w:ascii="Consolas" w:hAnsi="Consolas"/>
-          <w:color w:val="C7254E"/>
-          <w:sz w:val="19"/>
         </w:rPr>
         <w:t>GoalAccuracyMetric</w:t>
       </w:r>
@@ -4353,8 +3709,6 @@
       <w:r>
         <w:rPr>
           <w:rFonts w:ascii="Consolas" w:hAnsi="Consolas"/>
-          <w:color w:val="C7254E"/>
-          <w:sz w:val="19"/>
         </w:rPr>
         <w:t>ArgumentCorrectnessMetric</w:t>
       </w:r>
@@ -4364,232 +3718,200 @@
       <w:r>
         <w:rPr>
           <w:rFonts w:ascii="Consolas" w:hAnsi="Consolas"/>
-          <w:color w:val="C7254E"/>
-          <w:sz w:val="19"/>
         </w:rPr>
         <w:t>PromptAlignmentMetric</w:t>
       </w:r>
     </w:p>
     <w:p>
       <w:pPr>
-        <w:ind w:left="360"/>
+        <w:pStyle w:val="IntenseQuote"/>
       </w:pPr>
       <w:r>
         <w:rPr>
           <w:b/>
-          <w:i/>
         </w:rPr>
         <w:t>Correction (was previously marked "not applicable"):</w:t>
       </w:r>
       <w:r>
-        <w:rPr>
-          <w:i/>
-        </w:rPr>
-        <w:t xml:space="preserve"> the Foundry-hosted bots *are* agentic — they call internal retrieval/search tools — and </w:t>
+        <w:t xml:space="preserve"> the Foundry-hosted bots *are*</w:t>
+      </w:r>
+    </w:p>
+    <w:p>
+      <w:pPr>
+        <w:pStyle w:val="IntenseQuote"/>
+      </w:pPr>
+      <w:r>
+        <w:t xml:space="preserve">agentic — they call internal retrieval/search tools — and </w:t>
       </w:r>
       <w:r>
         <w:rPr>
           <w:rFonts w:ascii="Consolas" w:hAnsi="Consolas"/>
-          <w:i/>
-          <w:color w:val="C7254E"/>
-          <w:sz w:val="19"/>
         </w:rPr>
         <w:t>multi_bot_strategy.md</w:t>
       </w:r>
       <w:r>
-        <w:rPr>
-          <w:i/>
-        </w:rPr>
-        <w:t xml:space="preserve"> lists </w:t>
-      </w:r>
+        <w:t xml:space="preserve"> lists</w:t>
+      </w:r>
+    </w:p>
+    <w:p>
+      <w:pPr>
+        <w:pStyle w:val="IntenseQuote"/>
+      </w:pPr>
       <w:r>
         <w:rPr>
           <w:rFonts w:ascii="Consolas" w:hAnsi="Consolas"/>
-          <w:i/>
-          <w:color w:val="C7254E"/>
-          <w:sz w:val="19"/>
         </w:rPr>
         <w:t>ToolCorrectnessMetric</w:t>
       </w:r>
       <w:r>
-        <w:rPr>
-          <w:i/>
-        </w:rPr>
         <w:t xml:space="preserve"> and </w:t>
       </w:r>
       <w:r>
         <w:rPr>
           <w:rFonts w:ascii="Consolas" w:hAnsi="Consolas"/>
-          <w:i/>
-          <w:color w:val="C7254E"/>
-          <w:sz w:val="19"/>
         </w:rPr>
         <w:t>ArgumentCorrectnessMetric</w:t>
       </w:r>
       <w:r>
-        <w:rPr>
-          <w:i/>
-        </w:rPr>
         <w:t xml:space="preserve"> as </w:t>
       </w:r>
       <w:r>
         <w:rPr>
           <w:b/>
-          <w:i/>
         </w:rPr>
         <w:t>P2 gaps</w:t>
       </w:r>
       <w:r>
-        <w:rPr>
-          <w:i/>
-        </w:rPr>
-        <w:t xml:space="preserve"> ("Foundry agent tool calls are untested today" / "tool arguments may be wrong even if tool is correct"). </w:t>
-      </w:r>
+        <w:t xml:space="preserve"> ("Foundry agent</w:t>
+      </w:r>
+    </w:p>
+    <w:p>
+      <w:pPr>
+        <w:pStyle w:val="IntenseQuote"/>
+      </w:pPr>
+      <w:r>
+        <w:t>tool calls are untested today" / "tool arguments may be wrong even if tool is correct").</w:t>
+      </w:r>
+    </w:p>
+    <w:p>
+      <w:pPr>
+        <w:pStyle w:val="IntenseQuote"/>
+      </w:pPr>
       <w:r>
         <w:rPr>
           <w:rFonts w:ascii="Consolas" w:hAnsi="Consolas"/>
-          <w:i/>
-          <w:color w:val="C7254E"/>
-          <w:sz w:val="19"/>
         </w:rPr>
         <w:t>TopicAdherenceMetric</w:t>
       </w:r>
       <w:r>
-        <w:rPr>
-          <w:i/>
-        </w:rPr>
         <w:t xml:space="preserve"> is rated </w:t>
       </w:r>
       <w:r>
         <w:rPr>
           <w:b/>
-          <w:i/>
         </w:rPr>
         <w:t>P1</w:t>
       </w:r>
       <w:r>
-        <w:rPr>
-          <w:i/>
-        </w:rPr>
-        <w:t xml:space="preserve"> (must stay on PlayReady topics, refuse off-topic — directly relevant to a policy bot guarding against misuse). </w:t>
+        <w:t xml:space="preserve"> (must stay on PlayReady topics, refuse off-topic —</w:t>
+      </w:r>
+    </w:p>
+    <w:p>
+      <w:pPr>
+        <w:pStyle w:val="IntenseQuote"/>
+      </w:pPr>
+      <w:r>
+        <w:t xml:space="preserve">directly relevant to a policy bot guarding against misuse). </w:t>
       </w:r>
       <w:r>
         <w:rPr>
           <w:rFonts w:ascii="Consolas" w:hAnsi="Consolas"/>
-          <w:i/>
-          <w:color w:val="C7254E"/>
-          <w:sz w:val="19"/>
         </w:rPr>
         <w:t>TaskCompletionMetric</w:t>
       </w:r>
       <w:r>
-        <w:rPr>
-          <w:i/>
-        </w:rPr>
-        <w:t xml:space="preserve">, </w:t>
-      </w:r>
+        <w:t>,</w:t>
+      </w:r>
+    </w:p>
+    <w:p>
+      <w:pPr>
+        <w:pStyle w:val="IntenseQuote"/>
+      </w:pPr>
       <w:r>
         <w:rPr>
           <w:rFonts w:ascii="Consolas" w:hAnsi="Consolas"/>
-          <w:i/>
-          <w:color w:val="C7254E"/>
-          <w:sz w:val="19"/>
         </w:rPr>
         <w:t>PromptAlignmentMetric</w:t>
       </w:r>
       <w:r>
-        <w:rPr>
-          <w:i/>
-        </w:rPr>
         <w:t xml:space="preserve">, </w:t>
       </w:r>
       <w:r>
         <w:rPr>
           <w:rFonts w:ascii="Consolas" w:hAnsi="Consolas"/>
-          <w:i/>
-          <w:color w:val="C7254E"/>
-          <w:sz w:val="19"/>
         </w:rPr>
         <w:t>GoalAccuracyMetric</w:t>
       </w:r>
       <w:r>
-        <w:rPr>
-          <w:i/>
-        </w:rPr>
         <w:t xml:space="preserve">, </w:t>
       </w:r>
       <w:r>
         <w:rPr>
           <w:rFonts w:ascii="Consolas" w:hAnsi="Consolas"/>
-          <w:i/>
-          <w:color w:val="C7254E"/>
-          <w:sz w:val="19"/>
         </w:rPr>
         <w:t>PlanAdherenceMetric</w:t>
       </w:r>
       <w:r>
-        <w:rPr>
-          <w:i/>
-        </w:rPr>
         <w:t>/</w:t>
       </w:r>
       <w:r>
         <w:rPr>
           <w:rFonts w:ascii="Consolas" w:hAnsi="Consolas"/>
-          <w:i/>
-          <w:color w:val="C7254E"/>
-          <w:sz w:val="19"/>
         </w:rPr>
         <w:t>PlanQualityMetric</w:t>
       </w:r>
       <w:r>
-        <w:rPr>
-          <w:i/>
-        </w:rPr>
-        <w:t xml:space="preserve">, </w:t>
-      </w:r>
+        <w:t>,</w:t>
+      </w:r>
+    </w:p>
+    <w:p>
+      <w:pPr>
+        <w:pStyle w:val="IntenseQuote"/>
+      </w:pPr>
       <w:r>
         <w:rPr>
           <w:rFonts w:ascii="Consolas" w:hAnsi="Consolas"/>
-          <w:i/>
-          <w:color w:val="C7254E"/>
-          <w:sz w:val="19"/>
         </w:rPr>
         <w:t>StepEfficiencyMetric</w:t>
       </w:r>
       <w:r>
-        <w:rPr>
-          <w:i/>
-        </w:rPr>
         <w:t xml:space="preserve">, and </w:t>
       </w:r>
       <w:r>
         <w:rPr>
           <w:rFonts w:ascii="Consolas" w:hAnsi="Consolas"/>
-          <w:i/>
-          <w:color w:val="C7254E"/>
-          <w:sz w:val="19"/>
         </w:rPr>
         <w:t>ToolUseMetric</w:t>
       </w:r>
       <w:r>
-        <w:rPr>
-          <w:i/>
-        </w:rPr>
         <w:t xml:space="preserve"> round out </w:t>
       </w:r>
       <w:r>
         <w:rPr>
           <w:b/>
-          <w:i/>
         </w:rPr>
         <w:t>P2/P3</w:t>
       </w:r>
       <w:r>
-        <w:rPr>
-          <w:i/>
-        </w:rPr>
-        <w:t xml:space="preserve"> gaps once trace data is available. None of these are "not applicable" — they were simply not yet prioritised.</w:t>
+        <w:t xml:space="preserve"> gaps once trace data is</w:t>
+      </w:r>
+    </w:p>
+    <w:p>
+      <w:pPr>
+        <w:pStyle w:val="IntenseQuote"/>
+      </w:pPr>
+      <w:r>
+        <w:t>available. None of these are "not applicable" — they were simply not yet prioritised.</w:t>
       </w:r>
     </w:p>
     <w:p>
@@ -4605,8 +3927,6 @@
       <w:r>
         <w:rPr>
           <w:rFonts w:ascii="Consolas" w:hAnsi="Consolas"/>
-          <w:color w:val="C7254E"/>
-          <w:sz w:val="19"/>
         </w:rPr>
         <w:t>MCPTaskCompletionMetric</w:t>
       </w:r>
@@ -4616,8 +3936,6 @@
       <w:r>
         <w:rPr>
           <w:rFonts w:ascii="Consolas" w:hAnsi="Consolas"/>
-          <w:color w:val="C7254E"/>
-          <w:sz w:val="19"/>
         </w:rPr>
         <w:t>MultiTurnMCPUseMetric</w:t>
       </w:r>
@@ -4627,158 +3945,245 @@
       <w:r>
         <w:rPr>
           <w:rFonts w:ascii="Consolas" w:hAnsi="Consolas"/>
-          <w:color w:val="C7254E"/>
-          <w:sz w:val="19"/>
         </w:rPr>
         <w:t>MCPUseMetric</w:t>
       </w:r>
     </w:p>
     <w:p>
       <w:pPr>
-        <w:ind w:left="360"/>
+        <w:pStyle w:val="IntenseQuote"/>
       </w:pPr>
       <w:r>
         <w:rPr>
           <w:b/>
-          <w:i/>
         </w:rPr>
         <w:t>Correction (was incorrectly marked "not applicable" — flagged by the user):</w:t>
       </w:r>
       <w:r>
-        <w:rPr>
-          <w:i/>
-        </w:rPr>
-        <w:t xml:space="preserve"> all three bots (Public, Customer, Private) </w:t>
+        <w:t xml:space="preserve"> all three</w:t>
+      </w:r>
+    </w:p>
+    <w:p>
+      <w:pPr>
+        <w:pStyle w:val="IntenseQuote"/>
+      </w:pPr>
+      <w:r>
+        <w:t xml:space="preserve">bots (Public, Customer, Private) </w:t>
       </w:r>
       <w:r>
         <w:rPr>
           <w:b/>
-          <w:i/>
         </w:rPr>
         <w:t>do</w:t>
       </w:r>
       <w:r>
-        <w:rPr>
-          <w:i/>
-        </w:rPr>
-        <w:t xml:space="preserve"> use MCP (Model Context Protocol) for tool/resource access, scoped per persona via a hierarchical storage path (folder → sub-folder → PDF). The Public Bot's MCP tools are scoped to public resources only; the Customer Bot adds customer-specific KB resources; the Private Bot has full public + all-customer access. </w:t>
-      </w:r>
+        <w:t xml:space="preserve"> use MCP (Model Context Protocol) for tool/resource</w:t>
+      </w:r>
+    </w:p>
+    <w:p>
+      <w:pPr>
+        <w:pStyle w:val="IntenseQuote"/>
+      </w:pPr>
+      <w:r>
+        <w:t>access, scoped per persona via a hierarchical storage path (folder → sub-folder → PDF).</w:t>
+      </w:r>
+    </w:p>
+    <w:p>
+      <w:pPr>
+        <w:pStyle w:val="IntenseQuote"/>
+      </w:pPr>
+      <w:r>
+        <w:t>The Public Bot's MCP tools are scoped to public resources only; the Customer Bot adds</w:t>
+      </w:r>
+    </w:p>
+    <w:p>
+      <w:pPr>
+        <w:pStyle w:val="IntenseQuote"/>
+      </w:pPr>
+      <w:r>
+        <w:t>customer-specific KB resources; the Private Bot has full public + all-customer access.</w:t>
+      </w:r>
+    </w:p>
+    <w:p>
+      <w:pPr>
+        <w:pStyle w:val="IntenseQuote"/>
+      </w:pPr>
       <w:r>
         <w:rPr>
           <w:rFonts w:ascii="Consolas" w:hAnsi="Consolas"/>
-          <w:i/>
-          <w:color w:val="C7254E"/>
-          <w:sz w:val="19"/>
         </w:rPr>
         <w:t>multi_bot_strategy.md</w:t>
       </w:r>
       <w:r>
-        <w:rPr>
-          <w:i/>
-        </w:rPr>
         <w:t xml:space="preserve"> rates this exact gap </w:t>
       </w:r>
       <w:r>
         <w:rPr>
           <w:b/>
-          <w:i/>
         </w:rPr>
         <w:t>"3 total — All Applicable, All Missing"</w:t>
       </w:r>
       <w:r>
-        <w:rPr>
-          <w:i/>
-        </w:rPr>
-        <w:t xml:space="preserve">: | Metric | Priority | Why it matters for our 3-persona architecture | |---|---|---| | </w:t>
+        <w:t>:</w:t>
+      </w:r>
+    </w:p>
+    <w:p>
+      <w:pPr>
+        <w:pStyle w:val="IntenseQuote"/>
+      </w:pPr>
+      <w:r>
+        <w:t>| Metric | Priority | Why it matters for our 3-persona architecture |</w:t>
+      </w:r>
+    </w:p>
+    <w:p>
+      <w:pPr>
+        <w:pStyle w:val="IntenseQuote"/>
+      </w:pPr>
+      <w:r>
+        <w:t>|---|---|---|</w:t>
+      </w:r>
+    </w:p>
+    <w:p>
+      <w:pPr>
+        <w:pStyle w:val="IntenseQuote"/>
+      </w:pPr>
+      <w:r>
+        <w:t xml:space="preserve">| </w:t>
       </w:r>
       <w:r>
         <w:rPr>
           <w:rFonts w:ascii="Consolas" w:hAnsi="Consolas"/>
-          <w:i/>
-          <w:color w:val="C7254E"/>
-          <w:sz w:val="19"/>
         </w:rPr>
         <w:t>MCPUseMetric</w:t>
       </w:r>
       <w:r>
-        <w:rPr>
-          <w:i/>
-        </w:rPr>
         <w:t xml:space="preserve"> | </w:t>
       </w:r>
       <w:r>
         <w:rPr>
           <w:b/>
-          <w:i/>
         </w:rPr>
         <w:t>P1</w:t>
       </w:r>
       <w:r>
-        <w:rPr>
-          <w:i/>
-        </w:rPr>
-        <w:t xml:space="preserve"> | Verifies the bot only invokes MCP tools/resources within its tier's scope — e.g. catches a Public Bot wrongly calling a Customer-KB MCP resource (a KB-boundary leak) | | </w:t>
+        <w:t xml:space="preserve"> | Verifies the bot only invokes MCP tools/resources within its tier's scope — e.g. catches a Public Bot wrongly calling a Customer-KB MCP resource (a KB-boundary leak) |</w:t>
+      </w:r>
+    </w:p>
+    <w:p>
+      <w:pPr>
+        <w:pStyle w:val="IntenseQuote"/>
+      </w:pPr>
+      <w:r>
+        <w:t xml:space="preserve">| </w:t>
       </w:r>
       <w:r>
         <w:rPr>
           <w:rFonts w:ascii="Consolas" w:hAnsi="Consolas"/>
-          <w:i/>
-          <w:color w:val="C7254E"/>
-          <w:sz w:val="19"/>
         </w:rPr>
         <w:t>MCPTaskCompletionMetric</w:t>
       </w:r>
       <w:r>
-        <w:rPr>
-          <w:i/>
-        </w:rPr>
         <w:t xml:space="preserve"> | </w:t>
       </w:r>
       <w:r>
         <w:rPr>
           <w:b/>
-          <w:i/>
         </w:rPr>
         <w:t>P1</w:t>
       </w:r>
       <w:r>
-        <w:rPr>
-          <w:i/>
-        </w:rPr>
-        <w:t xml:space="preserve"> | Confirms the bot completed the user's task using the *correct* MCP tools for its access tier | | </w:t>
+        <w:t xml:space="preserve"> | Confirms the bot completed the user's task using the *correct* MCP tools for its access tier |</w:t>
+      </w:r>
+    </w:p>
+    <w:p>
+      <w:pPr>
+        <w:pStyle w:val="IntenseQuote"/>
+      </w:pPr>
+      <w:r>
+        <w:t xml:space="preserve">| </w:t>
       </w:r>
       <w:r>
         <w:rPr>
           <w:rFonts w:ascii="Consolas" w:hAnsi="Consolas"/>
-          <w:i/>
-          <w:color w:val="C7254E"/>
-          <w:sz w:val="19"/>
         </w:rPr>
         <w:t>MultiTurnMCPUseMetric</w:t>
       </w:r>
       <w:r>
-        <w:rPr>
-          <w:i/>
-        </w:rPr>
         <w:t xml:space="preserve"> | </w:t>
       </w:r>
       <w:r>
         <w:rPr>
           <w:b/>
-          <w:i/>
         </w:rPr>
         <w:t>P2</w:t>
       </w:r>
       <w:r>
-        <w:rPr>
-          <w:i/>
-        </w:rPr>
-        <w:t xml:space="preserve"> | Detects KB-boundary leaks that only emerge across a multi-turn session (e.g. a customer escalates a question and the bot drifts into private-tier MCP resources by turn 3) | This is one of the most consequential gaps in the whole 73-metric landscape — MCP scope enforcement is the mechanism that keeps customer data out of the public bot and keeps client A's data out of client B's session. None of RAGAS/Foundry/DeepEval's currently-active 32 metrics check *which* MCP resource was called — only whether the resulting answer "sounds" relevant/faithful/grounded. A bot could score perfectly on all 32 active metrics while silently leaking cross-tenant data through a wrongly-scoped MCP call, and we would never know. </w:t>
+        <w:t xml:space="preserve"> | Detects KB-boundary leaks that only emerge across a multi-turn session (e.g. a customer escalates a question and the bot drifts into private-tier MCP resources by turn 3) |</w:t>
+      </w:r>
+    </w:p>
+    <w:p>
+      <w:pPr>
+        <w:pStyle w:val="IntenseQuote"/>
+      </w:pPr>
+    </w:p>
+    <w:p>
+      <w:pPr>
+        <w:pStyle w:val="IntenseQuote"/>
+      </w:pPr>
+      <w:r>
+        <w:t>This is one of the most consequential gaps in the whole 73-metric landscape — MCP scope</w:t>
+      </w:r>
+    </w:p>
+    <w:p>
+      <w:pPr>
+        <w:pStyle w:val="IntenseQuote"/>
+      </w:pPr>
+      <w:r>
+        <w:t>enforcement is the mechanism that keeps customer data out of the public bot and keeps</w:t>
+      </w:r>
+    </w:p>
+    <w:p>
+      <w:pPr>
+        <w:pStyle w:val="IntenseQuote"/>
+      </w:pPr>
+      <w:r>
+        <w:t>client A's data out of client B's session. None of RAGAS/Foundry/DeepEval's currently-active</w:t>
+      </w:r>
+    </w:p>
+    <w:p>
+      <w:pPr>
+        <w:pStyle w:val="IntenseQuote"/>
+      </w:pPr>
+      <w:r>
+        <w:t>32 metrics check *which* MCP resource was called — only whether the resulting answer</w:t>
+      </w:r>
+    </w:p>
+    <w:p>
+      <w:pPr>
+        <w:pStyle w:val="IntenseQuote"/>
+      </w:pPr>
+      <w:r>
+        <w:t>"sounds" relevant/faithful/grounded. A bot could score perfectly on all 32 active metrics</w:t>
+      </w:r>
+    </w:p>
+    <w:p>
+      <w:pPr>
+        <w:pStyle w:val="IntenseQuote"/>
+      </w:pPr>
+      <w:r>
+        <w:t>while silently leaking cross-tenant data through a wrongly-scoped MCP call, and we would</w:t>
+      </w:r>
+    </w:p>
+    <w:p>
+      <w:pPr>
+        <w:pStyle w:val="IntenseQuote"/>
+      </w:pPr>
+      <w:r>
+        <w:t xml:space="preserve">never know. </w:t>
       </w:r>
       <w:r>
         <w:rPr>
           <w:b/>
-          <w:i/>
         </w:rPr>
         <w:t>`MCPUseMetric` + `MCPTaskCompletionMetric` should be treated as P1 additions.</w:t>
       </w:r>
@@ -4796,36 +4201,41 @@
       <w:r>
         <w:rPr>
           <w:rFonts w:ascii="Consolas" w:hAnsi="Consolas"/>
-          <w:color w:val="C7254E"/>
-          <w:sz w:val="19"/>
         </w:rPr>
         <w:t>SummarizationMetric</w:t>
       </w:r>
     </w:p>
     <w:p>
       <w:pPr>
-        <w:ind w:left="360"/>
+        <w:pStyle w:val="IntenseQuote"/>
       </w:pPr>
       <w:r>
-        <w:rPr>
-          <w:i/>
-        </w:rPr>
-        <w:t xml:space="preserve">*Relevance:* Genuinely low — the bots answer scoped questions from retrieved chunks, they don't produce whole-document summaries. </w:t>
+        <w:t>*Relevance:* Genuinely low — the bots answer scoped questions from retrieved chunks, they</w:t>
+      </w:r>
+    </w:p>
+    <w:p>
+      <w:pPr>
+        <w:pStyle w:val="IntenseQuote"/>
+      </w:pPr>
+      <w:r>
+        <w:t xml:space="preserve">don't produce whole-document summaries. </w:t>
       </w:r>
       <w:r>
         <w:rPr>
           <w:rFonts w:ascii="Consolas" w:hAnsi="Consolas"/>
-          <w:i/>
-          <w:color w:val="C7254E"/>
-          <w:sz w:val="19"/>
         </w:rPr>
         <w:t>multi_bot_strategy.md</w:t>
       </w:r>
       <w:r>
-        <w:rPr>
-          <w:i/>
-        </w:rPr>
-        <w:t xml:space="preserve"> still lists it as a technical "MISSING" entry (for completeness) but assigns it no priority tier.</w:t>
+        <w:t xml:space="preserve"> still lists it as a</w:t>
+      </w:r>
+    </w:p>
+    <w:p>
+      <w:pPr>
+        <w:pStyle w:val="IntenseQuote"/>
+      </w:pPr>
+      <w:r>
+        <w:t>technical "MISSING" entry (for completeness) but assigns it no priority tier.</w:t>
       </w:r>
     </w:p>
     <w:p>
@@ -4841,21 +4251,32 @@
       <w:r>
         <w:rPr>
           <w:rFonts w:ascii="Consolas" w:hAnsi="Consolas"/>
-          <w:color w:val="C7254E"/>
-          <w:sz w:val="19"/>
         </w:rPr>
         <w:t>ArenaGEval</w:t>
       </w:r>
     </w:p>
     <w:p>
       <w:pPr>
-        <w:ind w:left="360"/>
+        <w:pStyle w:val="IntenseQuote"/>
       </w:pPr>
       <w:r>
-        <w:rPr>
-          <w:i/>
-        </w:rPr>
-        <w:t>*Relevance:* Could be interesting later for "which bot/model answers better" head-to-head comparisons (we already compare runs in the dashboard's "Compare Runs" page, but via separately-run scores, not a head-to-head judge).</w:t>
+        <w:t>*Relevance:* Could be interesting later for "which bot/model answers better" head-to-head</w:t>
+      </w:r>
+    </w:p>
+    <w:p>
+      <w:pPr>
+        <w:pStyle w:val="IntenseQuote"/>
+      </w:pPr>
+      <w:r>
+        <w:t>comparisons (we already compare runs in the dashboard's "Compare Runs" page, but via</w:t>
+      </w:r>
+    </w:p>
+    <w:p>
+      <w:pPr>
+        <w:pStyle w:val="IntenseQuote"/>
+      </w:pPr>
+      <w:r>
+        <w:t>separately-run scores, not a head-to-head judge).</w:t>
       </w:r>
     </w:p>
     <w:p>
@@ -4871,8 +4292,6 @@
       <w:r>
         <w:rPr>
           <w:rFonts w:ascii="Consolas" w:hAnsi="Consolas"/>
-          <w:color w:val="C7254E"/>
-          <w:sz w:val="19"/>
         </w:rPr>
         <w:t>TextToImageMetric</w:t>
       </w:r>
@@ -4882,8 +4301,6 @@
       <w:r>
         <w:rPr>
           <w:rFonts w:ascii="Consolas" w:hAnsi="Consolas"/>
-          <w:color w:val="C7254E"/>
-          <w:sz w:val="19"/>
         </w:rPr>
         <w:t>ImageEditingMetric</w:t>
       </w:r>
@@ -4893,8 +4310,6 @@
       <w:r>
         <w:rPr>
           <w:rFonts w:ascii="Consolas" w:hAnsi="Consolas"/>
-          <w:color w:val="C7254E"/>
-          <w:sz w:val="19"/>
         </w:rPr>
         <w:t>ImageCoherenceMetric</w:t>
       </w:r>
@@ -4906,8 +4321,6 @@
       <w:r>
         <w:rPr>
           <w:rFonts w:ascii="Consolas" w:hAnsi="Consolas"/>
-          <w:color w:val="C7254E"/>
-          <w:sz w:val="19"/>
         </w:rPr>
         <w:t>ImageHelpfulnessMetric</w:t>
       </w:r>
@@ -4917,20 +4330,15 @@
       <w:r>
         <w:rPr>
           <w:rFonts w:ascii="Consolas" w:hAnsi="Consolas"/>
-          <w:color w:val="C7254E"/>
-          <w:sz w:val="19"/>
         </w:rPr>
         <w:t>ImageReferenceMetric</w:t>
       </w:r>
     </w:p>
     <w:p>
       <w:pPr>
-        <w:ind w:left="360"/>
+        <w:pStyle w:val="IntenseQuote"/>
       </w:pPr>
       <w:r>
-        <w:rPr>
-          <w:i/>
-        </w:rPr>
         <w:t>*Relevance:* Not applicable — text-only chatbot, no image generation/editing.</w:t>
       </w:r>
     </w:p>
@@ -4946,8 +4354,6 @@
       <w:r>
         <w:rPr>
           <w:rFonts w:ascii="Consolas" w:hAnsi="Consolas"/>
-          <w:color w:val="C7254E"/>
-          <w:sz w:val="19"/>
         </w:rPr>
         <w:t>deepeval/metrics/ragas.py</w:t>
       </w:r>
@@ -4959,8 +4365,6 @@
       <w:r>
         <w:rPr>
           <w:rFonts w:ascii="Consolas" w:hAnsi="Consolas"/>
-          <w:color w:val="C7254E"/>
-          <w:sz w:val="19"/>
         </w:rPr>
         <w:t>RAGASContextualPrecisionMetric</w:t>
       </w:r>
@@ -4975,8 +4379,6 @@
       <w:r>
         <w:rPr>
           <w:rFonts w:ascii="Consolas" w:hAnsi="Consolas"/>
-          <w:color w:val="C7254E"/>
-          <w:sz w:val="19"/>
         </w:rPr>
         <w:t>BaseMetric</w:t>
       </w:r>
@@ -4997,8 +4399,6 @@
       <w:r>
         <w:rPr>
           <w:rFonts w:ascii="Consolas" w:hAnsi="Consolas"/>
-          <w:color w:val="C7254E"/>
-          <w:sz w:val="19"/>
         </w:rPr>
         <w:t>ragas_layer/ragas_runner.py</w:t>
       </w:r>
@@ -5008,8 +4408,6 @@
       <w:r>
         <w:rPr>
           <w:rFonts w:ascii="Consolas" w:hAnsi="Consolas"/>
-          <w:color w:val="C7254E"/>
-          <w:sz w:val="19"/>
         </w:rPr>
         <w:t>evaluate()</w:t>
       </w:r>
@@ -5039,8 +4437,6 @@
       <w:r>
         <w:rPr>
           <w:rFonts w:ascii="Consolas" w:hAnsi="Consolas"/>
-          <w:color w:val="C7254E"/>
-          <w:sz w:val="19"/>
         </w:rPr>
         <w:t>agentcore</w:t>
       </w:r>
@@ -5050,8 +4446,6 @@
       <w:r>
         <w:rPr>
           <w:rFonts w:ascii="Consolas" w:hAnsi="Consolas"/>
-          <w:color w:val="C7254E"/>
-          <w:sz w:val="19"/>
         </w:rPr>
         <w:t>crewai</w:t>
       </w:r>
@@ -5061,8 +4455,6 @@
       <w:r>
         <w:rPr>
           <w:rFonts w:ascii="Consolas" w:hAnsi="Consolas"/>
-          <w:color w:val="C7254E"/>
-          <w:sz w:val="19"/>
         </w:rPr>
         <w:t>google_adk</w:t>
       </w:r>
@@ -5072,8 +4464,6 @@
       <w:r>
         <w:rPr>
           <w:rFonts w:ascii="Consolas" w:hAnsi="Consolas"/>
-          <w:color w:val="C7254E"/>
-          <w:sz w:val="19"/>
         </w:rPr>
         <w:t>hugging_face</w:t>
       </w:r>
@@ -5083,8 +4473,6 @@
       <w:r>
         <w:rPr>
           <w:rFonts w:ascii="Consolas" w:hAnsi="Consolas"/>
-          <w:color w:val="C7254E"/>
-          <w:sz w:val="19"/>
         </w:rPr>
         <w:t>langchain</w:t>
       </w:r>
@@ -5094,8 +4482,6 @@
       <w:r>
         <w:rPr>
           <w:rFonts w:ascii="Consolas" w:hAnsi="Consolas"/>
-          <w:color w:val="C7254E"/>
-          <w:sz w:val="19"/>
         </w:rPr>
         <w:t>llama_index</w:t>
       </w:r>
@@ -5107,8 +4493,6 @@
       <w:r>
         <w:rPr>
           <w:rFonts w:ascii="Consolas" w:hAnsi="Consolas"/>
-          <w:color w:val="C7254E"/>
-          <w:sz w:val="19"/>
         </w:rPr>
         <w:t>openinference</w:t>
       </w:r>
@@ -5118,8 +4502,6 @@
       <w:r>
         <w:rPr>
           <w:rFonts w:ascii="Consolas" w:hAnsi="Consolas"/>
-          <w:color w:val="C7254E"/>
-          <w:sz w:val="19"/>
         </w:rPr>
         <w:t>pydantic_ai</w:t>
       </w:r>
@@ -5129,8 +4511,6 @@
       <w:r>
         <w:rPr>
           <w:rFonts w:ascii="Consolas" w:hAnsi="Consolas"/>
-          <w:color w:val="C7254E"/>
-          <w:sz w:val="19"/>
         </w:rPr>
         <w:t>strands</w:t>
       </w:r>
@@ -5156,8 +4536,6 @@
       <w:r>
         <w:rPr>
           <w:rFonts w:ascii="Consolas" w:hAnsi="Consolas"/>
-          <w:color w:val="C7254E"/>
-          <w:sz w:val="19"/>
         </w:rPr>
         <w:t>local_trace_exporter</w:t>
       </w:r>
@@ -5167,8 +4545,6 @@
       <w:r>
         <w:rPr>
           <w:rFonts w:ascii="Consolas" w:hAnsi="Consolas"/>
-          <w:color w:val="C7254E"/>
-          <w:sz w:val="19"/>
         </w:rPr>
         <w:t>__FULL_DEEP_TRACER_INJECTED__</w:t>
       </w:r>
@@ -5183,8 +4559,6 @@
       <w:r>
         <w:rPr>
           <w:rFonts w:ascii="Consolas" w:hAnsi="Consolas"/>
-          <w:color w:val="C7254E"/>
-          <w:sz w:val="19"/>
         </w:rPr>
         <w:t>*_layer</w:t>
       </w:r>
@@ -5199,8 +4573,6 @@
       <w:r>
         <w:rPr>
           <w:rFonts w:ascii="Consolas" w:hAnsi="Consolas"/>
-          <w:color w:val="C7254E"/>
-          <w:sz w:val="19"/>
         </w:rPr>
         <w:t>*_to_dashboard.py</w:t>
       </w:r>
@@ -5296,58 +4668,6 @@
           </w:tcPr>
           <w:p>
             <w:r>
-              <w:t>---</w:t>
-            </w:r>
-          </w:p>
-        </w:tc>
-        <w:tc>
-          <w:tcPr>
-            <w:tcW w:type="dxa" w:w="1728"/>
-          </w:tcPr>
-          <w:p>
-            <w:r>
-              <w:t>---</w:t>
-            </w:r>
-          </w:p>
-        </w:tc>
-        <w:tc>
-          <w:tcPr>
-            <w:tcW w:type="dxa" w:w="1728"/>
-          </w:tcPr>
-          <w:p>
-            <w:r>
-              <w:t>---</w:t>
-            </w:r>
-          </w:p>
-        </w:tc>
-        <w:tc>
-          <w:tcPr>
-            <w:tcW w:type="dxa" w:w="1728"/>
-          </w:tcPr>
-          <w:p>
-            <w:r>
-              <w:t>---</w:t>
-            </w:r>
-          </w:p>
-        </w:tc>
-        <w:tc>
-          <w:tcPr>
-            <w:tcW w:type="dxa" w:w="1728"/>
-          </w:tcPr>
-          <w:p>
-            <w:r>
-              <w:t>---</w:t>
-            </w:r>
-          </w:p>
-        </w:tc>
-      </w:tr>
-      <w:tr>
-        <w:tc>
-          <w:tcPr>
-            <w:tcW w:type="dxa" w:w="1728"/>
-          </w:tcPr>
-          <w:p>
-            <w:r>
               <w:t>Active metrics</w:t>
             </w:r>
           </w:p>
@@ -5577,8 +4897,6 @@
       <w:r>
         <w:rPr>
           <w:rFonts w:ascii="Consolas" w:hAnsi="Consolas"/>
-          <w:color w:val="C7254E"/>
-          <w:sz w:val="19"/>
         </w:rPr>
         <w:t>ContextualRelevancyMetric</w:t>
       </w:r>
@@ -5631,8 +4949,6 @@
       <w:r>
         <w:rPr>
           <w:rFonts w:ascii="Consolas" w:hAnsi="Consolas"/>
-          <w:color w:val="C7254E"/>
-          <w:sz w:val="19"/>
         </w:rPr>
         <w:t>wrong_document_cases</w:t>
       </w:r>
@@ -5642,8 +4958,6 @@
       <w:r>
         <w:rPr>
           <w:rFonts w:ascii="Consolas" w:hAnsi="Consolas"/>
-          <w:color w:val="C7254E"/>
-          <w:sz w:val="19"/>
         </w:rPr>
         <w:t>unverifiable_cases</w:t>
       </w:r>
@@ -5661,8 +4975,6 @@
       <w:r>
         <w:rPr>
           <w:rFonts w:ascii="Consolas" w:hAnsi="Consolas"/>
-          <w:color w:val="C7254E"/>
-          <w:sz w:val="19"/>
         </w:rPr>
         <w:t>matched_pdfs</w:t>
       </w:r>
@@ -5680,8 +4992,6 @@
       <w:r>
         <w:rPr>
           <w:rFonts w:ascii="Consolas" w:hAnsi="Consolas"/>
-          <w:color w:val="C7254E"/>
-          <w:sz w:val="19"/>
         </w:rPr>
         <w:t>detected_fallback</w:t>
       </w:r>
@@ -5699,8 +5009,6 @@
       <w:r>
         <w:rPr>
           <w:rFonts w:ascii="Consolas" w:hAnsi="Consolas"/>
-          <w:color w:val="C7254E"/>
-          <w:sz w:val="19"/>
         </w:rPr>
         <w:t>PlayReadyRelevance</w:t>
       </w:r>
@@ -5718,8 +5026,6 @@
       <w:r>
         <w:rPr>
           <w:rFonts w:ascii="Consolas" w:hAnsi="Consolas"/>
-          <w:color w:val="C7254E"/>
-          <w:sz w:val="19"/>
         </w:rPr>
         <w:t>PlayReadyFaithfulness</w:t>
       </w:r>
@@ -5737,8 +5043,6 @@
       <w:r>
         <w:rPr>
           <w:rFonts w:ascii="Consolas" w:hAnsi="Consolas"/>
-          <w:color w:val="C7254E"/>
-          <w:sz w:val="19"/>
         </w:rPr>
         <w:t>PlayReadyClarity</w:t>
       </w:r>
@@ -5756,8 +5060,6 @@
       <w:r>
         <w:rPr>
           <w:rFonts w:ascii="Consolas" w:hAnsi="Consolas"/>
-          <w:color w:val="C7254E"/>
-          <w:sz w:val="19"/>
         </w:rPr>
         <w:t>foundry_layer/foundry_evaluator.py</w:t>
       </w:r>
@@ -5889,58 +5191,6 @@
           </w:tcPr>
           <w:p>
             <w:r>
-              <w:t>---</w:t>
-            </w:r>
-          </w:p>
-        </w:tc>
-        <w:tc>
-          <w:tcPr>
-            <w:tcW w:type="dxa" w:w="1728"/>
-          </w:tcPr>
-          <w:p>
-            <w:r>
-              <w:t>---</w:t>
-            </w:r>
-          </w:p>
-        </w:tc>
-        <w:tc>
-          <w:tcPr>
-            <w:tcW w:type="dxa" w:w="1728"/>
-          </w:tcPr>
-          <w:p>
-            <w:r>
-              <w:t>---</w:t>
-            </w:r>
-          </w:p>
-        </w:tc>
-        <w:tc>
-          <w:tcPr>
-            <w:tcW w:type="dxa" w:w="1728"/>
-          </w:tcPr>
-          <w:p>
-            <w:r>
-              <w:t>---</w:t>
-            </w:r>
-          </w:p>
-        </w:tc>
-        <w:tc>
-          <w:tcPr>
-            <w:tcW w:type="dxa" w:w="1728"/>
-          </w:tcPr>
-          <w:p>
-            <w:r>
-              <w:t>---</w:t>
-            </w:r>
-          </w:p>
-        </w:tc>
-      </w:tr>
-      <w:tr>
-        <w:tc>
-          <w:tcPr>
-            <w:tcW w:type="dxa" w:w="1728"/>
-          </w:tcPr>
-          <w:p>
-            <w:r>
               <w:t>RAGAS</w:t>
             </w:r>
           </w:p>
@@ -6218,8 +5468,6 @@
       <w:r>
         <w:rPr>
           <w:rFonts w:ascii="Consolas" w:hAnsi="Consolas"/>
-          <w:color w:val="C7254E"/>
-          <w:sz w:val="19"/>
         </w:rPr>
         <w:t>GEval</w:t>
       </w:r>
@@ -6229,8 +5477,6 @@
       <w:r>
         <w:rPr>
           <w:rFonts w:ascii="Consolas" w:hAnsi="Consolas"/>
-          <w:color w:val="C7254E"/>
-          <w:sz w:val="19"/>
         </w:rPr>
         <w:t>PlayReadyRelevance</w:t>
       </w:r>
@@ -6240,8 +5486,6 @@
       <w:r>
         <w:rPr>
           <w:rFonts w:ascii="Consolas" w:hAnsi="Consolas"/>
-          <w:color w:val="C7254E"/>
-          <w:sz w:val="19"/>
         </w:rPr>
         <w:t>PlayReadyFaithfulness</w:t>
       </w:r>
@@ -6251,8 +5495,6 @@
       <w:r>
         <w:rPr>
           <w:rFonts w:ascii="Consolas" w:hAnsi="Consolas"/>
-          <w:color w:val="C7254E"/>
-          <w:sz w:val="19"/>
         </w:rPr>
         <w:t>PlayReadyClarity</w:t>
       </w:r>
@@ -6264,8 +5506,6 @@
       <w:r>
         <w:rPr>
           <w:rFonts w:ascii="Consolas" w:hAnsi="Consolas"/>
-          <w:color w:val="C7254E"/>
-          <w:sz w:val="19"/>
         </w:rPr>
         <w:t>AnswerRelevancyMetric</w:t>
       </w:r>
@@ -6277,8 +5517,6 @@
       <w:r>
         <w:rPr>
           <w:rFonts w:ascii="Consolas" w:hAnsi="Consolas"/>
-          <w:color w:val="C7254E"/>
-          <w:sz w:val="19"/>
         </w:rPr>
         <w:t>FaithfulnessMetric</w:t>
       </w:r>
@@ -6290,8 +5528,6 @@
       <w:r>
         <w:rPr>
           <w:rFonts w:ascii="Consolas" w:hAnsi="Consolas"/>
-          <w:color w:val="C7254E"/>
-          <w:sz w:val="19"/>
         </w:rPr>
         <w:t>HallucinationMetric</w:t>
       </w:r>
@@ -6311,8 +5547,6 @@
       <w:r>
         <w:rPr>
           <w:rFonts w:ascii="Consolas" w:hAnsi="Consolas"/>
-          <w:color w:val="C7254E"/>
-          <w:sz w:val="19"/>
         </w:rPr>
         <w:t>ContextualRelevancyMetric</w:t>
       </w:r>
@@ -6322,8 +5556,6 @@
       <w:r>
         <w:rPr>
           <w:rFonts w:ascii="Consolas" w:hAnsi="Consolas"/>
-          <w:color w:val="C7254E"/>
-          <w:sz w:val="19"/>
         </w:rPr>
         <w:t>deepeval_evaluator.py:143</w:t>
       </w:r>
@@ -6341,75 +5573,112 @@
     </w:p>
     <w:p>
       <w:pPr>
-        <w:ind w:left="360"/>
+        <w:pStyle w:val="IntenseQuote"/>
       </w:pPr>
       <w:r>
         <w:rPr>
           <w:b/>
-          <w:i/>
         </w:rPr>
         <w:t>Revision note:</w:t>
       </w:r>
       <w:r>
-        <w:rPr>
-          <w:i/>
-        </w:rPr>
-        <w:t xml:space="preserve"> an earlier pass through this list judged the Conversational, Agentic, and MCP groups (29 of the 42) as "not applicable" on the assumption that the bots are simple single-turn, tool-free Q&amp;A bots. That assumption was </w:t>
+        <w:t xml:space="preserve"> an earlier pass through this list judged the Conversational, Agentic,</w:t>
+      </w:r>
+    </w:p>
+    <w:p>
+      <w:pPr>
+        <w:pStyle w:val="IntenseQuote"/>
+      </w:pPr>
+      <w:r>
+        <w:t>and MCP groups (29 of the 42) as "not applicable" on the assumption that the bots are</w:t>
+      </w:r>
+    </w:p>
+    <w:p>
+      <w:pPr>
+        <w:pStyle w:val="IntenseQuote"/>
+      </w:pPr>
+      <w:r>
+        <w:t xml:space="preserve">simple single-turn, tool-free Q&amp;A bots. That assumption was </w:t>
       </w:r>
       <w:r>
         <w:rPr>
           <w:b/>
-          <w:i/>
         </w:rPr>
         <w:t>wrong</w:t>
       </w:r>
       <w:r>
-        <w:rPr>
-          <w:i/>
-        </w:rPr>
-        <w:t xml:space="preserve"> — per </w:t>
-      </w:r>
+        <w:t xml:space="preserve"> — per</w:t>
+      </w:r>
+    </w:p>
+    <w:p>
+      <w:pPr>
+        <w:pStyle w:val="IntenseQuote"/>
+      </w:pPr>
       <w:r>
         <w:rPr>
           <w:rFonts w:ascii="Consolas" w:hAnsi="Consolas"/>
-          <w:i/>
-          <w:color w:val="C7254E"/>
-          <w:sz w:val="19"/>
         </w:rPr>
         <w:t>docs/multi_bot_strategy.md</w:t>
       </w:r>
       <w:r>
-        <w:rPr>
-          <w:i/>
-        </w:rPr>
-        <w:t xml:space="preserve">, all three bot personas (Public / Customer / Private) are conversational, are Foundry *agents* that call internal retrieval tools, and — critically — all use </w:t>
+        <w:t>, all three bot personas (Public / Customer / Private) are</w:t>
+      </w:r>
+    </w:p>
+    <w:p>
+      <w:pPr>
+        <w:pStyle w:val="IntenseQuote"/>
+      </w:pPr>
+      <w:r>
+        <w:t>conversational, are Foundry *agents* that call internal retrieval tools, and — critically —</w:t>
+      </w:r>
+    </w:p>
+    <w:p>
+      <w:pPr>
+        <w:pStyle w:val="IntenseQuote"/>
+      </w:pPr>
+      <w:r>
+        <w:t xml:space="preserve">all use </w:t>
       </w:r>
       <w:r>
         <w:rPr>
           <w:b/>
-          <w:i/>
         </w:rPr>
         <w:t>MCP (Model Context Protocol)</w:t>
       </w:r>
       <w:r>
-        <w:rPr>
-          <w:i/>
-        </w:rPr>
-        <w:t xml:space="preserve"> to access hierarchically-scoped KB resources (public-only for the Public bot, public+own-customer for the Customer bot, public+all-clients for the Private bot). The table below replaces the old blanket "not applicable" framing with the priority grades (P0–P3) already established in </w:t>
+        <w:t xml:space="preserve"> to access hierarchically-scoped KB resources</w:t>
+      </w:r>
+    </w:p>
+    <w:p>
+      <w:pPr>
+        <w:pStyle w:val="IntenseQuote"/>
+      </w:pPr>
+      <w:r>
+        <w:t>(public-only for the Public bot, public+own-customer for the Customer bot, public+all-clients</w:t>
+      </w:r>
+    </w:p>
+    <w:p>
+      <w:pPr>
+        <w:pStyle w:val="IntenseQuote"/>
+      </w:pPr>
+      <w:r>
+        <w:t>for the Private bot). The table below replaces the old blanket "not applicable" framing with</w:t>
+      </w:r>
+    </w:p>
+    <w:p>
+      <w:pPr>
+        <w:pStyle w:val="IntenseQuote"/>
+      </w:pPr>
+      <w:r>
+        <w:t xml:space="preserve">the priority grades (P0–P3) already established in </w:t>
       </w:r>
       <w:r>
         <w:rPr>
           <w:rFonts w:ascii="Consolas" w:hAnsi="Consolas"/>
-          <w:i/>
-          <w:color w:val="C7254E"/>
-          <w:sz w:val="19"/>
         </w:rPr>
         <w:t>multi_bot_strategy.md</w:t>
       </w:r>
       <w:r>
-        <w:rPr>
-          <w:i/>
-        </w:rPr>
         <w:t>'s gap analysis.</w:t>
       </w:r>
     </w:p>
@@ -6439,8 +5708,6 @@
       <w:r>
         <w:rPr>
           <w:rFonts w:ascii="Consolas" w:hAnsi="Consolas"/>
-          <w:color w:val="C7254E"/>
-          <w:sz w:val="19"/>
         </w:rPr>
         <w:t>multi_bot_strategy.md</w:t>
       </w:r>
@@ -6455,8 +5722,6 @@
       <w:r>
         <w:rPr>
           <w:rFonts w:ascii="Consolas" w:hAnsi="Consolas"/>
-          <w:color w:val="C7254E"/>
-          <w:sz w:val="19"/>
         </w:rPr>
         <w:t>deepeval_evaluator.py</w:t>
       </w:r>
@@ -6468,8 +5733,6 @@
       <w:r>
         <w:rPr>
           <w:rFonts w:ascii="Consolas" w:hAnsi="Consolas"/>
-          <w:color w:val="C7254E"/>
-          <w:sz w:val="19"/>
         </w:rPr>
         <w:t>HallucinationMetric</w:t>
       </w:r>
@@ -6479,8 +5742,6 @@
       <w:r>
         <w:rPr>
           <w:rFonts w:ascii="Consolas" w:hAnsi="Consolas"/>
-          <w:color w:val="C7254E"/>
-          <w:sz w:val="19"/>
         </w:rPr>
         <w:t>GEval</w:t>
       </w:r>
@@ -6490,8 +5751,6 @@
       <w:r>
         <w:rPr>
           <w:rFonts w:ascii="Consolas" w:hAnsi="Consolas"/>
-          <w:color w:val="C7254E"/>
-          <w:sz w:val="19"/>
         </w:rPr>
         <w:t>context_entity_recall</w:t>
       </w:r>
@@ -6596,7 +5855,10 @@
           </w:tcPr>
           <w:p>
             <w:r>
-              <w:t>---</w:t>
+              <w:rPr>
+                <w:rFonts w:ascii="Consolas" w:hAnsi="Consolas"/>
+              </w:rPr>
+              <w:t>PIILeakageMetric</w:t>
             </w:r>
           </w:p>
         </w:tc>
@@ -6606,7 +5868,7 @@
           </w:tcPr>
           <w:p>
             <w:r>
-              <w:t>---</w:t>
+              <w:t>P0</w:t>
             </w:r>
           </w:p>
         </w:tc>
@@ -6616,7 +5878,7 @@
           </w:tcPr>
           <w:p>
             <w:r>
-              <w:t>---</w:t>
+              <w:t>Customer/Private bots hold personal data — must verify it never leaks into a response</w:t>
             </w:r>
           </w:p>
         </w:tc>
@@ -6630,10 +5892,8 @@
             <w:r>
               <w:rPr>
                 <w:rFonts w:ascii="Consolas" w:hAnsi="Consolas"/>
-                <w:color w:val="C7254E"/>
-                <w:sz w:val="19"/>
               </w:rPr>
-              <w:t>PIILeakageMetric</w:t>
+              <w:t>NonAdviceMetric</w:t>
             </w:r>
           </w:p>
         </w:tc>
@@ -6653,7 +5913,7 @@
           </w:tcPr>
           <w:p>
             <w:r>
-              <w:t>Customer/Private bots hold personal data — must verify it never leaks into a response</w:t>
+              <w:t>Policy bot must not give unauthorized legal/financial/compliance advice</w:t>
             </w:r>
           </w:p>
         </w:tc>
@@ -6667,10 +5927,8 @@
             <w:r>
               <w:rPr>
                 <w:rFonts w:ascii="Consolas" w:hAnsi="Consolas"/>
-                <w:color w:val="C7254E"/>
-                <w:sz w:val="19"/>
               </w:rPr>
-              <w:t>NonAdviceMetric</w:t>
+              <w:t>MCPUseMetric</w:t>
             </w:r>
           </w:p>
         </w:tc>
@@ -6680,7 +5938,7 @@
           </w:tcPr>
           <w:p>
             <w:r>
-              <w:t>P0</w:t>
+              <w:t>P1</w:t>
             </w:r>
           </w:p>
         </w:tc>
@@ -6690,7 +5948,7 @@
           </w:tcPr>
           <w:p>
             <w:r>
-              <w:t>Policy bot must not give unauthorized legal/financial/compliance advice</w:t>
+              <w:t>The *only* metric that can catch a Public bot calling a Customer-tier MCP resource (cross-tenant leak)</w:t>
             </w:r>
           </w:p>
         </w:tc>
@@ -6704,10 +5962,8 @@
             <w:r>
               <w:rPr>
                 <w:rFonts w:ascii="Consolas" w:hAnsi="Consolas"/>
-                <w:color w:val="C7254E"/>
-                <w:sz w:val="19"/>
               </w:rPr>
-              <w:t>MCPUseMetric</w:t>
+              <w:t>MCPTaskCompletionMetric</w:t>
             </w:r>
           </w:p>
         </w:tc>
@@ -6727,7 +5983,7 @@
           </w:tcPr>
           <w:p>
             <w:r>
-              <w:t>The *only* metric that can catch a Public bot calling a Customer-tier MCP resource (cross-tenant leak)</w:t>
+              <w:t>Confirms the bot used the *correct* MCP tools for its access tier to complete the task</w:t>
             </w:r>
           </w:p>
         </w:tc>
@@ -6741,10 +5997,8 @@
             <w:r>
               <w:rPr>
                 <w:rFonts w:ascii="Consolas" w:hAnsi="Consolas"/>
-                <w:color w:val="C7254E"/>
-                <w:sz w:val="19"/>
               </w:rPr>
-              <w:t>MCPTaskCompletionMetric</w:t>
+              <w:t>TopicAdherenceMetric</w:t>
             </w:r>
           </w:p>
         </w:tc>
@@ -6764,7 +6018,7 @@
           </w:tcPr>
           <w:p>
             <w:r>
-              <w:t>Confirms the bot used the *correct* MCP tools for its access tier to complete the task</w:t>
+              <w:t>Bot must stay on PlayReady topics and refuse off-topic / adversarial prompts</w:t>
             </w:r>
           </w:p>
         </w:tc>
@@ -6778,45 +6032,6 @@
             <w:r>
               <w:rPr>
                 <w:rFonts w:ascii="Consolas" w:hAnsi="Consolas"/>
-                <w:color w:val="C7254E"/>
-                <w:sz w:val="19"/>
-              </w:rPr>
-              <w:t>TopicAdherenceMetric</w:t>
-            </w:r>
-          </w:p>
-        </w:tc>
-        <w:tc>
-          <w:tcPr>
-            <w:tcW w:type="dxa" w:w="2880"/>
-          </w:tcPr>
-          <w:p>
-            <w:r>
-              <w:t>P1</w:t>
-            </w:r>
-          </w:p>
-        </w:tc>
-        <w:tc>
-          <w:tcPr>
-            <w:tcW w:type="dxa" w:w="2880"/>
-          </w:tcPr>
-          <w:p>
-            <w:r>
-              <w:t>Bot must stay on PlayReady topics and refuse off-topic / adversarial prompts</w:t>
-            </w:r>
-          </w:p>
-        </w:tc>
-      </w:tr>
-      <w:tr>
-        <w:tc>
-          <w:tcPr>
-            <w:tcW w:type="dxa" w:w="2880"/>
-          </w:tcPr>
-          <w:p>
-            <w:r>
-              <w:rPr>
-                <w:rFonts w:ascii="Consolas" w:hAnsi="Consolas"/>
-                <w:color w:val="C7254E"/>
-                <w:sz w:val="19"/>
               </w:rPr>
               <w:t>RoleViolationMetric</w:t>
             </w:r>
@@ -6902,7 +6117,10 @@
           </w:tcPr>
           <w:p>
             <w:r>
-              <w:t>---</w:t>
+              <w:rPr>
+                <w:rFonts w:ascii="Consolas" w:hAnsi="Consolas"/>
+              </w:rPr>
+              <w:t>MultiTurnMCPUseMetric</w:t>
             </w:r>
           </w:p>
         </w:tc>
@@ -6912,7 +6130,7 @@
           </w:tcPr>
           <w:p>
             <w:r>
-              <w:t>---</w:t>
+              <w:t>Catches MCP scope leaks that only emerge across a multi-turn session</w:t>
             </w:r>
           </w:p>
         </w:tc>
@@ -6926,10 +6144,8 @@
             <w:r>
               <w:rPr>
                 <w:rFonts w:ascii="Consolas" w:hAnsi="Consolas"/>
-                <w:color w:val="C7254E"/>
-                <w:sz w:val="19"/>
               </w:rPr>
-              <w:t>MultiTurnMCPUseMetric</w:t>
+              <w:t>ToolCorrectnessMetric</w:t>
             </w:r>
           </w:p>
         </w:tc>
@@ -6939,7 +6155,7 @@
           </w:tcPr>
           <w:p>
             <w:r>
-              <w:t>Catches MCP scope leaks that only emerge across a multi-turn session</w:t>
+              <w:t>Foundry agent's internal tool calls are currently untested</w:t>
             </w:r>
           </w:p>
         </w:tc>
@@ -6953,10 +6169,8 @@
             <w:r>
               <w:rPr>
                 <w:rFonts w:ascii="Consolas" w:hAnsi="Consolas"/>
-                <w:color w:val="C7254E"/>
-                <w:sz w:val="19"/>
               </w:rPr>
-              <w:t>ToolCorrectnessMetric</w:t>
+              <w:t>ArgumentCorrectnessMetric</w:t>
             </w:r>
           </w:p>
         </w:tc>
@@ -6966,7 +6180,7 @@
           </w:tcPr>
           <w:p>
             <w:r>
-              <w:t>Foundry agent's internal tool calls are currently untested</w:t>
+              <w:t>The tool may be right but its arguments may still be wrong</w:t>
             </w:r>
           </w:p>
         </w:tc>
@@ -6980,10 +6194,8 @@
             <w:r>
               <w:rPr>
                 <w:rFonts w:ascii="Consolas" w:hAnsi="Consolas"/>
-                <w:color w:val="C7254E"/>
-                <w:sz w:val="19"/>
               </w:rPr>
-              <w:t>ArgumentCorrectnessMetric</w:t>
+              <w:t>TaskCompletionMetric</w:t>
             </w:r>
           </w:p>
         </w:tc>
@@ -6993,7 +6205,7 @@
           </w:tcPr>
           <w:p>
             <w:r>
-              <w:t>The tool may be right but its arguments may still be wrong</w:t>
+              <w:t>Did the bot actually resolve the user's request?</w:t>
             </w:r>
           </w:p>
         </w:tc>
@@ -7007,10 +6219,8 @@
             <w:r>
               <w:rPr>
                 <w:rFonts w:ascii="Consolas" w:hAnsi="Consolas"/>
-                <w:color w:val="C7254E"/>
-                <w:sz w:val="19"/>
               </w:rPr>
-              <w:t>TaskCompletionMetric</w:t>
+              <w:t>ConversationCompletenessMetric</w:t>
             </w:r>
           </w:p>
         </w:tc>
@@ -7020,7 +6230,7 @@
           </w:tcPr>
           <w:p>
             <w:r>
-              <w:t>Did the bot actually resolve the user's request?</w:t>
+              <w:t>Were all of the user's intents addressed across the session?</w:t>
             </w:r>
           </w:p>
         </w:tc>
@@ -7034,10 +6244,8 @@
             <w:r>
               <w:rPr>
                 <w:rFonts w:ascii="Consolas" w:hAnsi="Consolas"/>
-                <w:color w:val="C7254E"/>
-                <w:sz w:val="19"/>
               </w:rPr>
-              <w:t>ConversationCompletenessMetric</w:t>
+              <w:t>KnowledgeRetentionMetric</w:t>
             </w:r>
           </w:p>
         </w:tc>
@@ -7047,7 +6255,7 @@
           </w:tcPr>
           <w:p>
             <w:r>
-              <w:t>Were all of the user's intents addressed across the session?</w:t>
+              <w:t>Does the bot remember facts stated earlier in the same session?</w:t>
             </w:r>
           </w:p>
         </w:tc>
@@ -7061,35 +6269,6 @@
             <w:r>
               <w:rPr>
                 <w:rFonts w:ascii="Consolas" w:hAnsi="Consolas"/>
-                <w:color w:val="C7254E"/>
-                <w:sz w:val="19"/>
-              </w:rPr>
-              <w:t>KnowledgeRetentionMetric</w:t>
-            </w:r>
-          </w:p>
-        </w:tc>
-        <w:tc>
-          <w:tcPr>
-            <w:tcW w:type="dxa" w:w="4320"/>
-          </w:tcPr>
-          <w:p>
-            <w:r>
-              <w:t>Does the bot remember facts stated earlier in the same session?</w:t>
-            </w:r>
-          </w:p>
-        </w:tc>
-      </w:tr>
-      <w:tr>
-        <w:tc>
-          <w:tcPr>
-            <w:tcW w:type="dxa" w:w="4320"/>
-          </w:tcPr>
-          <w:p>
-            <w:r>
-              <w:rPr>
-                <w:rFonts w:ascii="Consolas" w:hAnsi="Consolas"/>
-                <w:color w:val="C7254E"/>
-                <w:sz w:val="19"/>
               </w:rPr>
               <w:t>PromptAlignmentMetric</w:t>
             </w:r>
@@ -7129,8 +6308,6 @@
       <w:r>
         <w:rPr>
           <w:rFonts w:ascii="Consolas" w:hAnsi="Consolas"/>
-          <w:color w:val="C7254E"/>
-          <w:sz w:val="19"/>
         </w:rPr>
         <w:t>BiasMetric</w:t>
       </w:r>
@@ -7140,8 +6317,6 @@
       <w:r>
         <w:rPr>
           <w:rFonts w:ascii="Consolas" w:hAnsi="Consolas"/>
-          <w:color w:val="C7254E"/>
-          <w:sz w:val="19"/>
         </w:rPr>
         <w:t>ToxicityMetric</w:t>
       </w:r>
@@ -7151,8 +6326,6 @@
       <w:r>
         <w:rPr>
           <w:rFonts w:ascii="Consolas" w:hAnsi="Consolas"/>
-          <w:color w:val="C7254E"/>
-          <w:sz w:val="19"/>
         </w:rPr>
         <w:t>MisuseMetric</w:t>
       </w:r>
@@ -7162,8 +6335,6 @@
       <w:r>
         <w:rPr>
           <w:rFonts w:ascii="Consolas" w:hAnsi="Consolas"/>
-          <w:color w:val="C7254E"/>
-          <w:sz w:val="19"/>
         </w:rPr>
         <w:t>PlanAdherenceMetric</w:t>
       </w:r>
@@ -7173,8 +6344,6 @@
       <w:r>
         <w:rPr>
           <w:rFonts w:ascii="Consolas" w:hAnsi="Consolas"/>
-          <w:color w:val="C7254E"/>
-          <w:sz w:val="19"/>
         </w:rPr>
         <w:t>StepEfficiencyMetric</w:t>
       </w:r>
@@ -7186,8 +6355,6 @@
       <w:r>
         <w:rPr>
           <w:rFonts w:ascii="Consolas" w:hAnsi="Consolas"/>
-          <w:color w:val="C7254E"/>
-          <w:sz w:val="19"/>
         </w:rPr>
         <w:t>ArenaGEval</w:t>
       </w:r>
@@ -7202,8 +6369,6 @@
       <w:r>
         <w:rPr>
           <w:rFonts w:ascii="Consolas" w:hAnsi="Consolas"/>
-          <w:color w:val="C7254E"/>
-          <w:sz w:val="19"/>
         </w:rPr>
         <w:t>TurnRelevancyMetric</w:t>
       </w:r>
@@ -7213,8 +6378,6 @@
       <w:r>
         <w:rPr>
           <w:rFonts w:ascii="Consolas" w:hAnsi="Consolas"/>
-          <w:color w:val="C7254E"/>
-          <w:sz w:val="19"/>
         </w:rPr>
         <w:t>TurnFaithfulnessMetric</w:t>
       </w:r>
@@ -7226,8 +6389,6 @@
       <w:r>
         <w:rPr>
           <w:rFonts w:ascii="Consolas" w:hAnsi="Consolas"/>
-          <w:color w:val="C7254E"/>
-          <w:sz w:val="19"/>
         </w:rPr>
         <w:t>TurnContextualPrecisionMetric</w:t>
       </w:r>
@@ -7237,8 +6398,6 @@
       <w:r>
         <w:rPr>
           <w:rFonts w:ascii="Consolas" w:hAnsi="Consolas"/>
-          <w:color w:val="C7254E"/>
-          <w:sz w:val="19"/>
         </w:rPr>
         <w:t>TurnContextualRecallMetric</w:t>
       </w:r>
@@ -7248,8 +6407,6 @@
       <w:r>
         <w:rPr>
           <w:rFonts w:ascii="Consolas" w:hAnsi="Consolas"/>
-          <w:color w:val="C7254E"/>
-          <w:sz w:val="19"/>
         </w:rPr>
         <w:t>TurnContextualRelevancyMetric</w:t>
       </w:r>
@@ -7320,7 +6477,7 @@
           </w:tcPr>
           <w:p>
             <w:r>
-              <w:t>---</w:t>
+              <w:t>Redundant — RAGAS already covers this natively</w:t>
             </w:r>
           </w:p>
         </w:tc>
@@ -7330,7 +6487,19 @@
           </w:tcPr>
           <w:p>
             <w:r>
-              <w:t>---</w:t>
+              <w:rPr>
+                <w:rFonts w:ascii="Consolas" w:hAnsi="Consolas"/>
+              </w:rPr>
+              <w:t>ContextualRecallMetric</w:t>
+            </w:r>
+            <w:r>
+              <w:t xml:space="preserve">, </w:t>
+            </w:r>
+            <w:r>
+              <w:rPr>
+                <w:rFonts w:ascii="Consolas" w:hAnsi="Consolas"/>
+              </w:rPr>
+              <w:t>ContextualPrecisionMetric</w:t>
             </w:r>
           </w:p>
         </w:tc>
@@ -7342,7 +6511,7 @@
           </w:tcPr>
           <w:p>
             <w:r>
-              <w:t>Redundant — RAGAS already covers this natively</w:t>
+              <w:t>Low value for free-text Q&amp;A (no structured/JSON output)</w:t>
             </w:r>
           </w:p>
         </w:tc>
@@ -7354,10 +6523,8 @@
             <w:r>
               <w:rPr>
                 <w:rFonts w:ascii="Consolas" w:hAnsi="Consolas"/>
-                <w:color w:val="C7254E"/>
-                <w:sz w:val="19"/>
               </w:rPr>
-              <w:t>ContextualRecallMetric</w:t>
+              <w:t>ExactMatchMetric</w:t>
             </w:r>
             <w:r>
               <w:t xml:space="preserve">, </w:t>
@@ -7365,10 +6532,26 @@
             <w:r>
               <w:rPr>
                 <w:rFonts w:ascii="Consolas" w:hAnsi="Consolas"/>
-                <w:color w:val="C7254E"/>
-                <w:sz w:val="19"/>
               </w:rPr>
-              <w:t>ContextualPrecisionMetric</w:t>
+              <w:t>PatternMatchMetric</w:t>
+            </w:r>
+            <w:r>
+              <w:t xml:space="preserve">, </w:t>
+            </w:r>
+            <w:r>
+              <w:rPr>
+                <w:rFonts w:ascii="Consolas" w:hAnsi="Consolas"/>
+              </w:rPr>
+              <w:t>JsonCorrectnessMetric</w:t>
+            </w:r>
+            <w:r>
+              <w:t xml:space="preserve">, </w:t>
+            </w:r>
+            <w:r>
+              <w:rPr>
+                <w:rFonts w:ascii="Consolas" w:hAnsi="Consolas"/>
+              </w:rPr>
+              <w:t>DAGMetric</w:t>
             </w:r>
           </w:p>
         </w:tc>
@@ -7380,7 +6563,7 @@
           </w:tcPr>
           <w:p>
             <w:r>
-              <w:t>Low value for free-text Q&amp;A (no structured/JSON output)</w:t>
+              <w:t>Composite wrappers — add the underlying metrics individually first</w:t>
             </w:r>
           </w:p>
         </w:tc>
@@ -7392,10 +6575,8 @@
             <w:r>
               <w:rPr>
                 <w:rFonts w:ascii="Consolas" w:hAnsi="Consolas"/>
-                <w:color w:val="C7254E"/>
-                <w:sz w:val="19"/>
               </w:rPr>
-              <w:t>ExactMatchMetric</w:t>
+              <w:t>ConversationalGEval</w:t>
             </w:r>
             <w:r>
               <w:t xml:space="preserve">, </w:t>
@@ -7403,21 +6584,33 @@
             <w:r>
               <w:rPr>
                 <w:rFonts w:ascii="Consolas" w:hAnsi="Consolas"/>
-                <w:color w:val="C7254E"/>
-                <w:sz w:val="19"/>
               </w:rPr>
-              <w:t>PatternMatchMetric</w:t>
-            </w:r>
-            <w:r>
-              <w:t xml:space="preserve">, </w:t>
-            </w:r>
+              <w:t>ConversationalDAGMetric</w:t>
+            </w:r>
+          </w:p>
+        </w:tc>
+      </w:tr>
+      <w:tr>
+        <w:tc>
+          <w:tcPr>
+            <w:tcW w:type="dxa" w:w="4320"/>
+          </w:tcPr>
+          <w:p>
+            <w:r>
+              <w:t>Lower-value agentic extras, not in the prioritised gap list</w:t>
+            </w:r>
+          </w:p>
+        </w:tc>
+        <w:tc>
+          <w:tcPr>
+            <w:tcW w:type="dxa" w:w="4320"/>
+          </w:tcPr>
+          <w:p>
             <w:r>
               <w:rPr>
                 <w:rFonts w:ascii="Consolas" w:hAnsi="Consolas"/>
-                <w:color w:val="C7254E"/>
-                <w:sz w:val="19"/>
               </w:rPr>
-              <w:t>JsonCorrectnessMetric</w:t>
+              <w:t>RoleAdherenceMetric</w:t>
             </w:r>
             <w:r>
               <w:t xml:space="preserve">, </w:t>
@@ -7425,10 +6618,26 @@
             <w:r>
               <w:rPr>
                 <w:rFonts w:ascii="Consolas" w:hAnsi="Consolas"/>
-                <w:color w:val="C7254E"/>
-                <w:sz w:val="19"/>
               </w:rPr>
-              <w:t>DAGMetric</w:t>
+              <w:t>GoalAccuracyMetric</w:t>
+            </w:r>
+            <w:r>
+              <w:t xml:space="preserve">, </w:t>
+            </w:r>
+            <w:r>
+              <w:rPr>
+                <w:rFonts w:ascii="Consolas" w:hAnsi="Consolas"/>
+              </w:rPr>
+              <w:t>ToolUseMetric</w:t>
+            </w:r>
+            <w:r>
+              <w:t xml:space="preserve">, </w:t>
+            </w:r>
+            <w:r>
+              <w:rPr>
+                <w:rFonts w:ascii="Consolas" w:hAnsi="Consolas"/>
+              </w:rPr>
+              <w:t>PlanQualityMetric</w:t>
             </w:r>
           </w:p>
         </w:tc>
@@ -7440,7 +6649,7 @@
           </w:tcPr>
           <w:p>
             <w:r>
-              <w:t>Composite wrappers — add the underlying metrics individually first</w:t>
+              <w:t>Bots answer scoped questions, they don't summarize whole documents</w:t>
             </w:r>
           </w:p>
         </w:tc>
@@ -7452,48 +6661,42 @@
             <w:r>
               <w:rPr>
                 <w:rFonts w:ascii="Consolas" w:hAnsi="Consolas"/>
-                <w:color w:val="C7254E"/>
-                <w:sz w:val="19"/>
               </w:rPr>
-              <w:t>ConversationalGEval</w:t>
-            </w:r>
-            <w:r>
-              <w:t xml:space="preserve">, </w:t>
-            </w:r>
+              <w:t>SummarizationMetric</w:t>
+            </w:r>
+          </w:p>
+        </w:tc>
+      </w:tr>
+      <w:tr>
+        <w:tc>
+          <w:tcPr>
+            <w:tcW w:type="dxa" w:w="4320"/>
+          </w:tcPr>
+          <w:p>
+            <w:r>
+              <w:t>Text-only chatbot — no image generation/editing</w:t>
+            </w:r>
+          </w:p>
+        </w:tc>
+        <w:tc>
+          <w:tcPr>
+            <w:tcW w:type="dxa" w:w="4320"/>
+          </w:tcPr>
+          <w:p>
             <w:r>
               <w:rPr>
                 <w:rFonts w:ascii="Consolas" w:hAnsi="Consolas"/>
-                <w:color w:val="C7254E"/>
-                <w:sz w:val="19"/>
               </w:rPr>
-              <w:t>ConversationalDAGMetric</w:t>
-            </w:r>
-          </w:p>
-        </w:tc>
-      </w:tr>
-      <w:tr>
-        <w:tc>
-          <w:tcPr>
-            <w:tcW w:type="dxa" w:w="4320"/>
-          </w:tcPr>
-          <w:p>
-            <w:r>
-              <w:t>Lower-value agentic extras, not in the prioritised gap list</w:t>
-            </w:r>
-          </w:p>
-        </w:tc>
-        <w:tc>
-          <w:tcPr>
-            <w:tcW w:type="dxa" w:w="4320"/>
-          </w:tcPr>
-          <w:p>
+              <w:t>TextToImageMetric</w:t>
+            </w:r>
+            <w:r>
+              <w:t xml:space="preserve">, </w:t>
+            </w:r>
             <w:r>
               <w:rPr>
                 <w:rFonts w:ascii="Consolas" w:hAnsi="Consolas"/>
-                <w:color w:val="C7254E"/>
-                <w:sz w:val="19"/>
               </w:rPr>
-              <w:t>RoleAdherenceMetric</w:t>
+              <w:t>ImageEditingMetric</w:t>
             </w:r>
             <w:r>
               <w:t xml:space="preserve">, </w:t>
@@ -7501,10 +6704,8 @@
             <w:r>
               <w:rPr>
                 <w:rFonts w:ascii="Consolas" w:hAnsi="Consolas"/>
-                <w:color w:val="C7254E"/>
-                <w:sz w:val="19"/>
               </w:rPr>
-              <w:t>GoalAccuracyMetric</w:t>
+              <w:t>ImageCoherenceMetric</w:t>
             </w:r>
             <w:r>
               <w:t xml:space="preserve">, </w:t>
@@ -7512,10 +6713,8 @@
             <w:r>
               <w:rPr>
                 <w:rFonts w:ascii="Consolas" w:hAnsi="Consolas"/>
-                <w:color w:val="C7254E"/>
-                <w:sz w:val="19"/>
               </w:rPr>
-              <w:t>ToolUseMetric</w:t>
+              <w:t>ImageHelpfulnessMetric</w:t>
             </w:r>
             <w:r>
               <w:t xml:space="preserve">, </w:t>
@@ -7523,106 +6722,6 @@
             <w:r>
               <w:rPr>
                 <w:rFonts w:ascii="Consolas" w:hAnsi="Consolas"/>
-                <w:color w:val="C7254E"/>
-                <w:sz w:val="19"/>
-              </w:rPr>
-              <w:t>PlanQualityMetric</w:t>
-            </w:r>
-          </w:p>
-        </w:tc>
-      </w:tr>
-      <w:tr>
-        <w:tc>
-          <w:tcPr>
-            <w:tcW w:type="dxa" w:w="4320"/>
-          </w:tcPr>
-          <w:p>
-            <w:r>
-              <w:t>Bots answer scoped questions, they don't summarize whole documents</w:t>
-            </w:r>
-          </w:p>
-        </w:tc>
-        <w:tc>
-          <w:tcPr>
-            <w:tcW w:type="dxa" w:w="4320"/>
-          </w:tcPr>
-          <w:p>
-            <w:r>
-              <w:rPr>
-                <w:rFonts w:ascii="Consolas" w:hAnsi="Consolas"/>
-                <w:color w:val="C7254E"/>
-                <w:sz w:val="19"/>
-              </w:rPr>
-              <w:t>SummarizationMetric</w:t>
-            </w:r>
-          </w:p>
-        </w:tc>
-      </w:tr>
-      <w:tr>
-        <w:tc>
-          <w:tcPr>
-            <w:tcW w:type="dxa" w:w="4320"/>
-          </w:tcPr>
-          <w:p>
-            <w:r>
-              <w:t>Text-only chatbot — no image generation/editing</w:t>
-            </w:r>
-          </w:p>
-        </w:tc>
-        <w:tc>
-          <w:tcPr>
-            <w:tcW w:type="dxa" w:w="4320"/>
-          </w:tcPr>
-          <w:p>
-            <w:r>
-              <w:rPr>
-                <w:rFonts w:ascii="Consolas" w:hAnsi="Consolas"/>
-                <w:color w:val="C7254E"/>
-                <w:sz w:val="19"/>
-              </w:rPr>
-              <w:t>TextToImageMetric</w:t>
-            </w:r>
-            <w:r>
-              <w:t xml:space="preserve">, </w:t>
-            </w:r>
-            <w:r>
-              <w:rPr>
-                <w:rFonts w:ascii="Consolas" w:hAnsi="Consolas"/>
-                <w:color w:val="C7254E"/>
-                <w:sz w:val="19"/>
-              </w:rPr>
-              <w:t>ImageEditingMetric</w:t>
-            </w:r>
-            <w:r>
-              <w:t xml:space="preserve">, </w:t>
-            </w:r>
-            <w:r>
-              <w:rPr>
-                <w:rFonts w:ascii="Consolas" w:hAnsi="Consolas"/>
-                <w:color w:val="C7254E"/>
-                <w:sz w:val="19"/>
-              </w:rPr>
-              <w:t>ImageCoherenceMetric</w:t>
-            </w:r>
-            <w:r>
-              <w:t xml:space="preserve">, </w:t>
-            </w:r>
-            <w:r>
-              <w:rPr>
-                <w:rFonts w:ascii="Consolas" w:hAnsi="Consolas"/>
-                <w:color w:val="C7254E"/>
-                <w:sz w:val="19"/>
-              </w:rPr>
-              <w:t>ImageHelpfulnessMetric</w:t>
-            </w:r>
-            <w:r>
-              <w:t xml:space="preserve">, </w:t>
-            </w:r>
-            <w:r>
-              <w:rPr>
-                <w:rFonts w:ascii="Consolas" w:hAnsi="Consolas"/>
-                <w:color w:val="C7254E"/>
-                <w:sz w:val="19"/>
               </w:rPr>
               <w:t>ImageReferenceMetric</w:t>
             </w:r>
@@ -7651,8 +6750,6 @@
       <w:r>
         <w:rPr>
           <w:rFonts w:ascii="Consolas" w:hAnsi="Consolas"/>
-          <w:color w:val="C7254E"/>
-          <w:sz w:val="19"/>
         </w:rPr>
         <w:t>PIILeakageMetric</w:t>
       </w:r>
@@ -7662,8 +6759,6 @@
       <w:r>
         <w:rPr>
           <w:rFonts w:ascii="Consolas" w:hAnsi="Consolas"/>
-          <w:color w:val="C7254E"/>
-          <w:sz w:val="19"/>
         </w:rPr>
         <w:t>NonAdviceMetric</w:t>
       </w:r>
@@ -7673,8 +6768,6 @@
       <w:r>
         <w:rPr>
           <w:rFonts w:ascii="Consolas" w:hAnsi="Consolas"/>
-          <w:color w:val="C7254E"/>
-          <w:sz w:val="19"/>
         </w:rPr>
         <w:t>MCPUseMetric</w:t>
       </w:r>
@@ -7686,8 +6779,6 @@
       <w:r>
         <w:rPr>
           <w:rFonts w:ascii="Consolas" w:hAnsi="Consolas"/>
-          <w:color w:val="C7254E"/>
-          <w:sz w:val="19"/>
         </w:rPr>
         <w:t>MCPTaskCompletionMetric</w:t>
       </w:r>
@@ -7697,8 +6788,6 @@
       <w:r>
         <w:rPr>
           <w:rFonts w:ascii="Consolas" w:hAnsi="Consolas"/>
-          <w:color w:val="C7254E"/>
-          <w:sz w:val="19"/>
         </w:rPr>
         <w:t>TopicAdherenceMetric</w:t>
       </w:r>
@@ -7708,8 +6797,6 @@
       <w:r>
         <w:rPr>
           <w:rFonts w:ascii="Consolas" w:hAnsi="Consolas"/>
-          <w:color w:val="C7254E"/>
-          <w:sz w:val="19"/>
         </w:rPr>
         <w:t>RoleViolationMetric</w:t>
       </w:r>
@@ -7837,8 +6924,6 @@
       <w:r>
         <w:rPr>
           <w:rFonts w:ascii="Consolas" w:hAnsi="Consolas"/>
-          <w:color w:val="C7254E"/>
-          <w:sz w:val="19"/>
         </w:rPr>
         <w:t>deepeval_layer/deepeval_evaluator.py</w:t>
       </w:r>
@@ -7938,7 +7023,7 @@
           </w:tcPr>
           <w:p>
             <w:r>
-              <w:t>---</w:t>
+              <w:t>1</w:t>
             </w:r>
           </w:p>
         </w:tc>
@@ -7948,7 +7033,13 @@
           </w:tcPr>
           <w:p>
             <w:r>
-              <w:t>---</w:t>
+              <w:rPr>
+                <w:rFonts w:ascii="Consolas" w:hAnsi="Consolas"/>
+              </w:rPr>
+              <w:t>PlayReadyRelevance</w:t>
+            </w:r>
+            <w:r>
+              <w:t xml:space="preserve"> (GEval)</w:t>
             </w:r>
           </w:p>
         </w:tc>
@@ -7958,7 +7049,7 @@
           </w:tcPr>
           <w:p>
             <w:r>
-              <w:t>---</w:t>
+              <w:t>✅ existing</w:t>
             </w:r>
           </w:p>
         </w:tc>
@@ -7968,7 +7059,7 @@
           </w:tcPr>
           <w:p>
             <w:r>
-              <w:t>---</w:t>
+              <w:t>Custom rubric</w:t>
             </w:r>
           </w:p>
         </w:tc>
@@ -7978,7 +7069,7 @@
           </w:tcPr>
           <w:p>
             <w:r>
-              <w:t>---</w:t>
+              <w:t>On-topic check for PlayReady questions</w:t>
             </w:r>
           </w:p>
         </w:tc>
@@ -7990,7 +7081,7 @@
           </w:tcPr>
           <w:p>
             <w:r>
-              <w:t>1</w:t>
+              <w:t>2</w:t>
             </w:r>
           </w:p>
         </w:tc>
@@ -8002,10 +7093,8 @@
             <w:r>
               <w:rPr>
                 <w:rFonts w:ascii="Consolas" w:hAnsi="Consolas"/>
-                <w:color w:val="C7254E"/>
-                <w:sz w:val="19"/>
               </w:rPr>
-              <w:t>PlayReadyRelevance</w:t>
+              <w:t>PlayReadyFaithfulness</w:t>
             </w:r>
             <w:r>
               <w:t xml:space="preserve"> (GEval)</w:t>
@@ -8038,7 +7127,7 @@
           </w:tcPr>
           <w:p>
             <w:r>
-              <w:t>On-topic check for PlayReady questions</w:t>
+              <w:t>PlayReady-worded claim-vs-context check</w:t>
             </w:r>
           </w:p>
         </w:tc>
@@ -8050,7 +7139,7 @@
           </w:tcPr>
           <w:p>
             <w:r>
-              <w:t>2</w:t>
+              <w:t>3</w:t>
             </w:r>
           </w:p>
         </w:tc>
@@ -8062,10 +7151,8 @@
             <w:r>
               <w:rPr>
                 <w:rFonts w:ascii="Consolas" w:hAnsi="Consolas"/>
-                <w:color w:val="C7254E"/>
-                <w:sz w:val="19"/>
               </w:rPr>
-              <w:t>PlayReadyFaithfulness</w:t>
+              <w:t>PlayReadyClarity</w:t>
             </w:r>
             <w:r>
               <w:t xml:space="preserve"> (GEval)</w:t>
@@ -8098,7 +7185,7 @@
           </w:tcPr>
           <w:p>
             <w:r>
-              <w:t>PlayReady-worded claim-vs-context check</w:t>
+              <w:t>PlayReady terminology/structure check</w:t>
             </w:r>
           </w:p>
         </w:tc>
@@ -8110,7 +7197,7 @@
           </w:tcPr>
           <w:p>
             <w:r>
-              <w:t>3</w:t>
+              <w:t>4</w:t>
             </w:r>
           </w:p>
         </w:tc>
@@ -8122,13 +7209,8 @@
             <w:r>
               <w:rPr>
                 <w:rFonts w:ascii="Consolas" w:hAnsi="Consolas"/>
-                <w:color w:val="C7254E"/>
-                <w:sz w:val="19"/>
               </w:rPr>
-              <w:t>PlayReadyClarity</w:t>
-            </w:r>
-            <w:r>
-              <w:t xml:space="preserve"> (GEval)</w:t>
+              <w:t>AnswerRelevancyMetric</w:t>
             </w:r>
           </w:p>
         </w:tc>
@@ -8148,7 +7230,7 @@
           </w:tcPr>
           <w:p>
             <w:r>
-              <w:t>Custom rubric</w:t>
+              <w:t>Standard</w:t>
             </w:r>
           </w:p>
         </w:tc>
@@ -8158,7 +7240,7 @@
           </w:tcPr>
           <w:p>
             <w:r>
-              <w:t>PlayReady terminology/structure check</w:t>
+              <w:t>Generic relevance (cross-checks RAGAS/Foundry)</w:t>
             </w:r>
           </w:p>
         </w:tc>
@@ -8170,7 +7252,7 @@
           </w:tcPr>
           <w:p>
             <w:r>
-              <w:t>4</w:t>
+              <w:t>5</w:t>
             </w:r>
           </w:p>
         </w:tc>
@@ -8182,10 +7264,8 @@
             <w:r>
               <w:rPr>
                 <w:rFonts w:ascii="Consolas" w:hAnsi="Consolas"/>
-                <w:color w:val="C7254E"/>
-                <w:sz w:val="19"/>
               </w:rPr>
-              <w:t>AnswerRelevancyMetric</w:t>
+              <w:t>FaithfulnessMetric</w:t>
             </w:r>
           </w:p>
         </w:tc>
@@ -8215,7 +7295,7 @@
           </w:tcPr>
           <w:p>
             <w:r>
-              <w:t>Generic relevance (cross-checks RAGAS/Foundry)</w:t>
+              <w:t>Generic faithfulness (cross-checks RAGAS/Foundry)</w:t>
             </w:r>
           </w:p>
         </w:tc>
@@ -8227,7 +7307,7 @@
           </w:tcPr>
           <w:p>
             <w:r>
-              <w:t>5</w:t>
+              <w:t>6</w:t>
             </w:r>
           </w:p>
         </w:tc>
@@ -8239,10 +7319,8 @@
             <w:r>
               <w:rPr>
                 <w:rFonts w:ascii="Consolas" w:hAnsi="Consolas"/>
-                <w:color w:val="C7254E"/>
-                <w:sz w:val="19"/>
               </w:rPr>
-              <w:t>FaithfulnessMetric</w:t>
+              <w:t>HallucinationMetric</w:t>
             </w:r>
           </w:p>
         </w:tc>
@@ -8272,7 +7350,7 @@
           </w:tcPr>
           <w:p>
             <w:r>
-              <w:t>Generic faithfulness (cross-checks RAGAS/Foundry)</w:t>
+              <w:t>Fabricated-fact detection</w:t>
             </w:r>
           </w:p>
         </w:tc>
@@ -8284,7 +7362,7 @@
           </w:tcPr>
           <w:p>
             <w:r>
-              <w:t>6</w:t>
+              <w:t>7</w:t>
             </w:r>
           </w:p>
         </w:tc>
@@ -8296,10 +7374,8 @@
             <w:r>
               <w:rPr>
                 <w:rFonts w:ascii="Consolas" w:hAnsi="Consolas"/>
-                <w:color w:val="C7254E"/>
-                <w:sz w:val="19"/>
               </w:rPr>
-              <w:t>HallucinationMetric</w:t>
+              <w:t>PIILeakageMetric</w:t>
             </w:r>
           </w:p>
         </w:tc>
@@ -8309,7 +7385,7 @@
           </w:tcPr>
           <w:p>
             <w:r>
-              <w:t>✅ existing</w:t>
+              <w:t>✅ implemented (Track 1)</w:t>
             </w:r>
           </w:p>
         </w:tc>
@@ -8329,7 +7405,7 @@
           </w:tcPr>
           <w:p>
             <w:r>
-              <w:t>Fabricated-fact detection</w:t>
+              <w:t>Personal-data leak detection — Customer/Private bots</w:t>
             </w:r>
           </w:p>
         </w:tc>
@@ -8341,7 +7417,7 @@
           </w:tcPr>
           <w:p>
             <w:r>
-              <w:t>7</w:t>
+              <w:t>8</w:t>
             </w:r>
           </w:p>
         </w:tc>
@@ -8353,10 +7429,8 @@
             <w:r>
               <w:rPr>
                 <w:rFonts w:ascii="Consolas" w:hAnsi="Consolas"/>
-                <w:color w:val="C7254E"/>
-                <w:sz w:val="19"/>
               </w:rPr>
-              <w:t>PIILeakageMetric</w:t>
+              <w:t>NonAdviceMetric</w:t>
             </w:r>
           </w:p>
         </w:tc>
@@ -8366,7 +7440,7 @@
           </w:tcPr>
           <w:p>
             <w:r>
-              <w:t>🆕 Tier 1 (P0)</w:t>
+              <w:t>✅ implemented (Track 1)</w:t>
             </w:r>
           </w:p>
         </w:tc>
@@ -8386,7 +7460,7 @@
           </w:tcPr>
           <w:p>
             <w:r>
-              <w:t>Personal-data leak detection — Customer/Private bots</w:t>
+              <w:t>Blocks unauthorized legal/financial/compliance advice</w:t>
             </w:r>
           </w:p>
         </w:tc>
@@ -8398,7 +7472,7 @@
           </w:tcPr>
           <w:p>
             <w:r>
-              <w:t>8</w:t>
+              <w:t>9</w:t>
             </w:r>
           </w:p>
         </w:tc>
@@ -8410,10 +7484,8 @@
             <w:r>
               <w:rPr>
                 <w:rFonts w:ascii="Consolas" w:hAnsi="Consolas"/>
-                <w:color w:val="C7254E"/>
-                <w:sz w:val="19"/>
               </w:rPr>
-              <w:t>NonAdviceMetric</w:t>
+              <w:t>MCPUseMetric</w:t>
             </w:r>
           </w:p>
         </w:tc>
@@ -8423,7 +7495,7 @@
           </w:tcPr>
           <w:p>
             <w:r>
-              <w:t>🆕 Tier 1 (P0)</w:t>
+              <w:t>🆕 Tier 1 (P1)</w:t>
             </w:r>
           </w:p>
         </w:tc>
@@ -8443,7 +7515,7 @@
           </w:tcPr>
           <w:p>
             <w:r>
-              <w:t>Blocks unauthorized legal/financial/compliance advice</w:t>
+              <w:t>MCP resource/tool scope verification per persona tier</w:t>
             </w:r>
           </w:p>
         </w:tc>
@@ -8455,7 +7527,7 @@
           </w:tcPr>
           <w:p>
             <w:r>
-              <w:t>9</w:t>
+              <w:t>10</w:t>
             </w:r>
           </w:p>
         </w:tc>
@@ -8467,10 +7539,8 @@
             <w:r>
               <w:rPr>
                 <w:rFonts w:ascii="Consolas" w:hAnsi="Consolas"/>
-                <w:color w:val="C7254E"/>
-                <w:sz w:val="19"/>
               </w:rPr>
-              <w:t>MCPUseMetric</w:t>
+              <w:t>MCPTaskCompletionMetric</w:t>
             </w:r>
           </w:p>
         </w:tc>
@@ -8500,7 +7570,7 @@
           </w:tcPr>
           <w:p>
             <w:r>
-              <w:t>MCP resource/tool scope verification per persona tier</w:t>
+              <w:t>Confirms task completed via correctly-scoped MCP tools</w:t>
             </w:r>
           </w:p>
         </w:tc>
@@ -8512,7 +7582,7 @@
           </w:tcPr>
           <w:p>
             <w:r>
-              <w:t>10</w:t>
+              <w:t>11</w:t>
             </w:r>
           </w:p>
         </w:tc>
@@ -8524,10 +7594,8 @@
             <w:r>
               <w:rPr>
                 <w:rFonts w:ascii="Consolas" w:hAnsi="Consolas"/>
-                <w:color w:val="C7254E"/>
-                <w:sz w:val="19"/>
               </w:rPr>
-              <w:t>MCPTaskCompletionMetric</w:t>
+              <w:t>TopicAdherenceMetric</w:t>
             </w:r>
           </w:p>
         </w:tc>
@@ -8537,7 +7605,7 @@
           </w:tcPr>
           <w:p>
             <w:r>
-              <w:t>🆕 Tier 1 (P1)</w:t>
+              <w:t>✅ implemented (Track 2)</w:t>
             </w:r>
           </w:p>
         </w:tc>
@@ -8547,7 +7615,7 @@
           </w:tcPr>
           <w:p>
             <w:r>
-              <w:t>Standard</w:t>
+              <w:t>Conversational</w:t>
             </w:r>
           </w:p>
         </w:tc>
@@ -8557,7 +7625,7 @@
           </w:tcPr>
           <w:p>
             <w:r>
-              <w:t>Confirms task completed via correctly-scoped MCP tools</w:t>
+              <w:t>Stays on PlayReady topic, refuses off-topic/adversarial prompts</w:t>
             </w:r>
           </w:p>
         </w:tc>
@@ -8569,7 +7637,7 @@
           </w:tcPr>
           <w:p>
             <w:r>
-              <w:t>11</w:t>
+              <w:t>12</w:t>
             </w:r>
           </w:p>
         </w:tc>
@@ -8581,10 +7649,8 @@
             <w:r>
               <w:rPr>
                 <w:rFonts w:ascii="Consolas" w:hAnsi="Consolas"/>
-                <w:color w:val="C7254E"/>
-                <w:sz w:val="19"/>
               </w:rPr>
-              <w:t>TopicAdherenceMetric</w:t>
+              <w:t>RoleViolationMetric</w:t>
             </w:r>
           </w:p>
         </w:tc>
@@ -8594,7 +7660,7 @@
           </w:tcPr>
           <w:p>
             <w:r>
-              <w:t>🆕 Tier 1 (P1)</w:t>
+              <w:t>✅ implemented (Track 1)</w:t>
             </w:r>
           </w:p>
         </w:tc>
@@ -8614,7 +7680,7 @@
           </w:tcPr>
           <w:p>
             <w:r>
-              <w:t>Stays on PlayReady topic, refuses off-topic/adversarial prompts</w:t>
+              <w:t>Detects persona break (e.g. Public bot acting like Private bot)</w:t>
             </w:r>
           </w:p>
         </w:tc>
@@ -8626,7 +7692,7 @@
           </w:tcPr>
           <w:p>
             <w:r>
-              <w:t>12</w:t>
+              <w:t>13</w:t>
             </w:r>
           </w:p>
         </w:tc>
@@ -8638,10 +7704,8 @@
             <w:r>
               <w:rPr>
                 <w:rFonts w:ascii="Consolas" w:hAnsi="Consolas"/>
-                <w:color w:val="C7254E"/>
-                <w:sz w:val="19"/>
               </w:rPr>
-              <w:t>RoleViolationMetric</w:t>
+              <w:t>MultiTurnMCPUseMetric</w:t>
             </w:r>
           </w:p>
         </w:tc>
@@ -8651,7 +7715,7 @@
           </w:tcPr>
           <w:p>
             <w:r>
-              <w:t>🆕 Tier 1 (P1)</w:t>
+              <w:t>🆕 Tier 2 (P2)</w:t>
             </w:r>
           </w:p>
         </w:tc>
@@ -8661,7 +7725,7 @@
           </w:tcPr>
           <w:p>
             <w:r>
-              <w:t>Standard</w:t>
+              <w:t>Conversational</w:t>
             </w:r>
           </w:p>
         </w:tc>
@@ -8671,7 +7735,7 @@
           </w:tcPr>
           <w:p>
             <w:r>
-              <w:t>Detects persona break (e.g. Public bot acting like Private bot)</w:t>
+              <w:t>MCP-scope leak detection across multi-turn sessions</w:t>
             </w:r>
           </w:p>
         </w:tc>
@@ -8683,7 +7747,7 @@
           </w:tcPr>
           <w:p>
             <w:r>
-              <w:t>13</w:t>
+              <w:t>14</w:t>
             </w:r>
           </w:p>
         </w:tc>
@@ -8695,10 +7759,8 @@
             <w:r>
               <w:rPr>
                 <w:rFonts w:ascii="Consolas" w:hAnsi="Consolas"/>
-                <w:color w:val="C7254E"/>
-                <w:sz w:val="19"/>
               </w:rPr>
-              <w:t>MultiTurnMCPUseMetric</w:t>
+              <w:t>ToolCorrectnessMetric</w:t>
             </w:r>
           </w:p>
         </w:tc>
@@ -8718,7 +7780,7 @@
           </w:tcPr>
           <w:p>
             <w:r>
-              <w:t>Conversational</w:t>
+              <w:t>Standard</w:t>
             </w:r>
           </w:p>
         </w:tc>
@@ -8728,7 +7790,7 @@
           </w:tcPr>
           <w:p>
             <w:r>
-              <w:t>MCP-scope leak detection across multi-turn sessions</w:t>
+              <w:t>Foundry agent's internal tool-call correctness</w:t>
             </w:r>
           </w:p>
         </w:tc>
@@ -8740,7 +7802,7 @@
           </w:tcPr>
           <w:p>
             <w:r>
-              <w:t>14</w:t>
+              <w:t>15</w:t>
             </w:r>
           </w:p>
         </w:tc>
@@ -8752,10 +7814,8 @@
             <w:r>
               <w:rPr>
                 <w:rFonts w:ascii="Consolas" w:hAnsi="Consolas"/>
-                <w:color w:val="C7254E"/>
-                <w:sz w:val="19"/>
               </w:rPr>
-              <w:t>ToolCorrectnessMetric</w:t>
+              <w:t>ArgumentCorrectnessMetric</w:t>
             </w:r>
           </w:p>
         </w:tc>
@@ -8785,7 +7845,7 @@
           </w:tcPr>
           <w:p>
             <w:r>
-              <w:t>Foundry agent's internal tool-call correctness</w:t>
+              <w:t>Validates tool-call arguments, not just tool choice</w:t>
             </w:r>
           </w:p>
         </w:tc>
@@ -8797,7 +7857,7 @@
           </w:tcPr>
           <w:p>
             <w:r>
-              <w:t>15</w:t>
+              <w:t>16</w:t>
             </w:r>
           </w:p>
         </w:tc>
@@ -8809,10 +7869,8 @@
             <w:r>
               <w:rPr>
                 <w:rFonts w:ascii="Consolas" w:hAnsi="Consolas"/>
-                <w:color w:val="C7254E"/>
-                <w:sz w:val="19"/>
               </w:rPr>
-              <w:t>ArgumentCorrectnessMetric</w:t>
+              <w:t>TaskCompletionMetric</w:t>
             </w:r>
           </w:p>
         </w:tc>
@@ -8842,7 +7900,7 @@
           </w:tcPr>
           <w:p>
             <w:r>
-              <w:t>Validates tool-call arguments, not just tool choice</w:t>
+              <w:t>Did the bot resolve the user's actual request?</w:t>
             </w:r>
           </w:p>
         </w:tc>
@@ -8854,7 +7912,7 @@
           </w:tcPr>
           <w:p>
             <w:r>
-              <w:t>16</w:t>
+              <w:t>17</w:t>
             </w:r>
           </w:p>
         </w:tc>
@@ -8866,10 +7924,8 @@
             <w:r>
               <w:rPr>
                 <w:rFonts w:ascii="Consolas" w:hAnsi="Consolas"/>
-                <w:color w:val="C7254E"/>
-                <w:sz w:val="19"/>
               </w:rPr>
-              <w:t>TaskCompletionMetric</w:t>
+              <w:t>ConversationCompletenessMetric</w:t>
             </w:r>
           </w:p>
         </w:tc>
@@ -8879,7 +7935,7 @@
           </w:tcPr>
           <w:p>
             <w:r>
-              <w:t>🆕 Tier 2 (P2)</w:t>
+              <w:t>✅ implemented (Track 2)</w:t>
             </w:r>
           </w:p>
         </w:tc>
@@ -8889,7 +7945,7 @@
           </w:tcPr>
           <w:p>
             <w:r>
-              <w:t>Standard</w:t>
+              <w:t>Conversational</w:t>
             </w:r>
           </w:p>
         </w:tc>
@@ -8899,7 +7955,7 @@
           </w:tcPr>
           <w:p>
             <w:r>
-              <w:t>Did the bot resolve the user's actual request?</w:t>
+              <w:t>Were all user intents addressed across the session?</w:t>
             </w:r>
           </w:p>
         </w:tc>
@@ -8911,7 +7967,7 @@
           </w:tcPr>
           <w:p>
             <w:r>
-              <w:t>17</w:t>
+              <w:t>18</w:t>
             </w:r>
           </w:p>
         </w:tc>
@@ -8923,10 +7979,8 @@
             <w:r>
               <w:rPr>
                 <w:rFonts w:ascii="Consolas" w:hAnsi="Consolas"/>
-                <w:color w:val="C7254E"/>
-                <w:sz w:val="19"/>
               </w:rPr>
-              <w:t>ConversationCompletenessMetric</w:t>
+              <w:t>KnowledgeRetentionMetric</w:t>
             </w:r>
           </w:p>
         </w:tc>
@@ -8936,7 +7990,7 @@
           </w:tcPr>
           <w:p>
             <w:r>
-              <w:t>🆕 Tier 2 (P2)</w:t>
+              <w:t>✅ implemented (Track 2)</w:t>
             </w:r>
           </w:p>
         </w:tc>
@@ -8956,7 +8010,7 @@
           </w:tcPr>
           <w:p>
             <w:r>
-              <w:t>Were all user intents addressed across the session?</w:t>
+              <w:t>Does the bot remember earlier-session facts?</w:t>
             </w:r>
           </w:p>
         </w:tc>
@@ -8968,7 +8022,7 @@
           </w:tcPr>
           <w:p>
             <w:r>
-              <w:t>18</w:t>
+              <w:t>19</w:t>
             </w:r>
           </w:p>
         </w:tc>
@@ -8980,65 +8034,6 @@
             <w:r>
               <w:rPr>
                 <w:rFonts w:ascii="Consolas" w:hAnsi="Consolas"/>
-                <w:color w:val="C7254E"/>
-                <w:sz w:val="19"/>
-              </w:rPr>
-              <w:t>KnowledgeRetentionMetric</w:t>
-            </w:r>
-          </w:p>
-        </w:tc>
-        <w:tc>
-          <w:tcPr>
-            <w:tcW w:type="dxa" w:w="1728"/>
-          </w:tcPr>
-          <w:p>
-            <w:r>
-              <w:t>🆕 Tier 2 (P2)</w:t>
-            </w:r>
-          </w:p>
-        </w:tc>
-        <w:tc>
-          <w:tcPr>
-            <w:tcW w:type="dxa" w:w="1728"/>
-          </w:tcPr>
-          <w:p>
-            <w:r>
-              <w:t>Conversational</w:t>
-            </w:r>
-          </w:p>
-        </w:tc>
-        <w:tc>
-          <w:tcPr>
-            <w:tcW w:type="dxa" w:w="1728"/>
-          </w:tcPr>
-          <w:p>
-            <w:r>
-              <w:t>Does the bot remember earlier-session facts?</w:t>
-            </w:r>
-          </w:p>
-        </w:tc>
-      </w:tr>
-      <w:tr>
-        <w:tc>
-          <w:tcPr>
-            <w:tcW w:type="dxa" w:w="1728"/>
-          </w:tcPr>
-          <w:p>
-            <w:r>
-              <w:t>19</w:t>
-            </w:r>
-          </w:p>
-        </w:tc>
-        <w:tc>
-          <w:tcPr>
-            <w:tcW w:type="dxa" w:w="1728"/>
-          </w:tcPr>
-          <w:p>
-            <w:r>
-              <w:rPr>
-                <w:rFonts w:ascii="Consolas" w:hAnsi="Consolas"/>
-                <w:color w:val="C7254E"/>
-                <w:sz w:val="19"/>
               </w:rPr>
               <w:t>PromptAlignmentMetric</w:t>
             </w:r>
@@ -9050,7 +8045,7 @@
           </w:tcPr>
           <w:p>
             <w:r>
-              <w:t>🆕 Tier 2 (P2)</w:t>
+              <w:t>✅ implemented (Track 1)</w:t>
             </w:r>
           </w:p>
         </w:tc>
@@ -9146,8 +8141,6 @@
       <w:r>
         <w:rPr>
           <w:rFonts w:ascii="Consolas" w:hAnsi="Consolas"/>
-          <w:color w:val="C7254E"/>
-          <w:sz w:val="19"/>
         </w:rPr>
         <w:t>PIILeakageMetric</w:t>
       </w:r>
@@ -9157,8 +8150,6 @@
       <w:r>
         <w:rPr>
           <w:rFonts w:ascii="Consolas" w:hAnsi="Consolas"/>
-          <w:color w:val="C7254E"/>
-          <w:sz w:val="19"/>
         </w:rPr>
         <w:t>NonAdviceMetric</w:t>
       </w:r>
@@ -9168,8 +8159,6 @@
       <w:r>
         <w:rPr>
           <w:rFonts w:ascii="Consolas" w:hAnsi="Consolas"/>
-          <w:color w:val="C7254E"/>
-          <w:sz w:val="19"/>
         </w:rPr>
         <w:t>MCPUseMetric</w:t>
       </w:r>
@@ -9179,8 +8168,6 @@
       <w:r>
         <w:rPr>
           <w:rFonts w:ascii="Consolas" w:hAnsi="Consolas"/>
-          <w:color w:val="C7254E"/>
-          <w:sz w:val="19"/>
         </w:rPr>
         <w:t>MCPTaskCompletionMetric</w:t>
       </w:r>
@@ -9192,8 +8179,6 @@
       <w:r>
         <w:rPr>
           <w:rFonts w:ascii="Consolas" w:hAnsi="Consolas"/>
-          <w:color w:val="C7254E"/>
-          <w:sz w:val="19"/>
         </w:rPr>
         <w:t>TopicAdherenceMetric</w:t>
       </w:r>
@@ -9203,8 +8188,6 @@
       <w:r>
         <w:rPr>
           <w:rFonts w:ascii="Consolas" w:hAnsi="Consolas"/>
-          <w:color w:val="C7254E"/>
-          <w:sz w:val="19"/>
         </w:rPr>
         <w:t>RoleViolationMetric</w:t>
       </w:r>
@@ -9214,8 +8197,6 @@
       <w:r>
         <w:rPr>
           <w:rFonts w:ascii="Consolas" w:hAnsi="Consolas"/>
-          <w:color w:val="C7254E"/>
-          <w:sz w:val="19"/>
         </w:rPr>
         <w:t>ToolCorrectnessMetric</w:t>
       </w:r>
@@ -9227,8 +8208,6 @@
       <w:r>
         <w:rPr>
           <w:rFonts w:ascii="Consolas" w:hAnsi="Consolas"/>
-          <w:color w:val="C7254E"/>
-          <w:sz w:val="19"/>
         </w:rPr>
         <w:t>ArgumentCorrectnessMetric</w:t>
       </w:r>
@@ -9238,8 +8217,6 @@
       <w:r>
         <w:rPr>
           <w:rFonts w:ascii="Consolas" w:hAnsi="Consolas"/>
-          <w:color w:val="C7254E"/>
-          <w:sz w:val="19"/>
         </w:rPr>
         <w:t>TaskCompletionMetric</w:t>
       </w:r>
@@ -9249,151 +8226,133 @@
       <w:r>
         <w:rPr>
           <w:rFonts w:ascii="Consolas" w:hAnsi="Consolas"/>
-          <w:color w:val="C7254E"/>
-          <w:sz w:val="19"/>
         </w:rPr>
         <w:t>PromptAlignmentMetric</w:t>
       </w:r>
     </w:p>
     <w:p>
       <w:pPr>
-        <w:ind w:left="360"/>
+        <w:pStyle w:val="IntenseQuote"/>
       </w:pPr>
       <w:r>
-        <w:rPr>
-          <w:i/>
-        </w:rPr>
         <w:t xml:space="preserve">These all run on a single-turn </w:t>
       </w:r>
       <w:r>
         <w:rPr>
           <w:rFonts w:ascii="Consolas" w:hAnsi="Consolas"/>
-          <w:i/>
-          <w:color w:val="C7254E"/>
-          <w:sz w:val="19"/>
         </w:rPr>
         <w:t>LLMTestCase</w:t>
       </w:r>
       <w:r>
-        <w:rPr>
-          <w:i/>
-        </w:rPr>
-        <w:t xml:space="preserve">, exactly like the existing </w:t>
-      </w:r>
+        <w:t>, exactly like the existing</w:t>
+      </w:r>
+    </w:p>
+    <w:p>
+      <w:pPr>
+        <w:pStyle w:val="IntenseQuote"/>
+      </w:pPr>
       <w:r>
         <w:rPr>
           <w:rFonts w:ascii="Consolas" w:hAnsi="Consolas"/>
-          <w:i/>
-          <w:color w:val="C7254E"/>
-          <w:sz w:val="19"/>
         </w:rPr>
         <w:t>AnswerRelevancyMetric</w:t>
       </w:r>
       <w:r>
-        <w:rPr>
-          <w:i/>
-        </w:rPr>
         <w:t>/</w:t>
       </w:r>
       <w:r>
         <w:rPr>
           <w:rFonts w:ascii="Consolas" w:hAnsi="Consolas"/>
-          <w:i/>
-          <w:color w:val="C7254E"/>
-          <w:sz w:val="19"/>
         </w:rPr>
         <w:t>FaithfulnessMetric</w:t>
       </w:r>
       <w:r>
-        <w:rPr>
-          <w:i/>
-        </w:rPr>
         <w:t>/</w:t>
       </w:r>
       <w:r>
         <w:rPr>
           <w:rFonts w:ascii="Consolas" w:hAnsi="Consolas"/>
-          <w:i/>
-          <w:color w:val="C7254E"/>
-          <w:sz w:val="19"/>
         </w:rPr>
         <w:t>HallucinationMetric</w:t>
       </w:r>
       <w:r>
-        <w:rPr>
-          <w:i/>
-        </w:rPr>
-        <w:t xml:space="preserve">. Adding them is mechanically identical to the existing pattern: extend the </w:t>
+        <w:t>. Adding them is</w:t>
+      </w:r>
+    </w:p>
+    <w:p>
+      <w:pPr>
+        <w:pStyle w:val="IntenseQuote"/>
+      </w:pPr>
+      <w:r>
+        <w:t xml:space="preserve">mechanically identical to the existing pattern: extend the </w:t>
       </w:r>
       <w:r>
         <w:rPr>
           <w:rFonts w:ascii="Consolas" w:hAnsi="Consolas"/>
-          <w:i/>
-          <w:color w:val="C7254E"/>
-          <w:sz w:val="19"/>
         </w:rPr>
         <w:t>STANDARD_METRICS</w:t>
       </w:r>
       <w:r>
-        <w:rPr>
-          <w:i/>
-        </w:rPr>
-        <w:t xml:space="preserve"> list (growing it from </w:t>
+        <w:t xml:space="preserve"> list (growing</w:t>
+      </w:r>
+    </w:p>
+    <w:p>
+      <w:pPr>
+        <w:pStyle w:val="IntenseQuote"/>
+      </w:pPr>
+      <w:r>
+        <w:t xml:space="preserve">it from </w:t>
       </w:r>
       <w:r>
         <w:rPr>
           <w:b/>
-          <w:i/>
         </w:rPr>
         <w:t>3 → 13 entries</w:t>
       </w:r>
       <w:r>
-        <w:rPr>
-          <w:i/>
-        </w:rPr>
         <w:t xml:space="preserve">) and add one </w:t>
       </w:r>
       <w:r>
         <w:rPr>
           <w:rFonts w:ascii="Consolas" w:hAnsi="Consolas"/>
-          <w:i/>
-          <w:color w:val="C7254E"/>
-          <w:sz w:val="19"/>
         </w:rPr>
         <w:t>elif sm["type"] == "..."</w:t>
       </w:r>
       <w:r>
-        <w:rPr>
-          <w:i/>
-        </w:rPr>
-        <w:t xml:space="preserve"> branch per metric in the dispatch loop at lines 175–185. </w:t>
+        <w:t xml:space="preserve"> branch per metric in the</w:t>
+      </w:r>
+    </w:p>
+    <w:p>
+      <w:pPr>
+        <w:pStyle w:val="IntenseQuote"/>
+      </w:pPr>
+      <w:r>
+        <w:t xml:space="preserve">dispatch loop at lines 175–185. </w:t>
       </w:r>
       <w:r>
         <w:rPr>
           <w:b/>
-          <w:i/>
         </w:rPr>
         <w:t>No new GEval rubrics needed</w:t>
       </w:r>
       <w:r>
-        <w:rPr>
-          <w:i/>
-        </w:rPr>
-        <w:t xml:space="preserve"> — these are DeepEval's built-in classes, not custom-authored criteria. </w:t>
+        <w:t xml:space="preserve"> — these are DeepEval's</w:t>
+      </w:r>
+    </w:p>
+    <w:p>
+      <w:pPr>
+        <w:pStyle w:val="IntenseQuote"/>
+      </w:pPr>
+      <w:r>
+        <w:t xml:space="preserve">built-in classes, not custom-authored criteria. </w:t>
       </w:r>
       <w:r>
         <w:rPr>
           <w:rFonts w:ascii="Consolas" w:hAnsi="Consolas"/>
-          <w:i/>
-          <w:color w:val="C7254E"/>
-          <w:sz w:val="19"/>
         </w:rPr>
         <w:t>GEVAL_DEFINITIONS</w:t>
       </w:r>
       <w:r>
-        <w:rPr>
-          <w:i/>
-        </w:rPr>
         <w:t xml:space="preserve"> stays at 3.</w:t>
       </w:r>
     </w:p>
@@ -9409,8 +8368,6 @@
       <w:r>
         <w:rPr>
           <w:rFonts w:ascii="Consolas" w:hAnsi="Consolas"/>
-          <w:color w:val="C7254E"/>
-          <w:sz w:val="19"/>
         </w:rPr>
         <w:t>MultiTurnMCPUseMetric</w:t>
       </w:r>
@@ -9420,8 +8377,6 @@
       <w:r>
         <w:rPr>
           <w:rFonts w:ascii="Consolas" w:hAnsi="Consolas"/>
-          <w:color w:val="C7254E"/>
-          <w:sz w:val="19"/>
         </w:rPr>
         <w:t>ConversationCompletenessMetric</w:t>
       </w:r>
@@ -9431,96 +8386,106 @@
       <w:r>
         <w:rPr>
           <w:rFonts w:ascii="Consolas" w:hAnsi="Consolas"/>
-          <w:color w:val="C7254E"/>
-          <w:sz w:val="19"/>
         </w:rPr>
         <w:t>KnowledgeRetentionMetric</w:t>
       </w:r>
     </w:p>
     <w:p>
       <w:pPr>
-        <w:ind w:left="360"/>
+        <w:pStyle w:val="IntenseQuote"/>
       </w:pPr>
       <w:r>
-        <w:rPr>
-          <w:i/>
-        </w:rPr>
         <w:t xml:space="preserve">These require </w:t>
       </w:r>
       <w:r>
         <w:rPr>
           <w:rFonts w:ascii="Consolas" w:hAnsi="Consolas"/>
-          <w:i/>
-          <w:color w:val="C7254E"/>
-          <w:sz w:val="19"/>
         </w:rPr>
         <w:t>ConversationalTestCase</w:t>
       </w:r>
       <w:r>
-        <w:rPr>
-          <w:i/>
-        </w:rPr>
-        <w:t xml:space="preserve"> (a sequence of turns), not the single-turn </w:t>
-      </w:r>
+        <w:t xml:space="preserve"> (a sequence of turns), not the single-turn</w:t>
+      </w:r>
+    </w:p>
+    <w:p>
+      <w:pPr>
+        <w:pStyle w:val="IntenseQuote"/>
+      </w:pPr>
       <w:r>
         <w:rPr>
           <w:rFonts w:ascii="Consolas" w:hAnsi="Consolas"/>
-          <w:i/>
-          <w:color w:val="C7254E"/>
-          <w:sz w:val="19"/>
         </w:rPr>
         <w:t>LLMTestCase</w:t>
       </w:r>
       <w:r>
-        <w:rPr>
-          <w:i/>
-        </w:rPr>
         <w:t xml:space="preserve"> the evaluator currently builds from </w:t>
       </w:r>
       <w:r>
         <w:rPr>
           <w:rFonts w:ascii="Consolas" w:hAnsi="Consolas"/>
-          <w:i/>
-          <w:color w:val="C7254E"/>
-          <w:sz w:val="19"/>
         </w:rPr>
         <w:t>_load_dataset</w:t>
       </w:r>
       <w:r>
-        <w:rPr>
-          <w:i/>
-        </w:rPr>
-        <w:t xml:space="preserve">. This means: (a) a new dataset loader that groups artifact rows into sessions/turns instead of treating each row as an independent case, and (b) a parallel </w:t>
+        <w:t>. This means: (a) a new</w:t>
+      </w:r>
+    </w:p>
+    <w:p>
+      <w:pPr>
+        <w:pStyle w:val="IntenseQuote"/>
+      </w:pPr>
+      <w:r>
+        <w:t>dataset loader that groups artifact rows into sessions/turns instead of treating each row</w:t>
+      </w:r>
+    </w:p>
+    <w:p>
+      <w:pPr>
+        <w:pStyle w:val="IntenseQuote"/>
+      </w:pPr>
+      <w:r>
+        <w:t xml:space="preserve">as an independent case, and (b) a parallel </w:t>
       </w:r>
       <w:r>
         <w:rPr>
           <w:rFonts w:ascii="Consolas" w:hAnsi="Consolas"/>
-          <w:i/>
-          <w:color w:val="C7254E"/>
-          <w:sz w:val="19"/>
         </w:rPr>
         <w:t>run_conversational_evaluation()</w:t>
       </w:r>
       <w:r>
-        <w:rPr>
-          <w:i/>
-        </w:rPr>
-        <w:t xml:space="preserve"> path alongside the existing </w:t>
+        <w:t xml:space="preserve"> path alongside</w:t>
+      </w:r>
+    </w:p>
+    <w:p>
+      <w:pPr>
+        <w:pStyle w:val="IntenseQuote"/>
+      </w:pPr>
+      <w:r>
+        <w:t xml:space="preserve">the existing </w:t>
       </w:r>
       <w:r>
         <w:rPr>
           <w:rFonts w:ascii="Consolas" w:hAnsi="Consolas"/>
-          <w:i/>
-          <w:color w:val="C7254E"/>
-          <w:sz w:val="19"/>
         </w:rPr>
         <w:t>run_deepeval_evaluation()</w:t>
       </w:r>
       <w:r>
-        <w:rPr>
-          <w:i/>
-        </w:rPr>
-        <w:t>. This is the same multi-turn-readiness gap noted for the RAGAS/Foundry "Conversational" metric groups — solving it once here would unlock those too.</w:t>
+        <w:t>. This is the same multi-turn-readiness gap noted</w:t>
+      </w:r>
+    </w:p>
+    <w:p>
+      <w:pPr>
+        <w:pStyle w:val="IntenseQuote"/>
+      </w:pPr>
+      <w:r>
+        <w:t>for the RAGAS/Foundry "Conversational" metric groups — solving it once here would unlock</w:t>
+      </w:r>
+    </w:p>
+    <w:p>
+      <w:pPr>
+        <w:pStyle w:val="IntenseQuote"/>
+      </w:pPr>
+      <w:r>
+        <w:t>those too.</w:t>
       </w:r>
     </w:p>
     <w:p>
@@ -9535,8 +8500,6 @@
       <w:r>
         <w:rPr>
           <w:rFonts w:ascii="Consolas" w:hAnsi="Consolas"/>
-          <w:color w:val="C7254E"/>
-          <w:sz w:val="19"/>
         </w:rPr>
         <w:t>MCPUseMetric</w:t>
       </w:r>
@@ -9546,8 +8509,6 @@
       <w:r>
         <w:rPr>
           <w:rFonts w:ascii="Consolas" w:hAnsi="Consolas"/>
-          <w:color w:val="C7254E"/>
-          <w:sz w:val="19"/>
         </w:rPr>
         <w:t>MCPTaskCompletionMetric</w:t>
       </w:r>
@@ -9557,150 +8518,137 @@
       <w:r>
         <w:rPr>
           <w:rFonts w:ascii="Consolas" w:hAnsi="Consolas"/>
-          <w:color w:val="C7254E"/>
-          <w:sz w:val="19"/>
         </w:rPr>
         <w:t>MultiTurnMCPUseMetric</w:t>
       </w:r>
     </w:p>
     <w:p>
       <w:pPr>
-        <w:ind w:left="360"/>
+        <w:pStyle w:val="IntenseQuote"/>
       </w:pPr>
       <w:r>
-        <w:rPr>
-          <w:i/>
-        </w:rPr>
         <w:t xml:space="preserve">These need to know </w:t>
       </w:r>
       <w:r>
         <w:rPr>
           <w:b/>
-          <w:i/>
         </w:rPr>
         <w:t>which MCP tool/resource was actually invoked</w:t>
       </w:r>
       <w:r>
-        <w:rPr>
-          <w:i/>
-        </w:rPr>
-        <w:t xml:space="preserve"> and </w:t>
-      </w:r>
-      <w:r>
-        <w:rPr>
-          <w:b/>
-          <w:i/>
-        </w:rPr>
-        <w:t>what scope that bot persona is allowed</w:t>
-      </w:r>
-      <w:r>
-        <w:rPr>
-          <w:i/>
-        </w:rPr>
-        <w:t xml:space="preserve">. That data has to come from the </w:t>
+        <w:t xml:space="preserve"> and **what scope that</w:t>
+      </w:r>
+    </w:p>
+    <w:p>
+      <w:pPr>
+        <w:pStyle w:val="IntenseQuote"/>
+      </w:pPr>
+      <w:r>
+        <w:t xml:space="preserve">bot persona is allowed**. That data has to come from the </w:t>
       </w:r>
       <w:r>
         <w:rPr>
           <w:rFonts w:ascii="Consolas" w:hAnsi="Consolas"/>
-          <w:i/>
-          <w:color w:val="C7254E"/>
-          <w:sz w:val="19"/>
         </w:rPr>
         <w:t>local_trace_exporter</w:t>
       </w:r>
       <w:r>
-        <w:rPr>
-          <w:i/>
-        </w:rPr>
-        <w:t xml:space="preserve"> tracer (the </w:t>
+        <w:t xml:space="preserve"> tracer</w:t>
+      </w:r>
+    </w:p>
+    <w:p>
+      <w:pPr>
+        <w:pStyle w:val="IntenseQuote"/>
+      </w:pPr>
+      <w:r>
+        <w:t xml:space="preserve">(the </w:t>
       </w:r>
       <w:r>
         <w:rPr>
           <w:rFonts w:ascii="Consolas" w:hAnsi="Consolas"/>
-          <w:i/>
-          <w:color w:val="C7254E"/>
-          <w:sz w:val="19"/>
         </w:rPr>
         <w:t>__FULL_DEEP_TRACER_INJECTED__</w:t>
       </w:r>
       <w:r>
-        <w:rPr>
-          <w:i/>
-        </w:rPr>
         <w:t xml:space="preserve"> block already present in every </w:t>
       </w:r>
       <w:r>
         <w:rPr>
           <w:rFonts w:ascii="Consolas" w:hAnsi="Consolas"/>
-          <w:i/>
-          <w:color w:val="C7254E"/>
-          <w:sz w:val="19"/>
         </w:rPr>
         <w:t>*_layer</w:t>
       </w:r>
       <w:r>
-        <w:rPr>
-          <w:i/>
-        </w:rPr>
-        <w:t xml:space="preserve"> file) — specifically, it needs to capture MCP tool-call spans (tool name, resource path, persona tier) the way it already captures evaluator spans. Until the tracer emits that data, these three metrics can be *wired in* but won't have meaningful inputs to score. </w:t>
-      </w:r>
-      <w:r>
-        <w:rPr>
-          <w:b/>
-          <w:i/>
-        </w:rPr>
-        <w:t>Recommended sequencing:</w:t>
-      </w:r>
-      <w:r>
-        <w:rPr>
-          <w:i/>
-        </w:rPr>
-        <w:t xml:space="preserve"> instrument MCP trace capture first, then land </w:t>
+        <w:t xml:space="preserve"> file) —</w:t>
+      </w:r>
+    </w:p>
+    <w:p>
+      <w:pPr>
+        <w:pStyle w:val="IntenseQuote"/>
+      </w:pPr>
+      <w:r>
+        <w:t>specifically, it needs to capture MCP tool-call spans (tool name, resource path, persona</w:t>
+      </w:r>
+    </w:p>
+    <w:p>
+      <w:pPr>
+        <w:pStyle w:val="IntenseQuote"/>
+      </w:pPr>
+      <w:r>
+        <w:t>tier) the way it already captures evaluator spans. Until the tracer emits that data, these</w:t>
+      </w:r>
+    </w:p>
+    <w:p>
+      <w:pPr>
+        <w:pStyle w:val="IntenseQuote"/>
+      </w:pPr>
+      <w:r>
+        <w:t>three metrics can be *wired in* but won't have meaningful inputs to score. **Recommended</w:t>
+      </w:r>
+    </w:p>
+    <w:p>
+      <w:pPr>
+        <w:pStyle w:val="IntenseQuote"/>
+      </w:pPr>
+      <w:r>
+        <w:t xml:space="preserve">sequencing:** instrument MCP trace capture first, then land </w:t>
       </w:r>
       <w:r>
         <w:rPr>
           <w:rFonts w:ascii="Consolas" w:hAnsi="Consolas"/>
-          <w:i/>
-          <w:color w:val="C7254E"/>
-          <w:sz w:val="19"/>
         </w:rPr>
         <w:t>MCPUseMetric</w:t>
       </w:r>
       <w:r>
-        <w:rPr>
-          <w:i/>
-        </w:rPr>
-        <w:t xml:space="preserve"> / </w:t>
-      </w:r>
+        <w:t xml:space="preserve"> /</w:t>
+      </w:r>
+    </w:p>
+    <w:p>
+      <w:pPr>
+        <w:pStyle w:val="IntenseQuote"/>
+      </w:pPr>
       <w:r>
         <w:rPr>
           <w:rFonts w:ascii="Consolas" w:hAnsi="Consolas"/>
-          <w:i/>
-          <w:color w:val="C7254E"/>
-          <w:sz w:val="19"/>
         </w:rPr>
         <w:t>MCPTaskCompletionMetric</w:t>
       </w:r>
       <w:r>
-        <w:rPr>
-          <w:i/>
-        </w:rPr>
         <w:t xml:space="preserve"> (Track 1, single-turn) before attempting </w:t>
       </w:r>
       <w:r>
         <w:rPr>
           <w:rFonts w:ascii="Consolas" w:hAnsi="Consolas"/>
-          <w:i/>
-          <w:color w:val="C7254E"/>
-          <w:sz w:val="19"/>
         </w:rPr>
         <w:t>MultiTurnMCPUseMetric</w:t>
       </w:r>
-      <w:r>
-        <w:rPr>
-          <w:i/>
-        </w:rPr>
-        <w:t xml:space="preserve"> (Track 2, needs both conversational cases *and* trace data).</w:t>
+    </w:p>
+    <w:p>
+      <w:pPr>
+        <w:pStyle w:val="IntenseQuote"/>
+      </w:pPr>
+      <w:r>
+        <w:t>(Track 2, needs both conversational cases *and* trace data).</w:t>
       </w:r>
     </w:p>
     <w:p>
@@ -9727,8 +8675,6 @@
       <w:r>
         <w:rPr>
           <w:rFonts w:ascii="Consolas" w:hAnsi="Consolas"/>
-          <w:color w:val="C7254E"/>
-          <w:sz w:val="19"/>
         </w:rPr>
         <w:t>STANDARD_METRICS</w:t>
       </w:r>
@@ -9752,8 +8698,6 @@
       <w:r>
         <w:rPr>
           <w:rFonts w:ascii="Consolas" w:hAnsi="Consolas"/>
-          <w:color w:val="C7254E"/>
-          <w:sz w:val="19"/>
         </w:rPr>
         <w:t>local_trace_exporter</w:t>
       </w:r>
@@ -9777,8 +8721,6 @@
       <w:r>
         <w:rPr>
           <w:rFonts w:ascii="Consolas" w:hAnsi="Consolas"/>
-          <w:color w:val="C7254E"/>
-          <w:sz w:val="19"/>
         </w:rPr>
         <w:t>MCPUseMetric</w:t>
       </w:r>
@@ -9788,8 +8730,6 @@
       <w:r>
         <w:rPr>
           <w:rFonts w:ascii="Consolas" w:hAnsi="Consolas"/>
-          <w:color w:val="C7254E"/>
-          <w:sz w:val="19"/>
         </w:rPr>
         <w:t>MCPTaskCompletionMetric</w:t>
       </w:r>
@@ -9827,8 +8767,6 @@
       <w:r>
         <w:rPr>
           <w:rFonts w:ascii="Consolas" w:hAnsi="Consolas"/>
-          <w:color w:val="C7254E"/>
-          <w:sz w:val="19"/>
         </w:rPr>
         <w:t>MultiTurnMCPUseMetric</w:t>
       </w:r>
@@ -9838,8 +8776,6 @@
       <w:r>
         <w:rPr>
           <w:rFonts w:ascii="Consolas" w:hAnsi="Consolas"/>
-          <w:color w:val="C7254E"/>
-          <w:sz w:val="19"/>
         </w:rPr>
         <w:t>ConversationCompletenessMetric</w:t>
       </w:r>
@@ -9849,10 +8785,580 @@
       <w:r>
         <w:rPr>
           <w:rFonts w:ascii="Consolas" w:hAnsi="Consolas"/>
-          <w:color w:val="C7254E"/>
-          <w:sz w:val="19"/>
         </w:rPr>
         <w:t>KnowledgeRetentionMetric</w:t>
+      </w:r>
+    </w:p>
+    <w:p>
+      <w:pPr>
+        <w:pStyle w:val="Heading3"/>
+      </w:pPr>
+      <w:r>
+        <w:t>8c. What actually shipped (post-implementation correction)</w:t>
+      </w:r>
+    </w:p>
+    <w:p>
+      <w:r>
+        <w:t xml:space="preserve">Direct inspection of the upstream </w:t>
+      </w:r>
+      <w:r>
+        <w:rPr>
+          <w:rFonts w:ascii="Consolas" w:hAnsi="Consolas"/>
+        </w:rPr>
+        <w:t>deepeval</w:t>
+      </w:r>
+      <w:r>
+        <w:t xml:space="preserve"> source (constructors + base classes) corrected</w:t>
+      </w:r>
+    </w:p>
+    <w:p>
+      <w:r>
+        <w:t>two assumptions in 8a/8b above:</w:t>
+      </w:r>
+    </w:p>
+    <w:p>
+      <w:pPr>
+        <w:pStyle w:val="ListBullet"/>
+      </w:pPr>
+      <w:r>
+        <w:rPr>
+          <w:b/>
+        </w:rPr>
+        <w:t>`TopicAdherenceMetric` is `BaseConversationalMetric`</w:t>
+      </w:r>
+      <w:r>
+        <w:t>, not a single-turn standard metric —</w:t>
+      </w:r>
+    </w:p>
+    <w:p>
+      <w:r>
+        <w:t xml:space="preserve">it requires </w:t>
+      </w:r>
+      <w:r>
+        <w:rPr>
+          <w:rFonts w:ascii="Consolas" w:hAnsi="Consolas"/>
+        </w:rPr>
+        <w:t>ConversationalTestCase</w:t>
+      </w:r>
+      <w:r>
+        <w:t>/</w:t>
+      </w:r>
+      <w:r>
+        <w:rPr>
+          <w:rFonts w:ascii="Consolas" w:hAnsi="Consolas"/>
+        </w:rPr>
+        <w:t>Turn</w:t>
+      </w:r>
+      <w:r>
+        <w:t xml:space="preserve"> and belongs in </w:t>
+      </w:r>
+      <w:r>
+        <w:rPr>
+          <w:b/>
+        </w:rPr>
+        <w:t>Track 2</w:t>
+      </w:r>
+      <w:r>
+        <w:t>, not Track 1. The</w:t>
+      </w:r>
+    </w:p>
+    <w:p>
+      <w:r>
+        <w:t>roster table in §8 has been updated to reflect this (row 11).</w:t>
+      </w:r>
+    </w:p>
+    <w:p>
+      <w:pPr>
+        <w:pStyle w:val="ListBullet"/>
+      </w:pPr>
+      <w:r>
+        <w:t>**</w:t>
+      </w:r>
+      <w:r>
+        <w:rPr>
+          <w:rFonts w:ascii="Consolas" w:hAnsi="Consolas"/>
+        </w:rPr>
+        <w:t>ToolCorrectnessMetric</w:t>
+      </w:r>
+      <w:r>
+        <w:t xml:space="preserve">, </w:t>
+      </w:r>
+      <w:r>
+        <w:rPr>
+          <w:rFonts w:ascii="Consolas" w:hAnsi="Consolas"/>
+        </w:rPr>
+        <w:t>ArgumentCorrectnessMetric</w:t>
+      </w:r>
+      <w:r>
+        <w:t xml:space="preserve">, </w:t>
+      </w:r>
+      <w:r>
+        <w:rPr>
+          <w:rFonts w:ascii="Consolas" w:hAnsi="Consolas"/>
+        </w:rPr>
+        <w:t>TaskCompletionMetric</w:t>
+      </w:r>
+      <w:r>
+        <w:t>,</w:t>
+      </w:r>
+    </w:p>
+    <w:p>
+      <w:r>
+        <w:rPr>
+          <w:rFonts w:ascii="Consolas" w:hAnsi="Consolas"/>
+        </w:rPr>
+        <w:t>MCPUseMetric</w:t>
+      </w:r>
+      <w:r>
+        <w:t xml:space="preserve">, </w:t>
+      </w:r>
+      <w:r>
+        <w:rPr>
+          <w:rFonts w:ascii="Consolas" w:hAnsi="Consolas"/>
+        </w:rPr>
+        <w:t>MCPTaskCompletionMetric</w:t>
+      </w:r>
+      <w:r>
+        <w:t>** all need data this project doesn't capture yet</w:t>
+      </w:r>
+    </w:p>
+    <w:p>
+      <w:r>
+        <w:t>(</w:t>
+      </w:r>
+      <w:r>
+        <w:rPr>
+          <w:rFonts w:ascii="Consolas" w:hAnsi="Consolas"/>
+        </w:rPr>
+        <w:t>tools_called</w:t>
+      </w:r>
+      <w:r>
+        <w:t>/</w:t>
+      </w:r>
+      <w:r>
+        <w:rPr>
+          <w:rFonts w:ascii="Consolas" w:hAnsi="Consolas"/>
+        </w:rPr>
+        <w:t>expected_tools</w:t>
+      </w:r>
+      <w:r>
+        <w:t xml:space="preserve"> fields, or </w:t>
+      </w:r>
+      <w:r>
+        <w:rPr>
+          <w:rFonts w:ascii="Consolas" w:hAnsi="Consolas"/>
+        </w:rPr>
+        <w:t>requires_trace=True</w:t>
+      </w:r>
+      <w:r>
+        <w:t xml:space="preserve"> MCP spans) — they remain</w:t>
+      </w:r>
+    </w:p>
+    <w:p>
+      <w:r>
+        <w:t>unimplemented pending the tracer/tool-call instrumentation work described in Track 3.</w:t>
+      </w:r>
+    </w:p>
+    <w:p>
+      <w:r>
+        <w:rPr>
+          <w:b/>
+        </w:rPr>
+        <w:t>Track 1 — shipped (4 metrics added, 6 → 10 active):</w:t>
+      </w:r>
+    </w:p>
+    <w:p>
+      <w:r>
+        <w:rPr>
+          <w:rFonts w:ascii="Consolas" w:hAnsi="Consolas"/>
+        </w:rPr>
+        <w:t>PIILeakageMetric</w:t>
+      </w:r>
+      <w:r>
+        <w:t xml:space="preserve">, </w:t>
+      </w:r>
+      <w:r>
+        <w:rPr>
+          <w:rFonts w:ascii="Consolas" w:hAnsi="Consolas"/>
+        </w:rPr>
+        <w:t>NonAdviceMetric</w:t>
+      </w:r>
+      <w:r>
+        <w:t xml:space="preserve">, </w:t>
+      </w:r>
+      <w:r>
+        <w:rPr>
+          <w:rFonts w:ascii="Consolas" w:hAnsi="Consolas"/>
+        </w:rPr>
+        <w:t>RoleViolationMetric</w:t>
+      </w:r>
+      <w:r>
+        <w:t xml:space="preserve">, </w:t>
+      </w:r>
+      <w:r>
+        <w:rPr>
+          <w:rFonts w:ascii="Consolas" w:hAnsi="Consolas"/>
+        </w:rPr>
+        <w:t>PromptAlignmentMetric</w:t>
+      </w:r>
+      <w:r>
+        <w:t xml:space="preserve"> —</w:t>
+      </w:r>
+    </w:p>
+    <w:p>
+      <w:r>
+        <w:t xml:space="preserve">landed as plain </w:t>
+      </w:r>
+      <w:r>
+        <w:rPr>
+          <w:rFonts w:ascii="Consolas" w:hAnsi="Consolas"/>
+        </w:rPr>
+        <w:t>STANDARD_METRICS</w:t>
+      </w:r>
+      <w:r>
+        <w:t xml:space="preserve"> entries exactly as predicted, config grounded in</w:t>
+      </w:r>
+    </w:p>
+    <w:p>
+      <w:r>
+        <w:rPr>
+          <w:rFonts w:ascii="Consolas" w:hAnsi="Consolas"/>
+        </w:rPr>
+        <w:t>BOT_ROLE_DESCRIPTIONS</w:t>
+      </w:r>
+      <w:r>
+        <w:t xml:space="preserve"> (from </w:t>
+      </w:r>
+      <w:r>
+        <w:rPr>
+          <w:rFonts w:ascii="Consolas" w:hAnsi="Consolas"/>
+        </w:rPr>
+        <w:t>multi_bot_strategy.md</w:t>
+      </w:r>
+      <w:r>
+        <w:t xml:space="preserve"> persona definitions),</w:t>
+      </w:r>
+    </w:p>
+    <w:p>
+      <w:r>
+        <w:rPr>
+          <w:rFonts w:ascii="Consolas" w:hAnsi="Consolas"/>
+        </w:rPr>
+        <w:t>PROMPT_ALIGNMENT_INSTRUCTIONS</w:t>
+      </w:r>
+      <w:r>
+        <w:t xml:space="preserve">, and </w:t>
+      </w:r>
+      <w:r>
+        <w:rPr>
+          <w:rFonts w:ascii="Consolas" w:hAnsi="Consolas"/>
+        </w:rPr>
+        <w:t>NON_ADVICE_TYPES = ["legal", "financial"]</w:t>
+      </w:r>
+      <w:r>
+        <w:t>.</w:t>
+      </w:r>
+    </w:p>
+    <w:p>
+      <w:r>
+        <w:rPr>
+          <w:b/>
+        </w:rPr>
+        <w:t>Track 2 — shipped (3 metrics added, 10 → 13 active):</w:t>
+      </w:r>
+    </w:p>
+    <w:p>
+      <w:r>
+        <w:rPr>
+          <w:rFonts w:ascii="Consolas" w:hAnsi="Consolas"/>
+        </w:rPr>
+        <w:t>TopicAdherenceMetric</w:t>
+      </w:r>
+      <w:r>
+        <w:t xml:space="preserve">, </w:t>
+      </w:r>
+      <w:r>
+        <w:rPr>
+          <w:rFonts w:ascii="Consolas" w:hAnsi="Consolas"/>
+        </w:rPr>
+        <w:t>ConversationCompletenessMetric</w:t>
+      </w:r>
+      <w:r>
+        <w:t xml:space="preserve">, </w:t>
+      </w:r>
+      <w:r>
+        <w:rPr>
+          <w:rFonts w:ascii="Consolas" w:hAnsi="Consolas"/>
+        </w:rPr>
+        <w:t>KnowledgeRetentionMetric</w:t>
+      </w:r>
+      <w:r>
+        <w:t xml:space="preserve"> —</w:t>
+      </w:r>
+    </w:p>
+    <w:p>
+      <w:r>
+        <w:t>landed via a new parallel path:</w:t>
+      </w:r>
+    </w:p>
+    <w:p>
+      <w:pPr>
+        <w:pStyle w:val="ListBullet"/>
+      </w:pPr>
+      <w:r>
+        <w:rPr>
+          <w:rFonts w:ascii="Consolas" w:hAnsi="Consolas"/>
+        </w:rPr>
+        <w:t>_build_conversational_sessions()</w:t>
+      </w:r>
+      <w:r>
+        <w:t xml:space="preserve">: groups every </w:t>
+      </w:r>
+      <w:r>
+        <w:rPr>
+          <w:rFonts w:ascii="Consolas" w:hAnsi="Consolas"/>
+        </w:rPr>
+        <w:t>CONVERSATION_SESSION_SIZE = 3</w:t>
+      </w:r>
+    </w:p>
+    <w:p>
+      <w:r>
+        <w:t>consecutive single-turn dataset rows into one multi-turn session (</w:t>
+      </w:r>
+      <w:r>
+        <w:rPr>
+          <w:rFonts w:ascii="Consolas" w:hAnsi="Consolas"/>
+        </w:rPr>
+        <w:t>question</w:t>
+      </w:r>
+      <w:r>
+        <w:t xml:space="preserve"> → user</w:t>
+      </w:r>
+    </w:p>
+    <w:p>
+      <w:r>
+        <w:rPr>
+          <w:rFonts w:ascii="Consolas" w:hAnsi="Consolas"/>
+        </w:rPr>
+        <w:t>Turn</w:t>
+      </w:r>
+      <w:r>
+        <w:t xml:space="preserve">, </w:t>
+      </w:r>
+      <w:r>
+        <w:rPr>
+          <w:rFonts w:ascii="Consolas" w:hAnsi="Consolas"/>
+        </w:rPr>
+        <w:t>ground_truth</w:t>
+      </w:r>
+      <w:r>
+        <w:t xml:space="preserve"> → assistant </w:t>
+      </w:r>
+      <w:r>
+        <w:rPr>
+          <w:rFonts w:ascii="Consolas" w:hAnsi="Consolas"/>
+        </w:rPr>
+        <w:t>Turn</w:t>
+      </w:r>
+      <w:r>
+        <w:t>), since the dataset stores independent Q&amp;A</w:t>
+      </w:r>
+    </w:p>
+    <w:p>
+      <w:r>
+        <w:t>rows rather than pre-grouped sessions.</w:t>
+      </w:r>
+    </w:p>
+    <w:p>
+      <w:pPr>
+        <w:pStyle w:val="ListBullet"/>
+      </w:pPr>
+      <w:r>
+        <w:rPr>
+          <w:rFonts w:ascii="Consolas" w:hAnsi="Consolas"/>
+        </w:rPr>
+        <w:t>RELEVANT_TOPICS</w:t>
+      </w:r>
+      <w:r>
+        <w:t>: grounded in the PlayReady documentation categories the dataset's</w:t>
+      </w:r>
+    </w:p>
+    <w:p>
+      <w:r>
+        <w:rPr>
+          <w:rFonts w:ascii="Consolas" w:hAnsi="Consolas"/>
+        </w:rPr>
+        <w:t>expected_pdfs</w:t>
+      </w:r>
+      <w:r>
+        <w:t xml:space="preserve"> actually cite (Compliance Rules, License Samples, SL3000 Playbook, Dev</w:t>
+      </w:r>
+    </w:p>
+    <w:p>
+      <w:r>
+        <w:t>Clients, Content Protection Whitepaper, EV Certificates, WhatsNew/release notes).</w:t>
+      </w:r>
+    </w:p>
+    <w:p>
+      <w:pPr>
+        <w:pStyle w:val="ListBullet"/>
+      </w:pPr>
+      <w:r>
+        <w:rPr>
+          <w:rFonts w:ascii="Consolas" w:hAnsi="Consolas"/>
+        </w:rPr>
+        <w:t>run_deepeval_conversational_evaluation()</w:t>
+      </w:r>
+      <w:r>
+        <w:t xml:space="preserve"> / </w:t>
+      </w:r>
+      <w:r>
+        <w:rPr>
+          <w:rFonts w:ascii="Consolas" w:hAnsi="Consolas"/>
+        </w:rPr>
+        <w:t>..._deterministic()</w:t>
+      </w:r>
+      <w:r>
+        <w:t>: parallel to the</w:t>
+      </w:r>
+    </w:p>
+    <w:p>
+      <w:r>
+        <w:t xml:space="preserve">existing single-turn runners, invoked via </w:t>
+      </w:r>
+      <w:r>
+        <w:rPr>
+          <w:rFonts w:ascii="Consolas" w:hAnsi="Consolas"/>
+        </w:rPr>
+        <w:t>--conversational</w:t>
+      </w:r>
+      <w:r>
+        <w:t xml:space="preserve"> on the CLI.</w:t>
+      </w:r>
+    </w:p>
+    <w:p>
+      <w:pPr>
+        <w:pStyle w:val="ListBullet"/>
+      </w:pPr>
+      <w:r>
+        <w:rPr>
+          <w:rFonts w:ascii="Consolas" w:hAnsi="Consolas"/>
+        </w:rPr>
+        <w:t>deepeval_to_dashboard.save_deepeval_to_dashboard()</w:t>
+      </w:r>
+      <w:r>
+        <w:t xml:space="preserve"> extended with a</w:t>
+      </w:r>
+    </w:p>
+    <w:p>
+      <w:r>
+        <w:rPr>
+          <w:rFonts w:ascii="Consolas" w:hAnsi="Consolas"/>
+        </w:rPr>
+        <w:t>conversational_results</w:t>
+      </w:r>
+      <w:r>
+        <w:t xml:space="preserve"> parameter and </w:t>
+      </w:r>
+      <w:r>
+        <w:rPr>
+          <w:rFonts w:ascii="Consolas" w:hAnsi="Consolas"/>
+        </w:rPr>
+        <w:t>_build_conversational_test_case()</w:t>
+      </w:r>
+      <w:r>
+        <w:t>, populating</w:t>
+      </w:r>
+    </w:p>
+    <w:p>
+      <w:r>
+        <w:t xml:space="preserve">the </w:t>
+      </w:r>
+      <w:r>
+        <w:rPr>
+          <w:rFonts w:ascii="Consolas" w:hAnsi="Consolas"/>
+        </w:rPr>
+        <w:t>conversationalTestCases</w:t>
+      </w:r>
+      <w:r>
+        <w:t xml:space="preserve"> array (previously always empty) alongside </w:t>
+      </w:r>
+      <w:r>
+        <w:rPr>
+          <w:rFonts w:ascii="Consolas" w:hAnsi="Consolas"/>
+        </w:rPr>
+        <w:t>testCases</w:t>
+      </w:r>
+      <w:r>
+        <w:t>.</w:t>
+      </w:r>
+    </w:p>
+    <w:p>
+      <w:pPr>
+        <w:pStyle w:val="ListBullet"/>
+      </w:pPr>
+      <w:r>
+        <w:rPr>
+          <w:rFonts w:ascii="Consolas" w:hAnsi="Consolas"/>
+        </w:rPr>
+        <w:t>deepeval_excel_report.generate_deepeval_report_from_json()</w:t>
+      </w:r>
+      <w:r>
+        <w:t xml:space="preserve"> now also maps</w:t>
+      </w:r>
+    </w:p>
+    <w:p>
+      <w:r>
+        <w:rPr>
+          <w:rFonts w:ascii="Consolas" w:hAnsi="Consolas"/>
+        </w:rPr>
+        <w:t>conversationalTestCases</w:t>
+      </w:r>
+      <w:r>
+        <w:t xml:space="preserve"> into report rows (one row per session, using its first user</w:t>
+      </w:r>
+    </w:p>
+    <w:p>
+      <w:r>
+        <w:t>turn / last assistant turn as a stand-in question/answer).</w:t>
+      </w:r>
+    </w:p>
+    <w:p>
+      <w:pPr>
+        <w:pStyle w:val="ListBullet"/>
+      </w:pPr>
+      <w:r>
+        <w:t xml:space="preserve">Verified end-to-end with </w:t>
+      </w:r>
+      <w:r>
+        <w:rPr>
+          <w:rFonts w:ascii="Consolas" w:hAnsi="Consolas"/>
+        </w:rPr>
+        <w:t>--deterministic --conversational</w:t>
+      </w:r>
+      <w:r>
+        <w:t>: produced 3 sessions ×</w:t>
+      </w:r>
+    </w:p>
+    <w:p>
+      <w:r>
+        <w:t>6 turns, all 3 new metrics populated, visible in both the Excel Scorecard and the</w:t>
+      </w:r>
+    </w:p>
+    <w:p>
+      <w:r>
+        <w:t>dashboard's conversational case view (chat-bubble turn rendering already existed in</w:t>
+      </w:r>
+    </w:p>
+    <w:p>
+      <w:r>
+        <w:rPr>
+          <w:rFonts w:ascii="Consolas" w:hAnsi="Consolas"/>
+        </w:rPr>
+        <w:t>dashboard.html</w:t>
+      </w:r>
+      <w:r>
+        <w:t xml:space="preserve"> from the span-model upgrade — just needed real data to display).</w:t>
       </w:r>
     </w:p>
     <w:p>
